--- a/DocumentacaoHardwareCommerce.docx
+++ b/DocumentacaoHardwareCommerce.docx
@@ -356,33 +356,8 @@
                 <w:sz w:val="20"/>
                 <w:szCs w:val="20"/>
               </w:rPr>
-              <w:t xml:space="preserve">Aplicação Desktop CLI — Python 3.14 + </w:t>
-            </w:r>
-            <w:proofErr w:type="spellStart"/>
-            <w:r>
-              <w:rPr>
-                <w:sz w:val="20"/>
-                <w:szCs w:val="20"/>
-              </w:rPr>
-              <w:t>SQLAlchemy</w:t>
-            </w:r>
-            <w:proofErr w:type="spellEnd"/>
-            <w:r>
-              <w:rPr>
-                <w:sz w:val="20"/>
-                <w:szCs w:val="20"/>
-              </w:rPr>
-              <w:t xml:space="preserve"> 2.0 + </w:t>
-            </w:r>
-            <w:proofErr w:type="spellStart"/>
-            <w:r>
-              <w:rPr>
-                <w:sz w:val="20"/>
-                <w:szCs w:val="20"/>
-              </w:rPr>
-              <w:t>SQLite</w:t>
-            </w:r>
-            <w:proofErr w:type="spellEnd"/>
+              <w:t>Aplicação Desktop CLI — Python 3.14 + SQLAlchemy 2.0 + SQLite</w:t>
+            </w:r>
           </w:p>
         </w:tc>
       </w:tr>
@@ -1073,13 +1048,8 @@
         <w:spacing w:before="40" w:after="40"/>
       </w:pPr>
       <w:r>
-        <w:t xml:space="preserve">Persistência do carrinho por usuário no banco de dados </w:t>
+        <w:t>Persistência do carrinho por usuário no banco de dados SQLite</w:t>
       </w:r>
-      <w:proofErr w:type="spellStart"/>
-      <w:r>
-        <w:t>SQLite</w:t>
-      </w:r>
-      <w:proofErr w:type="spellEnd"/>
     </w:p>
     <w:p>
       <w:pPr>
@@ -1091,13 +1061,8 @@
         <w:spacing w:before="40" w:after="40"/>
       </w:pPr>
       <w:r>
-        <w:t xml:space="preserve">Painel de administração para gestão completa de produtos, preços e </w:t>
+        <w:t>Painel de administração para gestão completa de produtos, preços e admins</w:t>
       </w:r>
-      <w:proofErr w:type="spellStart"/>
-      <w:r>
-        <w:t>admins</w:t>
-      </w:r>
-      <w:proofErr w:type="spellEnd"/>
     </w:p>
     <w:p>
       <w:pPr>
@@ -1167,13 +1132,8 @@
         <w:spacing w:before="40" w:after="40"/>
       </w:pPr>
       <w:r>
-        <w:t xml:space="preserve">Notificações por e-mail ou </w:t>
+        <w:t>Notificações por e-mail ou push</w:t>
       </w:r>
-      <w:proofErr w:type="spellStart"/>
-      <w:r>
-        <w:t>push</w:t>
-      </w:r>
-      <w:proofErr w:type="spellEnd"/>
     </w:p>
     <w:p>
       <w:pPr>
@@ -1347,23 +1307,7 @@
                 <w:sz w:val="20"/>
                 <w:szCs w:val="20"/>
               </w:rPr>
-              <w:t xml:space="preserve">Command </w:t>
-            </w:r>
-            <w:proofErr w:type="spellStart"/>
-            <w:r>
-              <w:rPr>
-                <w:sz w:val="20"/>
-                <w:szCs w:val="20"/>
-              </w:rPr>
-              <w:t>Line</w:t>
-            </w:r>
-            <w:proofErr w:type="spellEnd"/>
-            <w:r>
-              <w:rPr>
-                <w:sz w:val="20"/>
-                <w:szCs w:val="20"/>
-              </w:rPr>
-              <w:t xml:space="preserve"> Interface — interface de interação texto-puro no terminal</w:t>
+              <w:t>Command Line Interface — interface de interação texto-puro no terminal</w:t>
             </w:r>
           </w:p>
         </w:tc>
@@ -1420,37 +1364,12 @@
             </w:tcMar>
           </w:tcPr>
           <w:p>
-            <w:proofErr w:type="spellStart"/>
-            <w:r>
-              <w:rPr>
-                <w:sz w:val="20"/>
-                <w:szCs w:val="20"/>
-              </w:rPr>
-              <w:t>Object-Relational</w:t>
-            </w:r>
-            <w:proofErr w:type="spellEnd"/>
-            <w:r>
-              <w:rPr>
-                <w:sz w:val="20"/>
-                <w:szCs w:val="20"/>
-              </w:rPr>
-              <w:t xml:space="preserve"> </w:t>
-            </w:r>
-            <w:proofErr w:type="spellStart"/>
-            <w:r>
-              <w:rPr>
-                <w:sz w:val="20"/>
-                <w:szCs w:val="20"/>
-              </w:rPr>
-              <w:t>Mapper</w:t>
-            </w:r>
-            <w:proofErr w:type="spellEnd"/>
-            <w:r>
-              <w:rPr>
-                <w:sz w:val="20"/>
-                <w:szCs w:val="20"/>
-              </w:rPr>
-              <w:t xml:space="preserve"> — abstração que mapeia classes Python a tabelas do banco de dados</w:t>
+            <w:r>
+              <w:rPr>
+                <w:sz w:val="20"/>
+                <w:szCs w:val="20"/>
+              </w:rPr>
+              <w:t>Object-Relational Mapper — abstração que mapeia classes Python a tabelas do banco de dados</w:t>
             </w:r>
           </w:p>
         </w:tc>
@@ -1480,7 +1399,6 @@
             </w:tcMar>
           </w:tcPr>
           <w:p>
-            <w:proofErr w:type="spellStart"/>
             <w:r>
               <w:rPr>
                 <w:sz w:val="20"/>
@@ -1488,7 +1406,6 @@
               </w:rPr>
               <w:t>SQLite</w:t>
             </w:r>
-            <w:proofErr w:type="spellEnd"/>
           </w:p>
         </w:tc>
         <w:tc>
@@ -1514,17 +1431,8 @@
                 <w:sz w:val="20"/>
                 <w:szCs w:val="20"/>
               </w:rPr>
-              <w:t>Banco de dados relacional embutido, sem servidor, armazenado em arquivo .</w:t>
-            </w:r>
-            <w:proofErr w:type="spellStart"/>
-            <w:r>
-              <w:rPr>
-                <w:sz w:val="20"/>
-                <w:szCs w:val="20"/>
-              </w:rPr>
-              <w:t>db</w:t>
-            </w:r>
-            <w:proofErr w:type="spellEnd"/>
+              <w:t>Banco de dados relacional embutido, sem servidor, armazenado em arquivo .db</w:t>
+            </w:r>
           </w:p>
         </w:tc>
       </w:tr>
@@ -1553,7 +1461,6 @@
             </w:tcMar>
           </w:tcPr>
           <w:p>
-            <w:proofErr w:type="spellStart"/>
             <w:r>
               <w:rPr>
                 <w:sz w:val="20"/>
@@ -1561,7 +1468,6 @@
               </w:rPr>
               <w:t>SQLAlchemy</w:t>
             </w:r>
-            <w:proofErr w:type="spellEnd"/>
           </w:p>
         </w:tc>
         <w:tc>
@@ -1617,22 +1523,13 @@
             </w:tcMar>
           </w:tcPr>
           <w:p>
-            <w:proofErr w:type="spellStart"/>
             <w:r>
               <w:rPr>
                 <w:sz w:val="20"/>
                 <w:szCs w:val="20"/>
               </w:rPr>
               <w:lastRenderedPageBreak/>
-              <w:t>Hash</w:t>
-            </w:r>
-            <w:proofErr w:type="spellEnd"/>
-            <w:r>
-              <w:rPr>
-                <w:sz w:val="20"/>
-                <w:szCs w:val="20"/>
-              </w:rPr>
-              <w:t xml:space="preserve"> de senha</w:t>
+              <w:t>Hash de senha</w:t>
             </w:r>
           </w:p>
         </w:tc>
@@ -1659,23 +1556,7 @@
                 <w:sz w:val="20"/>
                 <w:szCs w:val="20"/>
               </w:rPr>
-              <w:t>Transformação irreversível da senha para armazenamento seguro (</w:t>
-            </w:r>
-            <w:proofErr w:type="spellStart"/>
-            <w:r>
-              <w:rPr>
-                <w:sz w:val="20"/>
-                <w:szCs w:val="20"/>
-              </w:rPr>
-              <w:t>Werkzeug</w:t>
-            </w:r>
-            <w:proofErr w:type="spellEnd"/>
-            <w:r>
-              <w:rPr>
-                <w:sz w:val="20"/>
-                <w:szCs w:val="20"/>
-              </w:rPr>
-              <w:t>)</w:t>
+              <w:t>Transformação irreversível da senha para armazenamento seguro (Werkzeug)</w:t>
             </w:r>
           </w:p>
         </w:tc>
@@ -2076,15 +1957,7 @@
         <w:spacing w:before="40" w:after="40"/>
       </w:pPr>
       <w:r>
-        <w:t>Código-fonte: repositório Sistema-De-Loja (</w:t>
-      </w:r>
-      <w:proofErr w:type="spellStart"/>
-      <w:r>
-        <w:t>branch</w:t>
-      </w:r>
-      <w:proofErr w:type="spellEnd"/>
-      <w:r>
-        <w:t xml:space="preserve"> master)</w:t>
+        <w:t>Código-fonte: repositório Sistema-De-Loja (branch master)</w:t>
       </w:r>
     </w:p>
     <w:p>
@@ -2096,21 +1969,8 @@
         </w:numPr>
         <w:spacing w:before="40" w:after="40"/>
       </w:pPr>
-      <w:proofErr w:type="spellStart"/>
       <w:r>
-        <w:t>SQLAlchemy</w:t>
-      </w:r>
-      <w:proofErr w:type="spellEnd"/>
-      <w:r>
-        <w:t xml:space="preserve"> </w:t>
-      </w:r>
-      <w:proofErr w:type="spellStart"/>
-      <w:r>
-        <w:t>Documentation</w:t>
-      </w:r>
-      <w:proofErr w:type="spellEnd"/>
-      <w:r>
-        <w:t xml:space="preserve"> — https://docs.sqlalchemy.org</w:t>
+        <w:t>SQLAlchemy Documentation — https://docs.sqlalchemy.org</w:t>
       </w:r>
     </w:p>
     <w:p>
@@ -2785,23 +2645,7 @@
                 <w:sz w:val="20"/>
                 <w:szCs w:val="20"/>
               </w:rPr>
-              <w:t xml:space="preserve">Uma aplicação desktop CLI em Python com banco de dados </w:t>
-            </w:r>
-            <w:proofErr w:type="spellStart"/>
-            <w:r>
-              <w:rPr>
-                <w:sz w:val="20"/>
-                <w:szCs w:val="20"/>
-              </w:rPr>
-              <w:t>SQLite</w:t>
-            </w:r>
-            <w:proofErr w:type="spellEnd"/>
-            <w:r>
-              <w:rPr>
-                <w:sz w:val="20"/>
-                <w:szCs w:val="20"/>
-              </w:rPr>
-              <w:t xml:space="preserve"> embutido</w:t>
+              <w:t>Uma aplicação desktop CLI em Python com banco de dados SQLite embutido</w:t>
             </w:r>
           </w:p>
         </w:tc>
@@ -3766,23 +3610,7 @@
                 <w:sz w:val="20"/>
                 <w:szCs w:val="20"/>
               </w:rPr>
-              <w:t xml:space="preserve">Gerenciar produtos, preços, </w:t>
-            </w:r>
-            <w:proofErr w:type="spellStart"/>
-            <w:r>
-              <w:rPr>
-                <w:sz w:val="20"/>
-                <w:szCs w:val="20"/>
-              </w:rPr>
-              <w:t>admins</w:t>
-            </w:r>
-            <w:proofErr w:type="spellEnd"/>
-            <w:r>
-              <w:rPr>
-                <w:sz w:val="20"/>
-                <w:szCs w:val="20"/>
-              </w:rPr>
-              <w:t>, descontos e parcelamento</w:t>
+              <w:t>Gerenciar produtos, preços, admins, descontos e parcelamento</w:t>
             </w:r>
           </w:p>
         </w:tc>
@@ -4057,15 +3885,7 @@
         <w:spacing w:before="40" w:after="40"/>
       </w:pPr>
       <w:r>
-        <w:t xml:space="preserve">Suporte a Windows, Linux e </w:t>
-      </w:r>
-      <w:proofErr w:type="spellStart"/>
-      <w:r>
-        <w:t>macOS</w:t>
-      </w:r>
-      <w:proofErr w:type="spellEnd"/>
-      <w:r>
-        <w:t xml:space="preserve"> por meio do Python 3.14+.</w:t>
+        <w:t>Suporte a Windows, Linux e macOS por meio do Python 3.14+.</w:t>
       </w:r>
     </w:p>
     <w:p>
@@ -4091,23 +3911,7 @@
         <w:spacing w:before="40" w:after="40"/>
       </w:pPr>
       <w:r>
-        <w:t>Aplicação single-</w:t>
-      </w:r>
-      <w:proofErr w:type="spellStart"/>
-      <w:r>
-        <w:t>user</w:t>
-      </w:r>
-      <w:proofErr w:type="spellEnd"/>
-      <w:r>
-        <w:t>/single-</w:t>
-      </w:r>
-      <w:proofErr w:type="spellStart"/>
-      <w:r>
-        <w:t>session</w:t>
-      </w:r>
-      <w:proofErr w:type="spellEnd"/>
-      <w:r>
-        <w:t>; um usuário opera por vez.</w:t>
+        <w:t>Aplicação single-user/single-session; um usuário opera por vez.</w:t>
       </w:r>
     </w:p>
     <w:p>
@@ -4862,33 +4666,8 @@
                 <w:sz w:val="20"/>
                 <w:szCs w:val="20"/>
               </w:rPr>
-              <w:t xml:space="preserve">Persistência em </w:t>
-            </w:r>
-            <w:proofErr w:type="spellStart"/>
-            <w:r>
-              <w:rPr>
-                <w:sz w:val="20"/>
-                <w:szCs w:val="20"/>
-              </w:rPr>
-              <w:t>carrinho_itens</w:t>
-            </w:r>
-            <w:proofErr w:type="spellEnd"/>
-            <w:r>
-              <w:rPr>
-                <w:sz w:val="20"/>
-                <w:szCs w:val="20"/>
-              </w:rPr>
-              <w:t xml:space="preserve"> por </w:t>
-            </w:r>
-            <w:proofErr w:type="spellStart"/>
-            <w:r>
-              <w:rPr>
-                <w:sz w:val="20"/>
-                <w:szCs w:val="20"/>
-              </w:rPr>
-              <w:t>usuario_id</w:t>
-            </w:r>
-            <w:proofErr w:type="spellEnd"/>
+              <w:t>Persistência em carrinho_itens por usuario_id</w:t>
+            </w:r>
           </w:p>
         </w:tc>
       </w:tr>
@@ -5003,33 +4782,8 @@
                 <w:sz w:val="20"/>
                 <w:szCs w:val="20"/>
               </w:rPr>
-              <w:t xml:space="preserve">Painel admin protegido por </w:t>
-            </w:r>
-            <w:proofErr w:type="spellStart"/>
-            <w:r>
-              <w:rPr>
-                <w:sz w:val="20"/>
-                <w:szCs w:val="20"/>
-              </w:rPr>
-              <w:t>username</w:t>
-            </w:r>
-            <w:proofErr w:type="spellEnd"/>
-            <w:r>
-              <w:rPr>
-                <w:sz w:val="20"/>
-                <w:szCs w:val="20"/>
-              </w:rPr>
-              <w:t xml:space="preserve"> e senha </w:t>
-            </w:r>
-            <w:proofErr w:type="spellStart"/>
-            <w:r>
-              <w:rPr>
-                <w:sz w:val="20"/>
-                <w:szCs w:val="20"/>
-              </w:rPr>
-              <w:t>hasheada</w:t>
-            </w:r>
-            <w:proofErr w:type="spellEnd"/>
+              <w:t>Painel admin protegido por username e senha hasheada</w:t>
+            </w:r>
           </w:p>
         </w:tc>
       </w:tr>
@@ -5176,35 +4930,9 @@
         <w:spacing w:before="60" w:after="60"/>
       </w:pPr>
       <w:r>
-        <w:t xml:space="preserve">O Sistema de Loja é autossuficiente — não depende de sistemas externos, servidores ou internet. O banco de dados </w:t>
-      </w:r>
-      <w:proofErr w:type="spellStart"/>
-      <w:r>
-        <w:t>SQLite</w:t>
-      </w:r>
-      <w:proofErr w:type="spellEnd"/>
-      <w:r>
-        <w:t xml:space="preserve"> é criado automaticamente na primeira execução. A arquitetura segue o padrão em camadas: Apresentação (menu CLI) → Serviços (regras de negócio) → Domínio (classe Carrinho) </w:t>
-      </w:r>
-      <w:r>
+        <w:t xml:space="preserve">O Sistema de Loja é autossuficiente — não depende de sistemas externos, servidores ou internet. O banco de dados SQLite é criado automaticamente na primeira execução. A arquitetura segue o padrão em camadas: Apresentação (menu CLI) → Serviços (regras de negócio) → Domínio (classe Carrinho) </w:t>
         <w:lastRenderedPageBreak/>
-        <w:t>→ Dados (</w:t>
-      </w:r>
-      <w:proofErr w:type="spellStart"/>
-      <w:r>
-        <w:t>SQLAlchemy</w:t>
-      </w:r>
-      <w:proofErr w:type="spellEnd"/>
-      <w:r>
-        <w:t xml:space="preserve"> + </w:t>
-      </w:r>
-      <w:proofErr w:type="spellStart"/>
-      <w:r>
-        <w:t>SQLite</w:t>
-      </w:r>
-      <w:proofErr w:type="spellEnd"/>
-      <w:r>
-        <w:t>). Essa separação facilita manutenção e evolução futura para interfaces gráficas ou web.</w:t>
+        <w:t>→ Dados (SQLAlchemy + SQLite). Essa separação facilita manutenção e evolução futura para interfaces gráficas ou web.</w:t>
       </w:r>
     </w:p>
     <w:p>
@@ -5243,55 +4971,7 @@
         <w:spacing w:before="40" w:after="40"/>
       </w:pPr>
       <w:r>
-        <w:t xml:space="preserve">Dependências instaladas via </w:t>
-      </w:r>
-      <w:proofErr w:type="spellStart"/>
-      <w:r>
-        <w:t>pip</w:t>
-      </w:r>
-      <w:proofErr w:type="spellEnd"/>
-      <w:r>
-        <w:t xml:space="preserve">: </w:t>
-      </w:r>
-      <w:proofErr w:type="spellStart"/>
-      <w:r>
-        <w:t>SQLAlchemy</w:t>
-      </w:r>
-      <w:proofErr w:type="spellEnd"/>
-      <w:r>
-        <w:t xml:space="preserve">, </w:t>
-      </w:r>
-      <w:proofErr w:type="spellStart"/>
-      <w:r>
-        <w:t>Werkzeug</w:t>
-      </w:r>
-      <w:proofErr w:type="spellEnd"/>
-      <w:r>
-        <w:t xml:space="preserve">, </w:t>
-      </w:r>
-      <w:proofErr w:type="spellStart"/>
-      <w:r>
-        <w:t>CustomTkinter</w:t>
-      </w:r>
-      <w:proofErr w:type="spellEnd"/>
-      <w:r>
-        <w:t xml:space="preserve">, </w:t>
-      </w:r>
-      <w:proofErr w:type="spellStart"/>
-      <w:r>
-        <w:t>darkdetect</w:t>
-      </w:r>
-      <w:proofErr w:type="spellEnd"/>
-      <w:r>
-        <w:t xml:space="preserve">, </w:t>
-      </w:r>
-      <w:proofErr w:type="spellStart"/>
-      <w:r>
-        <w:t>packaging</w:t>
-      </w:r>
-      <w:proofErr w:type="spellEnd"/>
-      <w:r>
-        <w:t>.</w:t>
+        <w:t>Dependências instaladas via pip: SQLAlchemy, Werkzeug, CustomTkinter, darkdetect, packaging.</w:t>
       </w:r>
     </w:p>
     <w:p>
@@ -5304,23 +4984,7 @@
         <w:spacing w:before="40" w:after="40"/>
       </w:pPr>
       <w:r>
-        <w:t xml:space="preserve">Sistema de arquivos com permissão de escrita para criação do arquivo </w:t>
-      </w:r>
-      <w:proofErr w:type="spellStart"/>
-      <w:r>
-        <w:t>database.db</w:t>
-      </w:r>
-      <w:proofErr w:type="spellEnd"/>
-      <w:r>
-        <w:t xml:space="preserve"> e </w:t>
-      </w:r>
-      <w:proofErr w:type="spellStart"/>
-      <w:r>
-        <w:t>JSONs</w:t>
-      </w:r>
-      <w:proofErr w:type="spellEnd"/>
-      <w:r>
-        <w:t xml:space="preserve"> de configuração.</w:t>
+        <w:t>Sistema de arquivos com permissão de escrita para criação do arquivo database.db e JSONs de configuração.</w:t>
       </w:r>
     </w:p>
     <w:p>
@@ -5333,15 +4997,7 @@
         <w:spacing w:before="40" w:after="40"/>
       </w:pPr>
       <w:r>
-        <w:t>Ambiente single-</w:t>
-      </w:r>
-      <w:proofErr w:type="spellStart"/>
-      <w:r>
-        <w:t>user</w:t>
-      </w:r>
-      <w:proofErr w:type="spellEnd"/>
-      <w:r>
-        <w:t>; não projetado para uso simultâneo por múltiplos usuários.</w:t>
+        <w:t>Ambiente single-user; não projetado para uso simultâneo por múltiplos usuários.</w:t>
       </w:r>
     </w:p>
     <w:p>
@@ -5354,15 +5010,7 @@
         <w:spacing w:before="40" w:after="40"/>
       </w:pPr>
       <w:r>
-        <w:t>Admin padrão (</w:t>
-      </w:r>
-      <w:proofErr w:type="spellStart"/>
-      <w:r>
-        <w:t>username</w:t>
-      </w:r>
-      <w:proofErr w:type="spellEnd"/>
-      <w:r>
-        <w:t>: admin, senha: admin123) deve ter senha alterada na primeira utilização em produção.</w:t>
+        <w:t>Admin padrão (username: admin, senha: admin123) deve ter senha alterada na primeira utilização em produção.</w:t>
       </w:r>
     </w:p>
     <w:p>
@@ -5396,15 +5044,7 @@
         <w:spacing w:before="40" w:after="40"/>
       </w:pPr>
       <w:r>
-        <w:t>Interface gráfica desktop (</w:t>
-      </w:r>
-      <w:proofErr w:type="spellStart"/>
-      <w:r>
-        <w:t>CustomTkinter</w:t>
-      </w:r>
-      <w:proofErr w:type="spellEnd"/>
-      <w:r>
-        <w:t xml:space="preserve"> já presente como dependência)</w:t>
+        <w:t>Interface gráfica desktop (CustomTkinter já presente como dependência)</w:t>
       </w:r>
     </w:p>
     <w:p>
@@ -5417,21 +5057,8 @@
         <w:spacing w:before="40" w:after="40"/>
       </w:pPr>
       <w:r>
-        <w:t xml:space="preserve">Interface web com </w:t>
+        <w:t>Interface web com Flask ou FastAPI</w:t>
       </w:r>
-      <w:proofErr w:type="spellStart"/>
-      <w:r>
-        <w:t>Flask</w:t>
-      </w:r>
-      <w:proofErr w:type="spellEnd"/>
-      <w:r>
-        <w:t xml:space="preserve"> ou </w:t>
-      </w:r>
-      <w:proofErr w:type="spellStart"/>
-      <w:r>
-        <w:t>FastAPI</w:t>
-      </w:r>
-      <w:proofErr w:type="spellEnd"/>
     </w:p>
     <w:p>
       <w:pPr>
@@ -5443,23 +5070,7 @@
         <w:spacing w:before="40" w:after="40"/>
       </w:pPr>
       <w:r>
-        <w:t>Integração com gateway de pagamento real (</w:t>
-      </w:r>
-      <w:proofErr w:type="spellStart"/>
-      <w:r>
-        <w:t>Stripe</w:t>
-      </w:r>
-      <w:proofErr w:type="spellEnd"/>
-      <w:r>
-        <w:t xml:space="preserve">, </w:t>
-      </w:r>
-      <w:proofErr w:type="spellStart"/>
-      <w:r>
-        <w:t>MercadoPago</w:t>
-      </w:r>
-      <w:proofErr w:type="spellEnd"/>
-      <w:r>
-        <w:t>, PagSeguro)</w:t>
+        <w:t>Integração com gateway de pagamento real (Stripe, MercadoPago, PagSeguro)</w:t>
       </w:r>
     </w:p>
     <w:p>
@@ -5498,15 +5109,7 @@
         <w:spacing w:before="40" w:after="40"/>
       </w:pPr>
       <w:r>
-        <w:t xml:space="preserve">Suporte a PostgreSQL para cenários </w:t>
-      </w:r>
-      <w:proofErr w:type="spellStart"/>
-      <w:r>
-        <w:t>multi-usuário</w:t>
-      </w:r>
-      <w:proofErr w:type="spellEnd"/>
-      <w:r>
-        <w:t xml:space="preserve"> e alto volume</w:t>
+        <w:t>Suporte a PostgreSQL para cenários multi-usuário e alto volume</w:t>
       </w:r>
     </w:p>
     <w:p>
@@ -5689,23 +5292,7 @@
                 <w:sz w:val="20"/>
                 <w:szCs w:val="20"/>
               </w:rPr>
-              <w:t>Mantém catálogo com 8 categorias de hardware. Cada produto possui ID único (</w:t>
-            </w:r>
-            <w:proofErr w:type="spellStart"/>
-            <w:r>
-              <w:rPr>
-                <w:sz w:val="20"/>
-                <w:szCs w:val="20"/>
-              </w:rPr>
-              <w:t>float</w:t>
-            </w:r>
-            <w:proofErr w:type="spellEnd"/>
-            <w:r>
-              <w:rPr>
-                <w:sz w:val="20"/>
-                <w:szCs w:val="20"/>
-              </w:rPr>
-              <w:t xml:space="preserve"> gerado por categoria), nome, preço e estoque. Listagem ordenada por ID com todos os atributos.</w:t>
+              <w:t>Mantém catálogo com 8 categorias de hardware. Cada produto possui ID único (float gerado por categoria), nome, preço e estoque. Listagem ordenada por ID com todos os atributos.</w:t>
             </w:r>
           </w:p>
         </w:tc>
@@ -6001,23 +5588,7 @@
                 <w:sz w:val="20"/>
                 <w:szCs w:val="20"/>
               </w:rPr>
-              <w:t xml:space="preserve">Usuário adiciona produtos informando ID e quantidade. Sistema valida existência e estoque, decrementa imediatamente no banco. Exibe por item: </w:t>
-            </w:r>
-            <w:proofErr w:type="spellStart"/>
-            <w:r>
-              <w:rPr>
-                <w:sz w:val="20"/>
-                <w:szCs w:val="20"/>
-              </w:rPr>
-              <w:t>produto_id</w:t>
-            </w:r>
-            <w:proofErr w:type="spellEnd"/>
-            <w:r>
-              <w:rPr>
-                <w:sz w:val="20"/>
-                <w:szCs w:val="20"/>
-              </w:rPr>
-              <w:t>, categoria, quantidade, preço unitário e subtotal. Permite remoção parcial ou total com restauração de estoque.</w:t>
+              <w:t>Usuário adiciona produtos informando ID e quantidade. Sistema valida existência e estoque, decrementa imediatamente no banco. Exibe por item: produto_id, categoria, quantidade, preço unitário e subtotal. Permite remoção parcial ou total com restauração de estoque.</w:t>
             </w:r>
           </w:p>
         </w:tc>
@@ -6607,23 +6178,7 @@
                 <w:sz w:val="20"/>
                 <w:szCs w:val="20"/>
               </w:rPr>
-              <w:t xml:space="preserve">Calcula tabela de parcelas para Cartão de Crédito e Parcelado. Parâmetros configuráveis: máximo de parcelas (1–24), parcelas sem juros, tipo de taxa (juros/desconto) e taxa mensal. Persistido em </w:t>
-            </w:r>
-            <w:proofErr w:type="spellStart"/>
-            <w:r>
-              <w:rPr>
-                <w:sz w:val="20"/>
-                <w:szCs w:val="20"/>
-              </w:rPr>
-              <w:t>parcelas.json</w:t>
-            </w:r>
-            <w:proofErr w:type="spellEnd"/>
-            <w:r>
-              <w:rPr>
-                <w:sz w:val="20"/>
-                <w:szCs w:val="20"/>
-              </w:rPr>
-              <w:t>.</w:t>
+              <w:t>Calcula tabela de parcelas para Cartão de Crédito e Parcelado. Parâmetros configuráveis: máximo de parcelas (1–24), parcelas sem juros, tipo de taxa (juros/desconto) e taxa mensal. Persistido em parcelas.json.</w:t>
             </w:r>
           </w:p>
         </w:tc>
@@ -6918,39 +6473,7 @@
                 <w:sz w:val="20"/>
                 <w:szCs w:val="20"/>
               </w:rPr>
-              <w:t xml:space="preserve">Registro com nome, sobrenome, e-mail, CPF e senha. CPF validado (11 dígitos, sem repetição) e formatado (XXX.XXX.XXX-XX). Senhas armazenadas como </w:t>
-            </w:r>
-            <w:proofErr w:type="spellStart"/>
-            <w:r>
-              <w:rPr>
-                <w:sz w:val="20"/>
-                <w:szCs w:val="20"/>
-              </w:rPr>
-              <w:t>hash</w:t>
-            </w:r>
-            <w:proofErr w:type="spellEnd"/>
-            <w:r>
-              <w:rPr>
-                <w:sz w:val="20"/>
-                <w:szCs w:val="20"/>
-              </w:rPr>
-              <w:t xml:space="preserve"> </w:t>
-            </w:r>
-            <w:proofErr w:type="spellStart"/>
-            <w:r>
-              <w:rPr>
-                <w:sz w:val="20"/>
-                <w:szCs w:val="20"/>
-              </w:rPr>
-              <w:t>Werkzeug</w:t>
-            </w:r>
-            <w:proofErr w:type="spellEnd"/>
-            <w:r>
-              <w:rPr>
-                <w:sz w:val="20"/>
-                <w:szCs w:val="20"/>
-              </w:rPr>
-              <w:t>. E-mail e CPF únicos.</w:t>
+              <w:t>Registro com nome, sobrenome, e-mail, CPF e senha. CPF validado (11 dígitos, sem repetição) e formatado (XXX.XXX.XXX-XX). Senhas armazenadas como hash Werkzeug. E-mail e CPF únicos.</w:t>
             </w:r>
           </w:p>
         </w:tc>
@@ -7246,55 +6769,7 @@
                 <w:sz w:val="20"/>
                 <w:szCs w:val="20"/>
               </w:rPr>
-              <w:t xml:space="preserve">Para usuários autenticados, carrinho salvo em </w:t>
-            </w:r>
-            <w:proofErr w:type="spellStart"/>
-            <w:r>
-              <w:rPr>
-                <w:sz w:val="20"/>
-                <w:szCs w:val="20"/>
-              </w:rPr>
-              <w:t>carrinho_itens</w:t>
-            </w:r>
-            <w:proofErr w:type="spellEnd"/>
-            <w:r>
-              <w:rPr>
-                <w:sz w:val="20"/>
-                <w:szCs w:val="20"/>
-              </w:rPr>
-              <w:t xml:space="preserve"> (</w:t>
-            </w:r>
-            <w:proofErr w:type="spellStart"/>
-            <w:r>
-              <w:rPr>
-                <w:sz w:val="20"/>
-                <w:szCs w:val="20"/>
-              </w:rPr>
-              <w:t>usuario_id</w:t>
-            </w:r>
-            <w:proofErr w:type="spellEnd"/>
-            <w:r>
-              <w:rPr>
-                <w:sz w:val="20"/>
-                <w:szCs w:val="20"/>
-              </w:rPr>
-              <w:t xml:space="preserve">, </w:t>
-            </w:r>
-            <w:proofErr w:type="spellStart"/>
-            <w:r>
-              <w:rPr>
-                <w:sz w:val="20"/>
-                <w:szCs w:val="20"/>
-              </w:rPr>
-              <w:t>produto_id</w:t>
-            </w:r>
-            <w:proofErr w:type="spellEnd"/>
-            <w:r>
-              <w:rPr>
-                <w:sz w:val="20"/>
-                <w:szCs w:val="20"/>
-              </w:rPr>
-              <w:t>, quantidade, preço, categoria). Ao fazer login, itens são recuperados automaticamente. Ao pagar, carrinho é limpo.</w:t>
+              <w:t>Para usuários autenticados, carrinho salvo em carrinho_itens (usuario_id, produto_id, quantidade, preço, categoria). Ao fazer login, itens são recuperados automaticamente. Ao pagar, carrinho é limpo.</w:t>
             </w:r>
           </w:p>
         </w:tc>
@@ -7589,55 +7064,7 @@
                 <w:sz w:val="20"/>
                 <w:szCs w:val="20"/>
               </w:rPr>
-              <w:t>Acesso via login (</w:t>
-            </w:r>
-            <w:proofErr w:type="spellStart"/>
-            <w:r>
-              <w:rPr>
-                <w:sz w:val="20"/>
-                <w:szCs w:val="20"/>
-              </w:rPr>
-              <w:t>username</w:t>
-            </w:r>
-            <w:proofErr w:type="spellEnd"/>
-            <w:r>
-              <w:rPr>
-                <w:sz w:val="20"/>
-                <w:szCs w:val="20"/>
-              </w:rPr>
-              <w:t xml:space="preserve"> + senha </w:t>
-            </w:r>
-            <w:proofErr w:type="spellStart"/>
-            <w:r>
-              <w:rPr>
-                <w:sz w:val="20"/>
-                <w:szCs w:val="20"/>
-              </w:rPr>
-              <w:t>hash</w:t>
-            </w:r>
-            <w:proofErr w:type="spellEnd"/>
-            <w:r>
-              <w:rPr>
-                <w:sz w:val="20"/>
-                <w:szCs w:val="20"/>
-              </w:rPr>
-              <w:t xml:space="preserve">). Funcionalidades: cadastrar produto, remover produto, alterar preço, criar novo admin, listar </w:t>
-            </w:r>
-            <w:proofErr w:type="spellStart"/>
-            <w:r>
-              <w:rPr>
-                <w:sz w:val="20"/>
-                <w:szCs w:val="20"/>
-              </w:rPr>
-              <w:t>admins</w:t>
-            </w:r>
-            <w:proofErr w:type="spellEnd"/>
-            <w:r>
-              <w:rPr>
-                <w:sz w:val="20"/>
-                <w:szCs w:val="20"/>
-              </w:rPr>
-              <w:t>, configurar descontos por método, configurar parcelamento. Todas as alterações são persistidas imediatamente.</w:t>
+              <w:t>Acesso via login (username + senha hash). Funcionalidades: cadastrar produto, remover produto, alterar preço, criar novo admin, listar admins, configurar descontos por método, configurar parcelamento. Todas as alterações são persistidas imediatamente.</w:t>
             </w:r>
           </w:p>
         </w:tc>
@@ -7932,23 +7359,7 @@
                 <w:sz w:val="20"/>
                 <w:szCs w:val="20"/>
               </w:rPr>
-              <w:t xml:space="preserve">Administradores configuram desconto individual por método (0%–100%). Validação impede valores fora do intervalo. Persistido em </w:t>
-            </w:r>
-            <w:proofErr w:type="spellStart"/>
-            <w:r>
-              <w:rPr>
-                <w:sz w:val="20"/>
-                <w:szCs w:val="20"/>
-              </w:rPr>
-              <w:t>descontos.json</w:t>
-            </w:r>
-            <w:proofErr w:type="spellEnd"/>
-            <w:r>
-              <w:rPr>
-                <w:sz w:val="20"/>
-                <w:szCs w:val="20"/>
-              </w:rPr>
-              <w:t>; carregado automaticamente na inicialização.</w:t>
+              <w:t>Administradores configuram desconto individual por método (0%–100%). Validação impede valores fora do intervalo. Persistido em descontos.json; carregado automaticamente na inicialização.</w:t>
             </w:r>
           </w:p>
         </w:tc>
@@ -8115,15 +7526,7 @@
         <w:spacing w:before="40" w:after="40"/>
       </w:pPr>
       <w:r>
-        <w:t>Sistema single-</w:t>
-      </w:r>
-      <w:proofErr w:type="spellStart"/>
-      <w:r>
-        <w:t>user</w:t>
-      </w:r>
-      <w:proofErr w:type="spellEnd"/>
-      <w:r>
-        <w:t>: não projetado para acesso simultâneo.</w:t>
+        <w:t>Sistema single-user: não projetado para acesso simultâneo.</w:t>
       </w:r>
     </w:p>
     <w:p>
@@ -8148,13 +7551,8 @@
         </w:numPr>
         <w:spacing w:before="40" w:after="40"/>
       </w:pPr>
-      <w:proofErr w:type="spellStart"/>
       <w:r>
-        <w:t>SQLite</w:t>
-      </w:r>
-      <w:proofErr w:type="spellEnd"/>
-      <w:r>
-        <w:t>: adequado para baixo volume; alto volume requer migração para PostgreSQL ou MySQL.</w:t>
+        <w:t>SQLite: adequado para baixo volume; alto volume requer migração para PostgreSQL ou MySQL.</w:t>
       </w:r>
     </w:p>
     <w:p>
@@ -8205,48 +7603,9 @@
         </w:numPr>
         <w:spacing w:before="40" w:after="40"/>
       </w:pPr>
-      <w:proofErr w:type="spellStart"/>
       <w:r>
         <w:lastRenderedPageBreak/>
-        <w:t>SQLAlchemy</w:t>
-      </w:r>
-      <w:proofErr w:type="spellEnd"/>
-      <w:r>
-        <w:t xml:space="preserve"> 2.x; API de sessão incompatível com </w:t>
-      </w:r>
-      <w:proofErr w:type="spellStart"/>
-      <w:r>
-        <w:t>SQLAlchemy</w:t>
-      </w:r>
-      <w:proofErr w:type="spellEnd"/>
-      <w:r>
-        <w:t xml:space="preserve"> 1.x.</w:t>
-      </w:r>
-    </w:p>
-    <w:p>
-      <w:pPr>
-        <w:pStyle w:val="PargrafodaLista"/>
-        <w:numPr>
-          <w:ilvl w:val="0"/>
-          <w:numId w:val="2"/>
-        </w:numPr>
-        <w:spacing w:before="40" w:after="40"/>
-      </w:pPr>
-      <w:proofErr w:type="spellStart"/>
-      <w:r>
-        <w:t>IDs</w:t>
-      </w:r>
-      <w:proofErr w:type="spellEnd"/>
-      <w:r>
-        <w:t xml:space="preserve"> de produtos são </w:t>
-      </w:r>
-      <w:proofErr w:type="spellStart"/>
-      <w:r>
-        <w:t>Float</w:t>
-      </w:r>
-      <w:proofErr w:type="spellEnd"/>
-      <w:r>
-        <w:t xml:space="preserve"> gerados por lógica incremental por categoria.</w:t>
+        <w:t>SQLAlchemy 2.x; API de sessão incompatível com SQLAlchemy 1.x.</w:t>
       </w:r>
     </w:p>
     <w:p>
@@ -8259,15 +7618,20 @@
         <w:spacing w:before="40" w:after="40"/>
       </w:pPr>
       <w:r>
-        <w:t xml:space="preserve">Senhas armazenadas apenas como </w:t>
+        <w:t>IDs de produtos são Float gerados por lógica incremental por categoria.</w:t>
       </w:r>
-      <w:proofErr w:type="spellStart"/>
+    </w:p>
+    <w:p>
+      <w:pPr>
+        <w:pStyle w:val="PargrafodaLista"/>
+        <w:numPr>
+          <w:ilvl w:val="0"/>
+          <w:numId w:val="2"/>
+        </w:numPr>
+        <w:spacing w:before="40" w:after="40"/>
+      </w:pPr>
       <w:r>
-        <w:t>hash</w:t>
-      </w:r>
-      <w:proofErr w:type="spellEnd"/>
-      <w:r>
-        <w:t>; sem texto puro em nenhuma circunstância.</w:t>
+        <w:t>Senhas armazenadas apenas como hash; sem texto puro em nenhuma circunstância.</w:t>
       </w:r>
     </w:p>
     <w:p>
@@ -8539,39 +7903,7 @@
                 <w:sz w:val="20"/>
                 <w:szCs w:val="20"/>
               </w:rPr>
-              <w:t xml:space="preserve">Todas as operações de BD usam </w:t>
-            </w:r>
-            <w:proofErr w:type="spellStart"/>
-            <w:r>
-              <w:rPr>
-                <w:sz w:val="20"/>
-                <w:szCs w:val="20"/>
-              </w:rPr>
-              <w:t>try</w:t>
-            </w:r>
-            <w:proofErr w:type="spellEnd"/>
-            <w:r>
-              <w:rPr>
-                <w:sz w:val="20"/>
-                <w:szCs w:val="20"/>
-              </w:rPr>
-              <w:t>/</w:t>
-            </w:r>
-            <w:proofErr w:type="spellStart"/>
-            <w:r>
-              <w:rPr>
-                <w:sz w:val="20"/>
-                <w:szCs w:val="20"/>
-              </w:rPr>
-              <w:t>finally</w:t>
-            </w:r>
-            <w:proofErr w:type="spellEnd"/>
-            <w:r>
-              <w:rPr>
-                <w:sz w:val="20"/>
-                <w:szCs w:val="20"/>
-              </w:rPr>
-              <w:t>; entradas validadas antes de qualquer processamento</w:t>
+              <w:t>Todas as operações de BD usam try/finally; entradas validadas antes de qualquer processamento</w:t>
             </w:r>
           </w:p>
         </w:tc>
@@ -8660,23 +7992,7 @@
                 <w:sz w:val="20"/>
                 <w:szCs w:val="20"/>
               </w:rPr>
-              <w:t xml:space="preserve">Senhas </w:t>
-            </w:r>
-            <w:proofErr w:type="spellStart"/>
-            <w:r>
-              <w:rPr>
-                <w:sz w:val="20"/>
-                <w:szCs w:val="20"/>
-              </w:rPr>
-              <w:t>hasheadas</w:t>
-            </w:r>
-            <w:proofErr w:type="spellEnd"/>
-            <w:r>
-              <w:rPr>
-                <w:sz w:val="20"/>
-                <w:szCs w:val="20"/>
-              </w:rPr>
-              <w:t xml:space="preserve"> (PBKDF2-SHA256); autenticação obrigatória para ações administrativas; sistema offline</w:t>
+              <w:t>Senhas hasheadas (PBKDF2-SHA256); autenticação obrigatória para ações administrativas; sistema offline</w:t>
             </w:r>
           </w:p>
         </w:tc>
@@ -8854,39 +8170,7 @@
                 <w:sz w:val="20"/>
                 <w:szCs w:val="20"/>
               </w:rPr>
-              <w:t xml:space="preserve">Compatível com Windows, Linux e </w:t>
-            </w:r>
-            <w:proofErr w:type="spellStart"/>
-            <w:r>
-              <w:rPr>
-                <w:sz w:val="20"/>
-                <w:szCs w:val="20"/>
-              </w:rPr>
-              <w:t>macOS</w:t>
-            </w:r>
-            <w:proofErr w:type="spellEnd"/>
-            <w:r>
-              <w:rPr>
-                <w:sz w:val="20"/>
-                <w:szCs w:val="20"/>
-              </w:rPr>
-              <w:t xml:space="preserve">; </w:t>
-            </w:r>
-            <w:proofErr w:type="spellStart"/>
-            <w:r>
-              <w:rPr>
-                <w:sz w:val="20"/>
-                <w:szCs w:val="20"/>
-              </w:rPr>
-              <w:t>SQLite</w:t>
-            </w:r>
-            <w:proofErr w:type="spellEnd"/>
-            <w:r>
-              <w:rPr>
-                <w:sz w:val="20"/>
-                <w:szCs w:val="20"/>
-              </w:rPr>
-              <w:t xml:space="preserve"> embutido; sem dependências de hardware específico</w:t>
+              <w:t>Compatível com Windows, Linux e macOS; SQLite embutido; sem dependências de hardware específico</w:t>
             </w:r>
           </w:p>
         </w:tc>
@@ -10374,23 +9658,7 @@
         <w:spacing w:before="60" w:after="60"/>
       </w:pPr>
       <w:r>
-        <w:t xml:space="preserve">O sistema integra catálogo de produtos, carrinho de compras, processamento de pagamentos, gestão de usuários e painel administrativo em uma aplicação Python desktop CLI com persistência em banco de dados </w:t>
-      </w:r>
-      <w:proofErr w:type="spellStart"/>
-      <w:r>
-        <w:t>SQLite</w:t>
-      </w:r>
-      <w:proofErr w:type="spellEnd"/>
-      <w:r>
-        <w:t xml:space="preserve"> via </w:t>
-      </w:r>
-      <w:proofErr w:type="spellStart"/>
-      <w:r>
-        <w:t>SQLAlchemy</w:t>
-      </w:r>
-      <w:proofErr w:type="spellEnd"/>
-      <w:r>
-        <w:t xml:space="preserve"> ORM.</w:t>
+        <w:t>O sistema integra catálogo de produtos, carrinho de compras, processamento de pagamentos, gestão de usuários e painel administrativo em uma aplicação Python desktop CLI com persistência em banco de dados SQLite via SQLAlchemy ORM.</w:t>
       </w:r>
     </w:p>
     <w:p>
@@ -11225,21 +10493,12 @@
             </w:tcMar>
           </w:tcPr>
           <w:p>
-            <w:proofErr w:type="spellStart"/>
-            <w:r>
-              <w:rPr>
-                <w:sz w:val="20"/>
-                <w:szCs w:val="20"/>
-              </w:rPr>
-              <w:t>Water</w:t>
-            </w:r>
-            <w:proofErr w:type="spellEnd"/>
-            <w:r>
-              <w:rPr>
-                <w:sz w:val="20"/>
-                <w:szCs w:val="20"/>
-              </w:rPr>
-              <w:t xml:space="preserve"> Cooler ABC</w:t>
+            <w:r>
+              <w:rPr>
+                <w:sz w:val="20"/>
+                <w:szCs w:val="20"/>
+              </w:rPr>
+              <w:t>Water Cooler ABC</w:t>
             </w:r>
           </w:p>
         </w:tc>
@@ -11315,21 +10574,12 @@
             </w:tcMar>
           </w:tcPr>
           <w:p>
-            <w:proofErr w:type="spellStart"/>
-            <w:r>
-              <w:rPr>
-                <w:sz w:val="20"/>
-                <w:szCs w:val="20"/>
-              </w:rPr>
-              <w:t>Water</w:t>
-            </w:r>
-            <w:proofErr w:type="spellEnd"/>
-            <w:r>
-              <w:rPr>
-                <w:sz w:val="20"/>
-                <w:szCs w:val="20"/>
-              </w:rPr>
-              <w:t xml:space="preserve"> Coolers</w:t>
+            <w:r>
+              <w:rPr>
+                <w:sz w:val="20"/>
+                <w:szCs w:val="20"/>
+              </w:rPr>
+              <w:t>Water Coolers</w:t>
             </w:r>
           </w:p>
         </w:tc>
@@ -11787,23 +11037,7 @@
         <w:spacing w:before="40" w:after="40"/>
       </w:pPr>
       <w:r>
-        <w:t xml:space="preserve">Segurança: Senhas armazenadas como </w:t>
-      </w:r>
-      <w:proofErr w:type="spellStart"/>
-      <w:r>
-        <w:t>hash</w:t>
-      </w:r>
-      <w:proofErr w:type="spellEnd"/>
-      <w:r>
-        <w:t xml:space="preserve"> </w:t>
-      </w:r>
-      <w:proofErr w:type="spellStart"/>
-      <w:r>
-        <w:t>Werkzeug</w:t>
-      </w:r>
-      <w:proofErr w:type="spellEnd"/>
-      <w:r>
-        <w:t xml:space="preserve"> (PBKDF2-SHA256). Nenhuma senha salva em texto puro.</w:t>
+        <w:t>Segurança: Senhas armazenadas como hash Werkzeug (PBKDF2-SHA256). Nenhuma senha salva em texto puro.</w:t>
       </w:r>
     </w:p>
     <w:p>
@@ -11816,23 +11050,7 @@
         <w:spacing w:before="40" w:after="40"/>
       </w:pPr>
       <w:r>
-        <w:t xml:space="preserve">Persistência: Banco </w:t>
-      </w:r>
-      <w:proofErr w:type="spellStart"/>
-      <w:r>
-        <w:t>SQLite</w:t>
-      </w:r>
-      <w:proofErr w:type="spellEnd"/>
-      <w:r>
-        <w:t xml:space="preserve"> gerenciado via </w:t>
-      </w:r>
-      <w:proofErr w:type="spellStart"/>
-      <w:r>
-        <w:t>SQLAlchemy</w:t>
-      </w:r>
-      <w:proofErr w:type="spellEnd"/>
-      <w:r>
-        <w:t>. Operações transacionais; sessões fechadas corretamente após uso.</w:t>
+        <w:t>Persistência: Banco SQLite gerenciado via SQLAlchemy. Operações transacionais; sessões fechadas corretamente após uso.</w:t>
       </w:r>
     </w:p>
     <w:p>
@@ -11845,23 +11063,7 @@
         <w:spacing w:before="40" w:after="40"/>
       </w:pPr>
       <w:r>
-        <w:t xml:space="preserve">Integridade: Validação de CPF, e-mails únicos, </w:t>
-      </w:r>
-      <w:proofErr w:type="spellStart"/>
-      <w:r>
-        <w:t>usernames</w:t>
-      </w:r>
-      <w:proofErr w:type="spellEnd"/>
-      <w:r>
-        <w:t xml:space="preserve"> únicos e </w:t>
-      </w:r>
-      <w:proofErr w:type="spellStart"/>
-      <w:r>
-        <w:t>IDs</w:t>
-      </w:r>
-      <w:proofErr w:type="spellEnd"/>
-      <w:r>
-        <w:t xml:space="preserve"> de produto únicos.</w:t>
+        <w:t>Integridade: Validação de CPF, e-mails únicos, usernames únicos e IDs de produto únicos.</w:t>
       </w:r>
     </w:p>
     <w:p>
@@ -11874,23 +11076,7 @@
         <w:spacing w:before="40" w:after="40"/>
       </w:pPr>
       <w:r>
-        <w:t xml:space="preserve">Portabilidade: Multiplataforma (Windows, Linux, </w:t>
-      </w:r>
-      <w:proofErr w:type="spellStart"/>
-      <w:r>
-        <w:t>macOS</w:t>
-      </w:r>
-      <w:proofErr w:type="spellEnd"/>
-      <w:r>
-        <w:t xml:space="preserve">) por depender apenas de Python e </w:t>
-      </w:r>
-      <w:proofErr w:type="spellStart"/>
-      <w:r>
-        <w:t>SQLite</w:t>
-      </w:r>
-      <w:proofErr w:type="spellEnd"/>
-      <w:r>
-        <w:t>.</w:t>
+        <w:t>Portabilidade: Multiplataforma (Windows, Linux, macOS) por depender apenas de Python e SQLite.</w:t>
       </w:r>
     </w:p>
     <w:p>
@@ -11903,23 +11089,7 @@
         <w:spacing w:before="40" w:after="40"/>
       </w:pPr>
       <w:r>
-        <w:t>Validação de entradas: Todas as entradas numéricas validadas antes do processamento (</w:t>
-      </w:r>
-      <w:proofErr w:type="spellStart"/>
-      <w:r>
-        <w:t>safe_int_input</w:t>
-      </w:r>
-      <w:proofErr w:type="spellEnd"/>
-      <w:r>
-        <w:t xml:space="preserve">, </w:t>
-      </w:r>
-      <w:proofErr w:type="spellStart"/>
-      <w:r>
-        <w:t>safe_float_input</w:t>
-      </w:r>
-      <w:proofErr w:type="spellEnd"/>
-      <w:r>
-        <w:t>).</w:t>
+        <w:t>Validação de entradas: Todas as entradas numéricas validadas antes do processamento (safe_int_input, safe_float_input).</w:t>
       </w:r>
     </w:p>
     <w:p>
@@ -11988,47 +11158,7 @@
         <w:spacing w:before="40" w:after="40"/>
       </w:pPr>
       <w:r>
-        <w:t>Serviços: Módulos de regras de negócio (</w:t>
-      </w:r>
-      <w:proofErr w:type="spellStart"/>
-      <w:r>
-        <w:t>produto_service</w:t>
-      </w:r>
-      <w:proofErr w:type="spellEnd"/>
-      <w:r>
-        <w:t xml:space="preserve">, </w:t>
-      </w:r>
-      <w:proofErr w:type="spellStart"/>
-      <w:r>
-        <w:t>carrinho_service</w:t>
-      </w:r>
-      <w:proofErr w:type="spellEnd"/>
-      <w:r>
-        <w:t xml:space="preserve">, </w:t>
-      </w:r>
-      <w:proofErr w:type="spellStart"/>
-      <w:r>
-        <w:t>admin_service</w:t>
-      </w:r>
-      <w:proofErr w:type="spellEnd"/>
-      <w:r>
-        <w:t xml:space="preserve">, </w:t>
-      </w:r>
-      <w:proofErr w:type="spellStart"/>
-      <w:r>
-        <w:t>usuario_service</w:t>
-      </w:r>
-      <w:proofErr w:type="spellEnd"/>
-      <w:r>
-        <w:t xml:space="preserve">, </w:t>
-      </w:r>
-      <w:proofErr w:type="spellStart"/>
-      <w:r>
-        <w:t>pagamento_service</w:t>
-      </w:r>
-      <w:proofErr w:type="spellEnd"/>
-      <w:r>
-        <w:t>).</w:t>
+        <w:t>Serviços: Módulos de regras de negócio (produto_service, carrinho_service, admin_service, usuario_service, pagamento_service).</w:t>
       </w:r>
     </w:p>
     <w:p>
@@ -12054,39 +11184,7 @@
         <w:spacing w:before="40" w:after="40"/>
       </w:pPr>
       <w:r>
-        <w:t xml:space="preserve">Dados: Modelos </w:t>
-      </w:r>
-      <w:proofErr w:type="spellStart"/>
-      <w:r>
-        <w:t>SQLAlchemy</w:t>
-      </w:r>
-      <w:proofErr w:type="spellEnd"/>
-      <w:r>
-        <w:t xml:space="preserve"> (app/</w:t>
-      </w:r>
-      <w:proofErr w:type="spellStart"/>
-      <w:r>
-        <w:t>database</w:t>
-      </w:r>
-      <w:proofErr w:type="spellEnd"/>
-      <w:r>
-        <w:t>/models.py) e conexão (app/</w:t>
-      </w:r>
-      <w:proofErr w:type="spellStart"/>
-      <w:r>
-        <w:t>database</w:t>
-      </w:r>
-      <w:proofErr w:type="spellEnd"/>
-      <w:r>
-        <w:t xml:space="preserve">/connection.py) — persistência em </w:t>
-      </w:r>
-      <w:proofErr w:type="spellStart"/>
-      <w:r>
-        <w:t>SQLite</w:t>
-      </w:r>
-      <w:proofErr w:type="spellEnd"/>
-      <w:r>
-        <w:t>.</w:t>
+        <w:t>Dados: Modelos SQLAlchemy (app/database/models.py) e conexão (app/database/connection.py) — persistência em SQLite.</w:t>
       </w:r>
     </w:p>
     <w:p>
@@ -12364,33 +11462,8 @@
                 <w:sz w:val="20"/>
                 <w:szCs w:val="20"/>
               </w:rPr>
-              <w:t xml:space="preserve">Modelos ORM: Categoria, Produto, Admin, </w:t>
-            </w:r>
-            <w:proofErr w:type="spellStart"/>
-            <w:r>
-              <w:rPr>
-                <w:sz w:val="20"/>
-                <w:szCs w:val="20"/>
-              </w:rPr>
-              <w:t>Usuario</w:t>
-            </w:r>
-            <w:proofErr w:type="spellEnd"/>
-            <w:r>
-              <w:rPr>
-                <w:sz w:val="20"/>
-                <w:szCs w:val="20"/>
-              </w:rPr>
-              <w:t xml:space="preserve">, </w:t>
-            </w:r>
-            <w:proofErr w:type="spellStart"/>
-            <w:r>
-              <w:rPr>
-                <w:sz w:val="20"/>
-                <w:szCs w:val="20"/>
-              </w:rPr>
-              <w:t>CarrinhoItem</w:t>
-            </w:r>
-            <w:proofErr w:type="spellEnd"/>
+              <w:t>Modelos ORM: Categoria, Produto, Admin, Usuario, CarrinhoItem</w:t>
+            </w:r>
           </w:p>
         </w:tc>
       </w:tr>
@@ -12451,49 +11524,8 @@
                 <w:sz w:val="20"/>
                 <w:szCs w:val="20"/>
               </w:rPr>
-              <w:t xml:space="preserve">Configuração do </w:t>
-            </w:r>
-            <w:proofErr w:type="spellStart"/>
-            <w:r>
-              <w:rPr>
-                <w:sz w:val="20"/>
-                <w:szCs w:val="20"/>
-              </w:rPr>
-              <w:t>engine</w:t>
-            </w:r>
-            <w:proofErr w:type="spellEnd"/>
-            <w:r>
-              <w:rPr>
-                <w:sz w:val="20"/>
-                <w:szCs w:val="20"/>
-              </w:rPr>
-              <w:t xml:space="preserve"> </w:t>
-            </w:r>
-            <w:proofErr w:type="spellStart"/>
-            <w:r>
-              <w:rPr>
-                <w:sz w:val="20"/>
-                <w:szCs w:val="20"/>
-              </w:rPr>
-              <w:t>SQLAlchemy</w:t>
-            </w:r>
-            <w:proofErr w:type="spellEnd"/>
-            <w:r>
-              <w:rPr>
-                <w:sz w:val="20"/>
-                <w:szCs w:val="20"/>
-              </w:rPr>
-              <w:t xml:space="preserve"> e </w:t>
-            </w:r>
-            <w:proofErr w:type="spellStart"/>
-            <w:r>
-              <w:rPr>
-                <w:sz w:val="20"/>
-                <w:szCs w:val="20"/>
-              </w:rPr>
-              <w:t>SessionLocal</w:t>
-            </w:r>
-            <w:proofErr w:type="spellEnd"/>
+              <w:t>Configuração do engine SQLAlchemy e SessionLocal</w:t>
+            </w:r>
           </w:p>
         </w:tc>
       </w:tr>
@@ -13055,7 +12087,6 @@
             </w:tcMar>
           </w:tcPr>
           <w:p>
-            <w:proofErr w:type="spellStart"/>
             <w:r>
               <w:rPr>
                 <w:sz w:val="20"/>
@@ -13063,7 +12094,6 @@
               </w:rPr>
               <w:t>SQLAlchemy</w:t>
             </w:r>
-            <w:proofErr w:type="spellEnd"/>
           </w:p>
         </w:tc>
         <w:tc>
@@ -13146,7 +12176,6 @@
             </w:tcMar>
           </w:tcPr>
           <w:p>
-            <w:proofErr w:type="spellStart"/>
             <w:r>
               <w:rPr>
                 <w:sz w:val="20"/>
@@ -13154,7 +12183,6 @@
               </w:rPr>
               <w:t>SQLite</w:t>
             </w:r>
-            <w:proofErr w:type="spellEnd"/>
           </w:p>
         </w:tc>
         <w:tc>
@@ -13207,23 +12235,7 @@
                 <w:sz w:val="20"/>
                 <w:szCs w:val="20"/>
               </w:rPr>
-              <w:t xml:space="preserve">Banco de dados local (arquivo </w:t>
-            </w:r>
-            <w:proofErr w:type="spellStart"/>
-            <w:r>
-              <w:rPr>
-                <w:sz w:val="20"/>
-                <w:szCs w:val="20"/>
-              </w:rPr>
-              <w:t>database.db</w:t>
-            </w:r>
-            <w:proofErr w:type="spellEnd"/>
-            <w:r>
-              <w:rPr>
-                <w:sz w:val="20"/>
-                <w:szCs w:val="20"/>
-              </w:rPr>
-              <w:t>)</w:t>
+              <w:t>Banco de dados local (arquivo database.db)</w:t>
             </w:r>
           </w:p>
         </w:tc>
@@ -13253,7 +12265,6 @@
             </w:tcMar>
           </w:tcPr>
           <w:p>
-            <w:proofErr w:type="spellStart"/>
             <w:r>
               <w:rPr>
                 <w:sz w:val="20"/>
@@ -13261,7 +12272,6 @@
               </w:rPr>
               <w:t>Werkzeug</w:t>
             </w:r>
-            <w:proofErr w:type="spellEnd"/>
           </w:p>
         </w:tc>
         <w:tc>
@@ -13309,21 +12319,12 @@
             </w:tcMar>
           </w:tcPr>
           <w:p>
-            <w:proofErr w:type="spellStart"/>
-            <w:r>
-              <w:rPr>
-                <w:sz w:val="20"/>
-                <w:szCs w:val="20"/>
-              </w:rPr>
-              <w:t>Hash</w:t>
-            </w:r>
-            <w:proofErr w:type="spellEnd"/>
-            <w:r>
-              <w:rPr>
-                <w:sz w:val="20"/>
-                <w:szCs w:val="20"/>
-              </w:rPr>
-              <w:t xml:space="preserve"> e verificação de senhas</w:t>
+            <w:r>
+              <w:rPr>
+                <w:sz w:val="20"/>
+                <w:szCs w:val="20"/>
+              </w:rPr>
+              <w:t>Hash e verificação de senhas</w:t>
             </w:r>
           </w:p>
         </w:tc>
@@ -13353,7 +12354,6 @@
             </w:tcMar>
           </w:tcPr>
           <w:p>
-            <w:proofErr w:type="spellStart"/>
             <w:r>
               <w:rPr>
                 <w:sz w:val="20"/>
@@ -13362,7 +12362,6 @@
               <w:lastRenderedPageBreak/>
               <w:t>CustomTkinter</w:t>
             </w:r>
-            <w:proofErr w:type="spellEnd"/>
           </w:p>
         </w:tc>
         <w:tc>
@@ -13445,7 +12444,6 @@
             </w:tcMar>
           </w:tcPr>
           <w:p>
-            <w:proofErr w:type="spellStart"/>
             <w:r>
               <w:rPr>
                 <w:sz w:val="20"/>
@@ -13453,7 +12451,6 @@
               </w:rPr>
               <w:t>darkdetect</w:t>
             </w:r>
-            <w:proofErr w:type="spellEnd"/>
           </w:p>
         </w:tc>
         <w:tc>
@@ -13536,7 +12533,6 @@
             </w:tcMar>
           </w:tcPr>
           <w:p>
-            <w:proofErr w:type="spellStart"/>
             <w:r>
               <w:rPr>
                 <w:sz w:val="20"/>
@@ -13544,7 +12540,6 @@
               </w:rPr>
               <w:t>packaging</w:t>
             </w:r>
-            <w:proofErr w:type="spellEnd"/>
           </w:p>
         </w:tc>
         <w:tc>
@@ -13639,31 +12634,7 @@
         <w:spacing w:before="40" w:after="40"/>
       </w:pPr>
       <w:r>
-        <w:t xml:space="preserve">Banco de dados </w:t>
-      </w:r>
-      <w:proofErr w:type="spellStart"/>
-      <w:r>
-        <w:t>SQLite</w:t>
-      </w:r>
-      <w:proofErr w:type="spellEnd"/>
-      <w:r>
-        <w:t xml:space="preserve"> criado automaticamente na primeira execução em app/</w:t>
-      </w:r>
-      <w:proofErr w:type="spellStart"/>
-      <w:r>
-        <w:t>database</w:t>
-      </w:r>
-      <w:proofErr w:type="spellEnd"/>
-      <w:r>
-        <w:t>/</w:t>
-      </w:r>
-      <w:proofErr w:type="spellStart"/>
-      <w:r>
-        <w:t>database.db</w:t>
-      </w:r>
-      <w:proofErr w:type="spellEnd"/>
-      <w:r>
-        <w:t>.</w:t>
+        <w:t>Banco de dados SQLite criado automaticamente na primeira execução em app/database/database.db.</w:t>
       </w:r>
     </w:p>
     <w:p>
@@ -13676,23 +12647,7 @@
         <w:spacing w:before="40" w:after="40"/>
       </w:pPr>
       <w:r>
-        <w:t>Admin padrão (</w:t>
-      </w:r>
-      <w:proofErr w:type="spellStart"/>
-      <w:r>
-        <w:t>username</w:t>
-      </w:r>
-      <w:proofErr w:type="spellEnd"/>
-      <w:r>
-        <w:t xml:space="preserve">: 'admin', senha: 'admin123') criado na inicialização se não houver </w:t>
-      </w:r>
-      <w:proofErr w:type="spellStart"/>
-      <w:r>
-        <w:t>admins</w:t>
-      </w:r>
-      <w:proofErr w:type="spellEnd"/>
-      <w:r>
-        <w:t xml:space="preserve"> cadastrados.</w:t>
+        <w:t>Admin padrão (username: 'admin', senha: 'admin123') criado na inicialização se não houver admins cadastrados.</w:t>
       </w:r>
     </w:p>
     <w:p>
@@ -13705,15 +12660,7 @@
         <w:spacing w:before="40" w:after="40"/>
       </w:pPr>
       <w:r>
-        <w:t xml:space="preserve">ID de produto é </w:t>
-      </w:r>
-      <w:proofErr w:type="spellStart"/>
-      <w:r>
-        <w:t>Float</w:t>
-      </w:r>
-      <w:proofErr w:type="spellEnd"/>
-      <w:r>
-        <w:t xml:space="preserve"> gerado automaticamente por categoria (ex.: categoria 1 → produto 1.1, 1.2 ...).</w:t>
+        <w:t>ID de produto é Float gerado automaticamente por categoria (ex.: categoria 1 → produto 1.1, 1.2 ...).</w:t>
       </w:r>
     </w:p>
     <w:p>
@@ -13739,23 +12686,7 @@
         <w:spacing w:before="40" w:after="40"/>
       </w:pPr>
       <w:r>
-        <w:t>Descontos por método persistidos em app/</w:t>
-      </w:r>
-      <w:proofErr w:type="spellStart"/>
-      <w:r>
-        <w:t>database</w:t>
-      </w:r>
-      <w:proofErr w:type="spellEnd"/>
-      <w:r>
-        <w:t>/</w:t>
-      </w:r>
-      <w:proofErr w:type="spellStart"/>
-      <w:r>
-        <w:t>descontos.json</w:t>
-      </w:r>
-      <w:proofErr w:type="spellEnd"/>
-      <w:r>
-        <w:t>.</w:t>
+        <w:t>Descontos por método persistidos em app/database/descontos.json.</w:t>
       </w:r>
     </w:p>
     <w:p>
@@ -13768,23 +12699,7 @@
         <w:spacing w:before="40" w:after="40"/>
       </w:pPr>
       <w:r>
-        <w:t>Configuração de parcelamento persistida em app/</w:t>
-      </w:r>
-      <w:proofErr w:type="spellStart"/>
-      <w:r>
-        <w:t>database</w:t>
-      </w:r>
-      <w:proofErr w:type="spellEnd"/>
-      <w:r>
-        <w:t>/</w:t>
-      </w:r>
-      <w:proofErr w:type="spellStart"/>
-      <w:r>
-        <w:t>parcelas.json</w:t>
-      </w:r>
-      <w:proofErr w:type="spellEnd"/>
-      <w:r>
-        <w:t>.</w:t>
+        <w:t>Configuração de parcelamento persistida em app/database/parcelas.json.</w:t>
       </w:r>
     </w:p>
     <w:p>
@@ -14900,23 +13815,7 @@
                 <w:sz w:val="20"/>
                 <w:szCs w:val="20"/>
               </w:rPr>
-              <w:t>Usuário informa ID (</w:t>
-            </w:r>
-            <w:proofErr w:type="spellStart"/>
-            <w:r>
-              <w:rPr>
-                <w:sz w:val="20"/>
-                <w:szCs w:val="20"/>
-              </w:rPr>
-              <w:t>float</w:t>
-            </w:r>
-            <w:proofErr w:type="spellEnd"/>
-            <w:r>
-              <w:rPr>
-                <w:sz w:val="20"/>
-                <w:szCs w:val="20"/>
-              </w:rPr>
-              <w:t>) e quantidade (inteiro). Sistema valida: (1) produto existe; (2) quantidade &gt; 0; (3) quantidade ≤ estoque. Se válido, decrementa estoque no banco e adiciona item ao carrinho em memória.</w:t>
+              <w:t>Usuário informa ID (float) e quantidade (inteiro). Sistema valida: (1) produto existe; (2) quantidade &gt; 0; (3) quantidade ≤ estoque. Se válido, decrementa estoque no banco e adiciona item ao carrinho em memória.</w:t>
             </w:r>
           </w:p>
         </w:tc>
@@ -15276,23 +14175,7 @@
                 <w:sz w:val="20"/>
                 <w:szCs w:val="20"/>
               </w:rPr>
-              <w:t xml:space="preserve">Exibe os itens do carrinho com </w:t>
-            </w:r>
-            <w:proofErr w:type="spellStart"/>
-            <w:r>
-              <w:rPr>
-                <w:sz w:val="20"/>
-                <w:szCs w:val="20"/>
-              </w:rPr>
-              <w:t>produto_id</w:t>
-            </w:r>
-            <w:proofErr w:type="spellEnd"/>
-            <w:r>
-              <w:rPr>
-                <w:sz w:val="20"/>
-                <w:szCs w:val="20"/>
-              </w:rPr>
-              <w:t>, quantidade, preço unitário, subtotal por item e total geral.</w:t>
+              <w:t>Exibe os itens do carrinho com produto_id, quantidade, preço unitário, subtotal por item e total geral.</w:t>
             </w:r>
           </w:p>
         </w:tc>
@@ -15552,23 +14435,7 @@
                 <w:sz w:val="20"/>
                 <w:szCs w:val="20"/>
               </w:rPr>
-              <w:t xml:space="preserve">Usuário seleciona 'Ver Carrinho'. Sistema itera sobre </w:t>
-            </w:r>
-            <w:proofErr w:type="spellStart"/>
-            <w:r>
-              <w:rPr>
-                <w:sz w:val="20"/>
-                <w:szCs w:val="20"/>
-              </w:rPr>
-              <w:t>carrinho.itens</w:t>
-            </w:r>
-            <w:proofErr w:type="spellEnd"/>
-            <w:r>
-              <w:rPr>
-                <w:sz w:val="20"/>
-                <w:szCs w:val="20"/>
-              </w:rPr>
-              <w:t xml:space="preserve"> e imprime cada item. Ao final, exibe o total.</w:t>
+              <w:t>Usuário seleciona 'Ver Carrinho'. Sistema itera sobre carrinho.itens e imprime cada item. Ao final, exibe o total.</w:t>
             </w:r>
           </w:p>
         </w:tc>
@@ -16189,23 +15056,7 @@
                 <w:sz w:val="20"/>
                 <w:szCs w:val="20"/>
               </w:rPr>
-              <w:t xml:space="preserve">Usuário informa ID do produto e quantidade a remover. Se quantidade ≥ quantidade no carrinho, item </w:t>
-            </w:r>
-            <w:proofErr w:type="spellStart"/>
-            <w:r>
-              <w:rPr>
-                <w:sz w:val="20"/>
-                <w:szCs w:val="20"/>
-              </w:rPr>
-              <w:t>é</w:t>
-            </w:r>
-            <w:proofErr w:type="spellEnd"/>
-            <w:r>
-              <w:rPr>
-                <w:sz w:val="20"/>
-                <w:szCs w:val="20"/>
-              </w:rPr>
-              <w:t xml:space="preserve"> removido; caso contrário, quantidade é decrementada e subtotal recalculado. Estoque é restaurado no banco.</w:t>
+              <w:t>Usuário informa ID do produto e quantidade a remover. Se quantidade ≥ quantidade no carrinho, item é removido; caso contrário, quantidade é decrementada e subtotal recalculado. Estoque é restaurado no banco.</w:t>
             </w:r>
           </w:p>
         </w:tc>
@@ -17706,7 +16557,6 @@
             </w:tcMar>
           </w:tcPr>
           <w:p>
-            <w:proofErr w:type="spellStart"/>
             <w:r>
               <w:rPr>
                 <w:sz w:val="20"/>
@@ -17714,7 +16564,6 @@
               </w:rPr>
               <w:t>max_parcelas</w:t>
             </w:r>
-            <w:proofErr w:type="spellEnd"/>
           </w:p>
         </w:tc>
         <w:tc>
@@ -17797,7 +16646,6 @@
             </w:tcMar>
           </w:tcPr>
           <w:p>
-            <w:proofErr w:type="spellStart"/>
             <w:r>
               <w:rPr>
                 <w:sz w:val="20"/>
@@ -17805,7 +16653,6 @@
               </w:rPr>
               <w:t>sem_juros_ate</w:t>
             </w:r>
-            <w:proofErr w:type="spellEnd"/>
           </w:p>
         </w:tc>
         <w:tc>
@@ -17888,7 +16735,6 @@
             </w:tcMar>
           </w:tcPr>
           <w:p>
-            <w:proofErr w:type="spellStart"/>
             <w:r>
               <w:rPr>
                 <w:sz w:val="20"/>
@@ -17896,7 +16742,6 @@
               </w:rPr>
               <w:t>tipo_taxa</w:t>
             </w:r>
-            <w:proofErr w:type="spellEnd"/>
           </w:p>
         </w:tc>
         <w:tc>
@@ -17979,7 +16824,6 @@
             </w:tcMar>
           </w:tcPr>
           <w:p>
-            <w:proofErr w:type="spellStart"/>
             <w:r>
               <w:rPr>
                 <w:sz w:val="20"/>
@@ -17988,7 +16832,6 @@
               <w:lastRenderedPageBreak/>
               <w:t>taxa_mensal</w:t>
             </w:r>
-            <w:proofErr w:type="spellEnd"/>
           </w:p>
         </w:tc>
         <w:tc>
@@ -18531,55 +17374,7 @@
                 <w:sz w:val="20"/>
                 <w:szCs w:val="20"/>
               </w:rPr>
-              <w:t xml:space="preserve">Sistema valida CPF (11 dígitos, sem sequência repetida). CPF formatado como XXX.XXX.XXX-XX. Senha </w:t>
-            </w:r>
-            <w:proofErr w:type="spellStart"/>
-            <w:r>
-              <w:rPr>
-                <w:sz w:val="20"/>
-                <w:szCs w:val="20"/>
-              </w:rPr>
-              <w:t>hasheada</w:t>
-            </w:r>
-            <w:proofErr w:type="spellEnd"/>
-            <w:r>
-              <w:rPr>
-                <w:sz w:val="20"/>
-                <w:szCs w:val="20"/>
-              </w:rPr>
-              <w:t xml:space="preserve"> com </w:t>
-            </w:r>
-            <w:proofErr w:type="spellStart"/>
-            <w:r>
-              <w:rPr>
-                <w:sz w:val="20"/>
-                <w:szCs w:val="20"/>
-              </w:rPr>
-              <w:t>Werkzeug</w:t>
-            </w:r>
-            <w:proofErr w:type="spellEnd"/>
-            <w:r>
-              <w:rPr>
-                <w:sz w:val="20"/>
-                <w:szCs w:val="20"/>
-              </w:rPr>
-              <w:t xml:space="preserve">. Usuário persistido na tabela </w:t>
-            </w:r>
-            <w:proofErr w:type="spellStart"/>
-            <w:r>
-              <w:rPr>
-                <w:sz w:val="20"/>
-                <w:szCs w:val="20"/>
-              </w:rPr>
-              <w:t>usuarios</w:t>
-            </w:r>
-            <w:proofErr w:type="spellEnd"/>
-            <w:r>
-              <w:rPr>
-                <w:sz w:val="20"/>
-                <w:szCs w:val="20"/>
-              </w:rPr>
-              <w:t>.</w:t>
+              <w:t>Sistema valida CPF (11 dígitos, sem sequência repetida). CPF formatado como XXX.XXX.XXX-XX. Senha hasheada com Werkzeug. Usuário persistido na tabela usuarios.</w:t>
             </w:r>
           </w:p>
         </w:tc>
@@ -19199,39 +17994,7 @@
                 <w:sz w:val="20"/>
                 <w:szCs w:val="20"/>
               </w:rPr>
-              <w:t xml:space="preserve">Sistema busca usuário pelo e-mail (normalizado para minúsculas). Verifica senha com </w:t>
-            </w:r>
-            <w:proofErr w:type="spellStart"/>
-            <w:r>
-              <w:rPr>
-                <w:sz w:val="20"/>
-                <w:szCs w:val="20"/>
-              </w:rPr>
-              <w:t>check_password_hash</w:t>
-            </w:r>
-            <w:proofErr w:type="spellEnd"/>
-            <w:r>
-              <w:rPr>
-                <w:sz w:val="20"/>
-                <w:szCs w:val="20"/>
-              </w:rPr>
-              <w:t xml:space="preserve">. Se válido, retorna objeto </w:t>
-            </w:r>
-            <w:proofErr w:type="spellStart"/>
-            <w:r>
-              <w:rPr>
-                <w:sz w:val="20"/>
-                <w:szCs w:val="20"/>
-              </w:rPr>
-              <w:t>Usuario</w:t>
-            </w:r>
-            <w:proofErr w:type="spellEnd"/>
-            <w:r>
-              <w:rPr>
-                <w:sz w:val="20"/>
-                <w:szCs w:val="20"/>
-              </w:rPr>
-              <w:t>.</w:t>
+              <w:t>Sistema busca usuário pelo e-mail (normalizado para minúsculas). Verifica senha com check_password_hash. Se válido, retorna objeto Usuario.</w:t>
             </w:r>
           </w:p>
         </w:tc>
@@ -19852,55 +18615,7 @@
                 <w:sz w:val="20"/>
                 <w:szCs w:val="20"/>
               </w:rPr>
-              <w:t xml:space="preserve">Ao salvar: limpa itens existentes do usuário em </w:t>
-            </w:r>
-            <w:proofErr w:type="spellStart"/>
-            <w:r>
-              <w:rPr>
-                <w:sz w:val="20"/>
-                <w:szCs w:val="20"/>
-              </w:rPr>
-              <w:t>carrinho_itens</w:t>
-            </w:r>
-            <w:proofErr w:type="spellEnd"/>
-            <w:r>
-              <w:rPr>
-                <w:sz w:val="20"/>
-                <w:szCs w:val="20"/>
-              </w:rPr>
-              <w:t xml:space="preserve"> e insere os itens atuais. Ao carregar: recupera todos os </w:t>
-            </w:r>
-            <w:proofErr w:type="spellStart"/>
-            <w:r>
-              <w:rPr>
-                <w:sz w:val="20"/>
-                <w:szCs w:val="20"/>
-              </w:rPr>
-              <w:t>CarrinhoItem</w:t>
-            </w:r>
-            <w:proofErr w:type="spellEnd"/>
-            <w:r>
-              <w:rPr>
-                <w:sz w:val="20"/>
-                <w:szCs w:val="20"/>
-              </w:rPr>
-              <w:t xml:space="preserve"> do usuário e reconstrói a lista com </w:t>
-            </w:r>
-            <w:proofErr w:type="spellStart"/>
-            <w:r>
-              <w:rPr>
-                <w:sz w:val="20"/>
-                <w:szCs w:val="20"/>
-              </w:rPr>
-              <w:t>produto_id</w:t>
-            </w:r>
-            <w:proofErr w:type="spellEnd"/>
-            <w:r>
-              <w:rPr>
-                <w:sz w:val="20"/>
-                <w:szCs w:val="20"/>
-              </w:rPr>
-              <w:t>, categoria, quantidade, preço e subtotal.</w:t>
+              <w:t>Ao salvar: limpa itens existentes do usuário em carrinho_itens e insere os itens atuais. Ao carregar: recupera todos os CarrinhoItem do usuário e reconstrói a lista com produto_id, categoria, quantidade, preço e subtotal.</w:t>
             </w:r>
           </w:p>
         </w:tc>
@@ -20260,23 +18975,7 @@
                 <w:sz w:val="20"/>
                 <w:szCs w:val="20"/>
               </w:rPr>
-              <w:t xml:space="preserve">Permite que administrador faça login com </w:t>
-            </w:r>
-            <w:proofErr w:type="spellStart"/>
-            <w:r>
-              <w:rPr>
-                <w:sz w:val="20"/>
-                <w:szCs w:val="20"/>
-              </w:rPr>
-              <w:t>username</w:t>
-            </w:r>
-            <w:proofErr w:type="spellEnd"/>
-            <w:r>
-              <w:rPr>
-                <w:sz w:val="20"/>
-                <w:szCs w:val="20"/>
-              </w:rPr>
-              <w:t xml:space="preserve"> e senha para acessar o painel de gestão.</w:t>
+              <w:t>Permite que administrador faça login com username e senha para acessar o painel de gestão.</w:t>
             </w:r>
           </w:p>
         </w:tc>
@@ -20536,39 +19235,7 @@
                 <w:sz w:val="20"/>
                 <w:szCs w:val="20"/>
               </w:rPr>
-              <w:t xml:space="preserve">Sistema busca admin pelo </w:t>
-            </w:r>
-            <w:proofErr w:type="spellStart"/>
-            <w:r>
-              <w:rPr>
-                <w:sz w:val="20"/>
-                <w:szCs w:val="20"/>
-              </w:rPr>
-              <w:t>username</w:t>
-            </w:r>
-            <w:proofErr w:type="spellEnd"/>
-            <w:r>
-              <w:rPr>
-                <w:sz w:val="20"/>
-                <w:szCs w:val="20"/>
-              </w:rPr>
-              <w:t xml:space="preserve">. Verifica senha com </w:t>
-            </w:r>
-            <w:proofErr w:type="spellStart"/>
-            <w:r>
-              <w:rPr>
-                <w:sz w:val="20"/>
-                <w:szCs w:val="20"/>
-              </w:rPr>
-              <w:t>check_password_hash</w:t>
-            </w:r>
-            <w:proofErr w:type="spellEnd"/>
-            <w:r>
-              <w:rPr>
-                <w:sz w:val="20"/>
-                <w:szCs w:val="20"/>
-              </w:rPr>
-              <w:t>. Se válido, ativa modo admin no menu.</w:t>
+              <w:t>Sistema busca admin pelo username. Verifica senha com check_password_hash. Se válido, ativa modo admin no menu.</w:t>
             </w:r>
           </w:p>
         </w:tc>
@@ -20693,21 +19360,12 @@
             </w:tcMar>
           </w:tcPr>
           <w:p>
-            <w:proofErr w:type="spellStart"/>
-            <w:r>
-              <w:rPr>
-                <w:sz w:val="20"/>
-                <w:szCs w:val="20"/>
-              </w:rPr>
-              <w:t>Username</w:t>
-            </w:r>
-            <w:proofErr w:type="spellEnd"/>
-            <w:r>
-              <w:rPr>
-                <w:sz w:val="20"/>
-                <w:szCs w:val="20"/>
-              </w:rPr>
-              <w:t xml:space="preserve"> não encontrado; senha incorreta.</w:t>
+            <w:r>
+              <w:rPr>
+                <w:sz w:val="20"/>
+                <w:szCs w:val="20"/>
+              </w:rPr>
+              <w:t>Username não encontrado; senha incorreta.</w:t>
             </w:r>
           </w:p>
         </w:tc>
@@ -21197,39 +19855,7 @@
                 <w:sz w:val="20"/>
                 <w:szCs w:val="20"/>
               </w:rPr>
-              <w:t xml:space="preserve">Admin informa a categoria. Sistema busca categoria pelo nome. Gera ID automaticamente como </w:t>
-            </w:r>
-            <w:proofErr w:type="spellStart"/>
-            <w:r>
-              <w:rPr>
-                <w:sz w:val="20"/>
-                <w:szCs w:val="20"/>
-              </w:rPr>
-              <w:t>max</w:t>
-            </w:r>
-            <w:proofErr w:type="spellEnd"/>
-            <w:r>
-              <w:rPr>
-                <w:sz w:val="20"/>
-                <w:szCs w:val="20"/>
-              </w:rPr>
-              <w:t xml:space="preserve">(id da categoria) + 0.1. Cria Produto com </w:t>
-            </w:r>
-            <w:proofErr w:type="spellStart"/>
-            <w:r>
-              <w:rPr>
-                <w:sz w:val="20"/>
-                <w:szCs w:val="20"/>
-              </w:rPr>
-              <w:t>categoria_id</w:t>
-            </w:r>
-            <w:proofErr w:type="spellEnd"/>
-            <w:r>
-              <w:rPr>
-                <w:sz w:val="20"/>
-                <w:szCs w:val="20"/>
-              </w:rPr>
-              <w:t xml:space="preserve"> e persiste no banco.</w:t>
+              <w:t>Admin informa a categoria. Sistema busca categoria pelo nome. Gera ID automaticamente como max(id da categoria) + 0.1. Cria Produto com categoria_id e persiste no banco.</w:t>
             </w:r>
           </w:p>
         </w:tc>
@@ -21849,23 +20475,7 @@
                 <w:sz w:val="20"/>
                 <w:szCs w:val="20"/>
               </w:rPr>
-              <w:t>Admin informa ID do produto (</w:t>
-            </w:r>
-            <w:proofErr w:type="spellStart"/>
-            <w:r>
-              <w:rPr>
-                <w:sz w:val="20"/>
-                <w:szCs w:val="20"/>
-              </w:rPr>
-              <w:t>float</w:t>
-            </w:r>
-            <w:proofErr w:type="spellEnd"/>
-            <w:r>
-              <w:rPr>
-                <w:sz w:val="20"/>
-                <w:szCs w:val="20"/>
-              </w:rPr>
-              <w:t>). Sistema verifica existência. Se encontrado, executa DELETE e confirma remoção.</w:t>
+              <w:t>Admin informa ID do produto (float). Sistema verifica existência. Se encontrado, executa DELETE e confirma remoção.</w:t>
             </w:r>
           </w:p>
         </w:tc>
@@ -22485,39 +21095,7 @@
                 <w:sz w:val="20"/>
                 <w:szCs w:val="20"/>
               </w:rPr>
-              <w:t>Admin informa ID do produto. Sistema exibe nome atual. Admin informa novo preço (</w:t>
-            </w:r>
-            <w:proofErr w:type="spellStart"/>
-            <w:r>
-              <w:rPr>
-                <w:sz w:val="20"/>
-                <w:szCs w:val="20"/>
-              </w:rPr>
-              <w:t>float</w:t>
-            </w:r>
-            <w:proofErr w:type="spellEnd"/>
-            <w:r>
-              <w:rPr>
-                <w:sz w:val="20"/>
-                <w:szCs w:val="20"/>
-              </w:rPr>
-              <w:t xml:space="preserve">). Sistema atualiza campo </w:t>
-            </w:r>
-            <w:proofErr w:type="spellStart"/>
-            <w:r>
-              <w:rPr>
-                <w:sz w:val="20"/>
-                <w:szCs w:val="20"/>
-              </w:rPr>
-              <w:t>preco</w:t>
-            </w:r>
-            <w:proofErr w:type="spellEnd"/>
-            <w:r>
-              <w:rPr>
-                <w:sz w:val="20"/>
-                <w:szCs w:val="20"/>
-              </w:rPr>
-              <w:t xml:space="preserve"> no banco e confirma.</w:t>
+              <w:t>Admin informa ID do produto. Sistema exibe nome atual. Admin informa novo preço (float). Sistema atualiza campo preco no banco e confirma.</w:t>
             </w:r>
           </w:p>
         </w:tc>
@@ -22877,23 +21455,7 @@
                 <w:sz w:val="20"/>
                 <w:szCs w:val="20"/>
               </w:rPr>
-              <w:t xml:space="preserve">Permite ao administrador criar novos </w:t>
-            </w:r>
-            <w:proofErr w:type="spellStart"/>
-            <w:r>
-              <w:rPr>
-                <w:sz w:val="20"/>
-                <w:szCs w:val="20"/>
-              </w:rPr>
-              <w:t>admins</w:t>
-            </w:r>
-            <w:proofErr w:type="spellEnd"/>
-            <w:r>
-              <w:rPr>
-                <w:sz w:val="20"/>
-                <w:szCs w:val="20"/>
-              </w:rPr>
-              <w:t xml:space="preserve"> e listar os existentes.</w:t>
+              <w:t>Permite ao administrador criar novos admins e listar os existentes.</w:t>
             </w:r>
           </w:p>
         </w:tc>
@@ -23154,119 +21716,7 @@
                 <w:sz w:val="20"/>
                 <w:szCs w:val="20"/>
               </w:rPr>
-              <w:t xml:space="preserve">Criar: Admin informa </w:t>
-            </w:r>
-            <w:proofErr w:type="spellStart"/>
-            <w:r>
-              <w:rPr>
-                <w:sz w:val="20"/>
-                <w:szCs w:val="20"/>
-              </w:rPr>
-              <w:t>username</w:t>
-            </w:r>
-            <w:proofErr w:type="spellEnd"/>
-            <w:r>
-              <w:rPr>
-                <w:sz w:val="20"/>
-                <w:szCs w:val="20"/>
-              </w:rPr>
-              <w:t xml:space="preserve">, senha e e-mail (opcional). Senha </w:t>
-            </w:r>
-            <w:proofErr w:type="spellStart"/>
-            <w:r>
-              <w:rPr>
-                <w:sz w:val="20"/>
-                <w:szCs w:val="20"/>
-              </w:rPr>
-              <w:t>hasheada</w:t>
-            </w:r>
-            <w:proofErr w:type="spellEnd"/>
-            <w:r>
-              <w:rPr>
-                <w:sz w:val="20"/>
-                <w:szCs w:val="20"/>
-              </w:rPr>
-              <w:t xml:space="preserve">. Admin criado com </w:t>
-            </w:r>
-            <w:proofErr w:type="spellStart"/>
-            <w:r>
-              <w:rPr>
-                <w:sz w:val="20"/>
-                <w:szCs w:val="20"/>
-              </w:rPr>
-              <w:t>unique</w:t>
-            </w:r>
-            <w:proofErr w:type="spellEnd"/>
-            <w:r>
-              <w:rPr>
-                <w:sz w:val="20"/>
-                <w:szCs w:val="20"/>
-              </w:rPr>
-              <w:t xml:space="preserve"> </w:t>
-            </w:r>
-            <w:proofErr w:type="spellStart"/>
-            <w:r>
-              <w:rPr>
-                <w:sz w:val="20"/>
-                <w:szCs w:val="20"/>
-              </w:rPr>
-              <w:t>constraint</w:t>
-            </w:r>
-            <w:proofErr w:type="spellEnd"/>
-            <w:r>
-              <w:rPr>
-                <w:sz w:val="20"/>
-                <w:szCs w:val="20"/>
-              </w:rPr>
-              <w:t xml:space="preserve"> em </w:t>
-            </w:r>
-            <w:proofErr w:type="spellStart"/>
-            <w:r>
-              <w:rPr>
-                <w:sz w:val="20"/>
-                <w:szCs w:val="20"/>
-              </w:rPr>
-              <w:t>username</w:t>
-            </w:r>
-            <w:proofErr w:type="spellEnd"/>
-            <w:r>
-              <w:rPr>
-                <w:sz w:val="20"/>
-                <w:szCs w:val="20"/>
-              </w:rPr>
-              <w:t xml:space="preserve">. Listar: sistema retorna todos os </w:t>
-            </w:r>
-            <w:proofErr w:type="spellStart"/>
-            <w:r>
-              <w:rPr>
-                <w:sz w:val="20"/>
-                <w:szCs w:val="20"/>
-              </w:rPr>
-              <w:t>admins</w:t>
-            </w:r>
-            <w:proofErr w:type="spellEnd"/>
-            <w:r>
-              <w:rPr>
-                <w:sz w:val="20"/>
-                <w:szCs w:val="20"/>
-              </w:rPr>
-              <w:t xml:space="preserve"> com ID, </w:t>
-            </w:r>
-            <w:proofErr w:type="spellStart"/>
-            <w:r>
-              <w:rPr>
-                <w:sz w:val="20"/>
-                <w:szCs w:val="20"/>
-              </w:rPr>
-              <w:t>username</w:t>
-            </w:r>
-            <w:proofErr w:type="spellEnd"/>
-            <w:r>
-              <w:rPr>
-                <w:sz w:val="20"/>
-                <w:szCs w:val="20"/>
-              </w:rPr>
-              <w:t xml:space="preserve"> e e-mail.</w:t>
+              <w:t>Criar: Admin informa username, senha e e-mail (opcional). Senha hasheada. Admin criado com unique constraint em username. Listar: sistema retorna todos os admins com ID, username e e-mail.</w:t>
             </w:r>
           </w:p>
         </w:tc>
@@ -23331,23 +21781,7 @@
                 <w:sz w:val="20"/>
                 <w:szCs w:val="20"/>
               </w:rPr>
-              <w:t xml:space="preserve">Novo admin criado ou lista de </w:t>
-            </w:r>
-            <w:proofErr w:type="spellStart"/>
-            <w:r>
-              <w:rPr>
-                <w:sz w:val="20"/>
-                <w:szCs w:val="20"/>
-              </w:rPr>
-              <w:t>admins</w:t>
-            </w:r>
-            <w:proofErr w:type="spellEnd"/>
-            <w:r>
-              <w:rPr>
-                <w:sz w:val="20"/>
-                <w:szCs w:val="20"/>
-              </w:rPr>
-              <w:t xml:space="preserve"> exibida.</w:t>
+              <w:t>Novo admin criado ou lista de admins exibida.</w:t>
             </w:r>
           </w:p>
         </w:tc>
@@ -23407,21 +21841,12 @@
             </w:tcMar>
           </w:tcPr>
           <w:p>
-            <w:proofErr w:type="spellStart"/>
-            <w:r>
-              <w:rPr>
-                <w:sz w:val="20"/>
-                <w:szCs w:val="20"/>
-              </w:rPr>
-              <w:t>Username</w:t>
-            </w:r>
-            <w:proofErr w:type="spellEnd"/>
-            <w:r>
-              <w:rPr>
-                <w:sz w:val="20"/>
-                <w:szCs w:val="20"/>
-              </w:rPr>
-              <w:t xml:space="preserve"> já existente ao criar novo admin.</w:t>
+            <w:r>
+              <w:rPr>
+                <w:sz w:val="20"/>
+                <w:szCs w:val="20"/>
+              </w:rPr>
+              <w:t>Username já existente ao criar novo admin.</w:t>
             </w:r>
           </w:p>
         </w:tc>
@@ -23911,39 +22336,7 @@
                 <w:sz w:val="20"/>
                 <w:szCs w:val="20"/>
               </w:rPr>
-              <w:t xml:space="preserve">Admin informa método de pagamento e nova taxa (entre 0.0 e 1.0). Sistema </w:t>
-            </w:r>
-            <w:proofErr w:type="spellStart"/>
-            <w:r>
-              <w:rPr>
-                <w:sz w:val="20"/>
-                <w:szCs w:val="20"/>
-              </w:rPr>
-              <w:t>valida</w:t>
-            </w:r>
-            <w:proofErr w:type="spellEnd"/>
-            <w:r>
-              <w:rPr>
-                <w:sz w:val="20"/>
-                <w:szCs w:val="20"/>
-              </w:rPr>
-              <w:t xml:space="preserve"> e atualiza DESCONTOS em memória e persiste em </w:t>
-            </w:r>
-            <w:proofErr w:type="spellStart"/>
-            <w:r>
-              <w:rPr>
-                <w:sz w:val="20"/>
-                <w:szCs w:val="20"/>
-              </w:rPr>
-              <w:t>descontos.json</w:t>
-            </w:r>
-            <w:proofErr w:type="spellEnd"/>
-            <w:r>
-              <w:rPr>
-                <w:sz w:val="20"/>
-                <w:szCs w:val="20"/>
-              </w:rPr>
-              <w:t>.</w:t>
+              <w:t>Admin informa método de pagamento e nova taxa (entre 0.0 e 1.0). Sistema valida e atualiza DESCONTOS em memória e persiste em descontos.json.</w:t>
             </w:r>
           </w:p>
         </w:tc>
@@ -24563,103 +22956,7 @@
                 <w:sz w:val="20"/>
                 <w:szCs w:val="20"/>
               </w:rPr>
-              <w:t xml:space="preserve">Admin informa os quatro parâmetros. Sistema valida: </w:t>
-            </w:r>
-            <w:proofErr w:type="spellStart"/>
-            <w:r>
-              <w:rPr>
-                <w:sz w:val="20"/>
-                <w:szCs w:val="20"/>
-              </w:rPr>
-              <w:t>max_parcelas</w:t>
-            </w:r>
-            <w:proofErr w:type="spellEnd"/>
-            <w:r>
-              <w:rPr>
-                <w:sz w:val="20"/>
-                <w:szCs w:val="20"/>
-              </w:rPr>
-              <w:t xml:space="preserve"> (1–24); </w:t>
-            </w:r>
-            <w:proofErr w:type="spellStart"/>
-            <w:r>
-              <w:rPr>
-                <w:sz w:val="20"/>
-                <w:szCs w:val="20"/>
-              </w:rPr>
-              <w:t>sem_juros_ate</w:t>
-            </w:r>
-            <w:proofErr w:type="spellEnd"/>
-            <w:r>
-              <w:rPr>
-                <w:sz w:val="20"/>
-                <w:szCs w:val="20"/>
-              </w:rPr>
-              <w:t xml:space="preserve"> (0–</w:t>
-            </w:r>
-            <w:proofErr w:type="spellStart"/>
-            <w:r>
-              <w:rPr>
-                <w:sz w:val="20"/>
-                <w:szCs w:val="20"/>
-              </w:rPr>
-              <w:t>max_parcelas</w:t>
-            </w:r>
-            <w:proofErr w:type="spellEnd"/>
-            <w:r>
-              <w:rPr>
-                <w:sz w:val="20"/>
-                <w:szCs w:val="20"/>
-              </w:rPr>
-              <w:t xml:space="preserve">); </w:t>
-            </w:r>
-            <w:proofErr w:type="spellStart"/>
-            <w:r>
-              <w:rPr>
-                <w:sz w:val="20"/>
-                <w:szCs w:val="20"/>
-              </w:rPr>
-              <w:t>tipo_taxa</w:t>
-            </w:r>
-            <w:proofErr w:type="spellEnd"/>
-            <w:r>
-              <w:rPr>
-                <w:sz w:val="20"/>
-                <w:szCs w:val="20"/>
-              </w:rPr>
-              <w:t xml:space="preserve"> ('juros' ou 'desconto'); </w:t>
-            </w:r>
-            <w:proofErr w:type="spellStart"/>
-            <w:r>
-              <w:rPr>
-                <w:sz w:val="20"/>
-                <w:szCs w:val="20"/>
-              </w:rPr>
-              <w:t>taxa_mensal</w:t>
-            </w:r>
-            <w:proofErr w:type="spellEnd"/>
-            <w:r>
-              <w:rPr>
-                <w:sz w:val="20"/>
-                <w:szCs w:val="20"/>
-              </w:rPr>
-              <w:t xml:space="preserve"> (0–1). Persiste em </w:t>
-            </w:r>
-            <w:proofErr w:type="spellStart"/>
-            <w:r>
-              <w:rPr>
-                <w:sz w:val="20"/>
-                <w:szCs w:val="20"/>
-              </w:rPr>
-              <w:t>parcelas.json</w:t>
-            </w:r>
-            <w:proofErr w:type="spellEnd"/>
-            <w:r>
-              <w:rPr>
-                <w:sz w:val="20"/>
-                <w:szCs w:val="20"/>
-              </w:rPr>
-              <w:t>.</w:t>
+              <w:t>Admin informa os quatro parâmetros. Sistema valida: max_parcelas (1–24); sem_juros_ate (0–max_parcelas); tipo_taxa ('juros' ou 'desconto'); taxa_mensal (0–1). Persiste em parcelas.json.</w:t>
             </w:r>
           </w:p>
         </w:tc>
@@ -27861,23 +26158,7 @@
                 <w:sz w:val="20"/>
                 <w:szCs w:val="20"/>
               </w:rPr>
-              <w:t xml:space="preserve">Suporte </w:t>
-            </w:r>
-            <w:proofErr w:type="spellStart"/>
-            <w:r>
-              <w:rPr>
-                <w:sz w:val="20"/>
-                <w:szCs w:val="20"/>
-              </w:rPr>
-              <w:t>multi-usuário</w:t>
-            </w:r>
-            <w:proofErr w:type="spellEnd"/>
-            <w:r>
-              <w:rPr>
-                <w:sz w:val="20"/>
-                <w:szCs w:val="20"/>
-              </w:rPr>
-              <w:t xml:space="preserve"> simultâneo</w:t>
+              <w:t>Suporte multi-usuário simultâneo</w:t>
             </w:r>
           </w:p>
         </w:tc>
@@ -28132,23 +26413,7 @@
                 <w:sz w:val="20"/>
                 <w:szCs w:val="20"/>
               </w:rPr>
-              <w:t xml:space="preserve">Corrupção do </w:t>
-            </w:r>
-            <w:proofErr w:type="spellStart"/>
-            <w:r>
-              <w:rPr>
-                <w:sz w:val="20"/>
-                <w:szCs w:val="20"/>
-              </w:rPr>
-              <w:t>SQLite</w:t>
-            </w:r>
-            <w:proofErr w:type="spellEnd"/>
-            <w:r>
-              <w:rPr>
-                <w:sz w:val="20"/>
-                <w:szCs w:val="20"/>
-              </w:rPr>
-              <w:t xml:space="preserve"> por falha inesperada durante transação</w:t>
+              <w:t>Corrupção do SQLite por falha inesperada durante transação</w:t>
             </w:r>
           </w:p>
         </w:tc>
@@ -28175,23 +26440,7 @@
                 <w:sz w:val="20"/>
                 <w:szCs w:val="20"/>
               </w:rPr>
-              <w:t xml:space="preserve">Backup periódico do </w:t>
-            </w:r>
-            <w:proofErr w:type="spellStart"/>
-            <w:r>
-              <w:rPr>
-                <w:sz w:val="20"/>
-                <w:szCs w:val="20"/>
-              </w:rPr>
-              <w:t>database.db</w:t>
-            </w:r>
-            <w:proofErr w:type="spellEnd"/>
-            <w:r>
-              <w:rPr>
-                <w:sz w:val="20"/>
-                <w:szCs w:val="20"/>
-              </w:rPr>
-              <w:t>; tratamento de exceções em todas as sessões</w:t>
+              <w:t>Backup periódico do database.db; tratamento de exceções em todas as sessões</w:t>
             </w:r>
           </w:p>
         </w:tc>
@@ -28512,23 +26761,7 @@
                 <w:sz w:val="20"/>
                 <w:szCs w:val="20"/>
               </w:rPr>
-              <w:t xml:space="preserve">Colisão de </w:t>
-            </w:r>
-            <w:proofErr w:type="spellStart"/>
-            <w:r>
-              <w:rPr>
-                <w:sz w:val="20"/>
-                <w:szCs w:val="20"/>
-              </w:rPr>
-              <w:t>IDs</w:t>
-            </w:r>
-            <w:proofErr w:type="spellEnd"/>
-            <w:r>
-              <w:rPr>
-                <w:sz w:val="20"/>
-                <w:szCs w:val="20"/>
-              </w:rPr>
-              <w:t xml:space="preserve"> de produto ao criar dois produtos na mesma categoria</w:t>
+              <w:t>Colisão de IDs de produto ao criar dois produtos na mesma categoria</w:t>
             </w:r>
           </w:p>
         </w:tc>
@@ -28550,47 +26783,13 @@
             </w:tcMar>
           </w:tcPr>
           <w:p>
-            <w:proofErr w:type="spellStart"/>
-            <w:r>
-              <w:rPr>
-                <w:sz w:val="20"/>
-                <w:szCs w:val="20"/>
-              </w:rPr>
-              <w:t>Lock</w:t>
-            </w:r>
-            <w:proofErr w:type="spellEnd"/>
-            <w:r>
-              <w:rPr>
-                <w:sz w:val="20"/>
-                <w:szCs w:val="20"/>
-              </w:rPr>
-              <w:t xml:space="preserve"> ou </w:t>
-            </w:r>
-            <w:proofErr w:type="spellStart"/>
-            <w:r>
-              <w:rPr>
-                <w:sz w:val="20"/>
-                <w:szCs w:val="20"/>
-              </w:rPr>
-              <w:t>sequence</w:t>
-            </w:r>
-            <w:proofErr w:type="spellEnd"/>
-            <w:r>
-              <w:rPr>
-                <w:sz w:val="20"/>
-                <w:szCs w:val="20"/>
-              </w:rPr>
-              <w:t xml:space="preserve"> no banco para geração de ID; sistema atual é single-</w:t>
-            </w:r>
-            <w:proofErr w:type="spellStart"/>
-            <w:r>
-              <w:rPr>
-                <w:sz w:val="20"/>
-                <w:szCs w:val="20"/>
-              </w:rPr>
-              <w:t>user</w:t>
-            </w:r>
-            <w:proofErr w:type="spellEnd"/>
+            <w:r>
+              <w:rPr>
+                <w:sz w:val="20"/>
+                <w:szCs w:val="20"/>
+              </w:rPr>
+              <w:t>Lock ou sequence no banco para geração de ID; sistema atual é single-user</w:t>
+            </w:r>
           </w:p>
         </w:tc>
         <w:tc>
@@ -28782,31 +26981,7 @@
         <w:spacing w:before="60" w:after="60"/>
       </w:pPr>
       <w:r>
-        <w:t>O HARDWARE COMMERCE é uma aplicação desktop monolítica estruturada segundo o padrão arquitetural em Camadas (</w:t>
-      </w:r>
-      <w:proofErr w:type="spellStart"/>
-      <w:r>
-        <w:t>Layered</w:t>
-      </w:r>
-      <w:proofErr w:type="spellEnd"/>
-      <w:r>
-        <w:t xml:space="preserve"> </w:t>
-      </w:r>
-      <w:proofErr w:type="spellStart"/>
-      <w:r>
-        <w:t>Architecture</w:t>
-      </w:r>
-      <w:proofErr w:type="spellEnd"/>
-      <w:r>
-        <w:t xml:space="preserve">), executada inteiramente no ambiente local do operador, sem dependência de servidores externos ou conectividade de rede. Toda a lógica do sistema reside em um único processo Python, comunicando-se com um banco de dados </w:t>
-      </w:r>
-      <w:proofErr w:type="spellStart"/>
-      <w:r>
-        <w:t>SQLite</w:t>
-      </w:r>
-      <w:proofErr w:type="spellEnd"/>
-      <w:r>
-        <w:t xml:space="preserve"> embutido.</w:t>
+        <w:t>O HARDWARE COMMERCE é uma aplicação desktop monolítica estruturada segundo o padrão arquitetural em Camadas (Layered Architecture), executada inteiramente no ambiente local do operador, sem dependência de servidores externos ou conectividade de rede. Toda a lógica do sistema reside em um único processo Python, comunicando-se com um banco de dados SQLite embutido.</w:t>
       </w:r>
     </w:p>
     <w:p>
@@ -28832,15 +27007,7 @@
         <w:spacing w:before="40" w:after="40"/>
       </w:pPr>
       <w:r>
-        <w:t xml:space="preserve">Portabilidade: execução nativa em Windows, Linux e </w:t>
-      </w:r>
-      <w:proofErr w:type="spellStart"/>
-      <w:r>
-        <w:t>macOS</w:t>
-      </w:r>
-      <w:proofErr w:type="spellEnd"/>
-      <w:r>
-        <w:t xml:space="preserve"> sem instalação de serviços adicionais.</w:t>
+        <w:t>Portabilidade: execução nativa em Windows, Linux e macOS sem instalação de serviços adicionais.</w:t>
       </w:r>
     </w:p>
     <w:p>
@@ -28879,39 +27046,7 @@
         <w:spacing w:before="60" w:after="60"/>
       </w:pPr>
       <w:r>
-        <w:t>O fluxo geral de execução inicia em main.py, que instancia o banco de dados, carrega as configurações (</w:t>
-      </w:r>
-      <w:proofErr w:type="spellStart"/>
-      <w:r>
-        <w:t>descontos.json</w:t>
-      </w:r>
-      <w:proofErr w:type="spellEnd"/>
-      <w:r>
-        <w:t xml:space="preserve"> e </w:t>
-      </w:r>
-      <w:proofErr w:type="spellStart"/>
-      <w:r>
-        <w:t>parcelas.json</w:t>
-      </w:r>
-      <w:proofErr w:type="spellEnd"/>
-      <w:r>
-        <w:t xml:space="preserve">) e entra no loop principal do menu CLI. A partir daí, cada ação do usuário é roteada aos serviços de negócio correspondentes, que consultam ou modificam os dados via </w:t>
-      </w:r>
-      <w:proofErr w:type="spellStart"/>
-      <w:r>
-        <w:t>SQLAlchemy</w:t>
-      </w:r>
-      <w:proofErr w:type="spellEnd"/>
-      <w:r>
-        <w:t xml:space="preserve"> ORM, mantendo o banco </w:t>
-      </w:r>
-      <w:proofErr w:type="spellStart"/>
-      <w:r>
-        <w:t>SQLite</w:t>
-      </w:r>
-      <w:proofErr w:type="spellEnd"/>
-      <w:r>
-        <w:t xml:space="preserve"> como única fonte de verdade persistente.</w:t>
+        <w:t>O fluxo geral de execução inicia em main.py, que instancia o banco de dados, carrega as configurações (descontos.json e parcelas.json) e entra no loop principal do menu CLI. A partir daí, cada ação do usuário é roteada aos serviços de negócio correspondentes, que consultam ou modificam os dados via SQLAlchemy ORM, mantendo o banco SQLite como única fonte de verdade persistente.</w:t>
       </w:r>
     </w:p>
     <w:p>
@@ -28932,23 +27067,7 @@
         <w:pStyle w:val="Ttulo2"/>
       </w:pPr>
       <w:r>
-        <w:t>19.1 Arquitetura em Camadas (</w:t>
-      </w:r>
-      <w:proofErr w:type="spellStart"/>
-      <w:r>
-        <w:t>Layered</w:t>
-      </w:r>
-      <w:proofErr w:type="spellEnd"/>
-      <w:r>
-        <w:t xml:space="preserve"> </w:t>
-      </w:r>
-      <w:proofErr w:type="spellStart"/>
-      <w:r>
-        <w:t>Architecture</w:t>
-      </w:r>
-      <w:proofErr w:type="spellEnd"/>
-      <w:r>
-        <w:t>)</w:t>
+        <w:t>19.1 Arquitetura em Camadas (Layered Architecture)</w:t>
       </w:r>
     </w:p>
     <w:p>
@@ -29337,79 +27456,13 @@
             </w:tcMar>
           </w:tcPr>
           <w:p>
-            <w:proofErr w:type="spellStart"/>
-            <w:r>
-              <w:rPr>
-                <w:sz w:val="20"/>
-                <w:szCs w:val="20"/>
-              </w:rPr>
-              <w:t>produto_service</w:t>
-            </w:r>
-            <w:proofErr w:type="spellEnd"/>
-            <w:r>
-              <w:rPr>
-                <w:sz w:val="20"/>
-                <w:szCs w:val="20"/>
-              </w:rPr>
-              <w:t xml:space="preserve">, </w:t>
-            </w:r>
-            <w:proofErr w:type="spellStart"/>
-            <w:r>
-              <w:rPr>
-                <w:sz w:val="20"/>
-                <w:szCs w:val="20"/>
-              </w:rPr>
-              <w:t>carrinho_service</w:t>
-            </w:r>
-            <w:proofErr w:type="spellEnd"/>
-            <w:r>
-              <w:rPr>
-                <w:sz w:val="20"/>
-                <w:szCs w:val="20"/>
-              </w:rPr>
-              <w:t xml:space="preserve">, </w:t>
-            </w:r>
-            <w:proofErr w:type="spellStart"/>
-            <w:r>
-              <w:rPr>
-                <w:sz w:val="20"/>
-                <w:szCs w:val="20"/>
-              </w:rPr>
-              <w:t>admin_service</w:t>
-            </w:r>
-            <w:proofErr w:type="spellEnd"/>
-            <w:r>
-              <w:rPr>
-                <w:sz w:val="20"/>
-                <w:szCs w:val="20"/>
-              </w:rPr>
-              <w:t xml:space="preserve">, </w:t>
-            </w:r>
-            <w:proofErr w:type="spellStart"/>
-            <w:r>
-              <w:rPr>
-                <w:sz w:val="20"/>
-                <w:szCs w:val="20"/>
-              </w:rPr>
-              <w:t>usuario_service</w:t>
-            </w:r>
-            <w:proofErr w:type="spellEnd"/>
-            <w:r>
-              <w:rPr>
-                <w:sz w:val="20"/>
-                <w:szCs w:val="20"/>
-              </w:rPr>
-              <w:t xml:space="preserve">, </w:t>
-            </w:r>
-            <w:proofErr w:type="spellStart"/>
-            <w:r>
-              <w:rPr>
-                <w:sz w:val="20"/>
-                <w:szCs w:val="20"/>
-              </w:rPr>
-              <w:t>pagamento_service</w:t>
-            </w:r>
-            <w:proofErr w:type="spellEnd"/>
+            <w:r>
+              <w:rPr>
+                <w:sz w:val="20"/>
+                <w:szCs w:val="20"/>
+              </w:rPr>
+              <w:t>produto_service, carrinho_service, admin_service, usuario_service, pagamento_service</w:t>
+            </w:r>
           </w:p>
         </w:tc>
       </w:tr>
@@ -29498,12 +27551,6 @@
                 <w:szCs w:val="20"/>
               </w:rPr>
               <w:t xml:space="preserve">Representação do modelo central de negócio (carrinho em </w:t>
-            </w:r>
-            <w:r>
-              <w:rPr>
-                <w:sz w:val="20"/>
-                <w:szCs w:val="20"/>
-              </w:rPr>
               <w:lastRenderedPageBreak/>
               <w:t>memória); lógica de cálculo isolada</w:t>
             </w:r>
@@ -29649,49 +27696,8 @@
                 <w:sz w:val="20"/>
                 <w:szCs w:val="20"/>
               </w:rPr>
-              <w:t xml:space="preserve">models.py, connection.py, </w:t>
-            </w:r>
-            <w:proofErr w:type="spellStart"/>
-            <w:r>
-              <w:rPr>
-                <w:sz w:val="20"/>
-                <w:szCs w:val="20"/>
-              </w:rPr>
-              <w:t>database.db</w:t>
-            </w:r>
-            <w:proofErr w:type="spellEnd"/>
-            <w:r>
-              <w:rPr>
-                <w:sz w:val="20"/>
-                <w:szCs w:val="20"/>
-              </w:rPr>
-              <w:t xml:space="preserve">, </w:t>
-            </w:r>
-            <w:proofErr w:type="spellStart"/>
-            <w:r>
-              <w:rPr>
-                <w:sz w:val="20"/>
-                <w:szCs w:val="20"/>
-              </w:rPr>
-              <w:t>descontos.json</w:t>
-            </w:r>
-            <w:proofErr w:type="spellEnd"/>
-            <w:r>
-              <w:rPr>
-                <w:sz w:val="20"/>
-                <w:szCs w:val="20"/>
-              </w:rPr>
-              <w:t xml:space="preserve">, </w:t>
-            </w:r>
-            <w:proofErr w:type="spellStart"/>
-            <w:r>
-              <w:rPr>
-                <w:sz w:val="20"/>
-                <w:szCs w:val="20"/>
-              </w:rPr>
-              <w:t>parcelas.json</w:t>
-            </w:r>
-            <w:proofErr w:type="spellEnd"/>
+              <w:t>models.py, connection.py, database.db, descontos.json, parcelas.json</w:t>
+            </w:r>
           </w:p>
         </w:tc>
       </w:tr>
@@ -29718,29 +27724,8 @@
         </w:numPr>
         <w:spacing w:before="40" w:after="40"/>
       </w:pPr>
-      <w:proofErr w:type="spellStart"/>
       <w:r>
-        <w:t>Repository</w:t>
-      </w:r>
-      <w:proofErr w:type="spellEnd"/>
-      <w:r>
-        <w:t xml:space="preserve"> </w:t>
-      </w:r>
-      <w:proofErr w:type="spellStart"/>
-      <w:r>
-        <w:t>Pattern</w:t>
-      </w:r>
-      <w:proofErr w:type="spellEnd"/>
-      <w:r>
-        <w:t xml:space="preserve"> (implícito): os módulos de serviço encapsulam todo acesso ao banco, impedindo que a camada de apresentação manipule sessões </w:t>
-      </w:r>
-      <w:proofErr w:type="spellStart"/>
-      <w:r>
-        <w:t>SQLAlchemy</w:t>
-      </w:r>
-      <w:proofErr w:type="spellEnd"/>
-      <w:r>
-        <w:t xml:space="preserve"> diretamente.</w:t>
+        <w:t>Repository Pattern (implícito): os módulos de serviço encapsulam todo acesso ao banco, impedindo que a camada de apresentação manipule sessões SQLAlchemy diretamente.</w:t>
       </w:r>
     </w:p>
     <w:p>
@@ -29753,23 +27738,7 @@
         <w:spacing w:before="40" w:after="40"/>
       </w:pPr>
       <w:r>
-        <w:t xml:space="preserve">Active Record / Data </w:t>
-      </w:r>
-      <w:proofErr w:type="spellStart"/>
-      <w:r>
-        <w:t>Mapper</w:t>
-      </w:r>
-      <w:proofErr w:type="spellEnd"/>
-      <w:r>
-        <w:t xml:space="preserve">: os modelos </w:t>
-      </w:r>
-      <w:proofErr w:type="spellStart"/>
-      <w:r>
-        <w:t>SQLAlchemy</w:t>
-      </w:r>
-      <w:proofErr w:type="spellEnd"/>
-      <w:r>
-        <w:t xml:space="preserve"> combinam representação de dados e acesso ao banco, típico do ORM declarativo.</w:t>
+        <w:t>Active Record / Data Mapper: os modelos SQLAlchemy combinam representação de dados e acesso ao banco, típico do ORM declarativo.</w:t>
       </w:r>
     </w:p>
     <w:p>
@@ -29782,15 +27751,7 @@
         <w:spacing w:before="40" w:after="40"/>
       </w:pPr>
       <w:r>
-        <w:t xml:space="preserve">Service </w:t>
-      </w:r>
-      <w:proofErr w:type="spellStart"/>
-      <w:r>
-        <w:t>Layer</w:t>
-      </w:r>
-      <w:proofErr w:type="spellEnd"/>
-      <w:r>
-        <w:t>: os arquivos *_service.py constituem uma camada de serviço explícita que isola regras de negócio das preocupações de interface.</w:t>
+        <w:t>Service Layer: os arquivos *_service.py constituem uma camada de serviço explícita que isola regras de negócio das preocupações de interface.</w:t>
       </w:r>
     </w:p>
     <w:p>
@@ -29802,21 +27763,8 @@
         </w:numPr>
         <w:spacing w:before="40" w:after="40"/>
       </w:pPr>
-      <w:proofErr w:type="spellStart"/>
       <w:r>
-        <w:t>Configuration</w:t>
-      </w:r>
-      <w:proofErr w:type="spellEnd"/>
-      <w:r>
-        <w:t xml:space="preserve"> </w:t>
-      </w:r>
-      <w:proofErr w:type="spellStart"/>
-      <w:r>
-        <w:t>Externalization</w:t>
-      </w:r>
-      <w:proofErr w:type="spellEnd"/>
-      <w:r>
-        <w:t>: parâmetros mutáveis de negócio (descontos, parcelamento) são externalizados em arquivos JSON, desacoplando configuração de código.</w:t>
+        <w:t>Configuration Externalization: parâmetros mutáveis de negócio (descontos, parcelamento) são externalizados em arquivos JSON, desacoplando configuração de código.</w:t>
       </w:r>
     </w:p>
     <w:p>
@@ -30070,21 +28018,12 @@
             </w:tcMar>
           </w:tcPr>
           <w:p>
-            <w:proofErr w:type="spellStart"/>
-            <w:r>
-              <w:rPr>
-                <w:sz w:val="20"/>
-                <w:szCs w:val="20"/>
-              </w:rPr>
-              <w:t>Entry</w:t>
-            </w:r>
-            <w:proofErr w:type="spellEnd"/>
-            <w:r>
-              <w:rPr>
-                <w:sz w:val="20"/>
-                <w:szCs w:val="20"/>
-              </w:rPr>
-              <w:t xml:space="preserve"> Point</w:t>
+            <w:r>
+              <w:rPr>
+                <w:sz w:val="20"/>
+                <w:szCs w:val="20"/>
+              </w:rPr>
+              <w:t>Entry Point</w:t>
             </w:r>
           </w:p>
         </w:tc>
@@ -30111,39 +28050,7 @@
                 <w:sz w:val="20"/>
                 <w:szCs w:val="20"/>
               </w:rPr>
-              <w:t xml:space="preserve">Ponto de entrada do sistema. Inicializa o </w:t>
-            </w:r>
-            <w:proofErr w:type="spellStart"/>
-            <w:r>
-              <w:rPr>
-                <w:sz w:val="20"/>
-                <w:szCs w:val="20"/>
-              </w:rPr>
-              <w:t>engine</w:t>
-            </w:r>
-            <w:proofErr w:type="spellEnd"/>
-            <w:r>
-              <w:rPr>
-                <w:sz w:val="20"/>
-                <w:szCs w:val="20"/>
-              </w:rPr>
-              <w:t xml:space="preserve"> </w:t>
-            </w:r>
-            <w:proofErr w:type="spellStart"/>
-            <w:r>
-              <w:rPr>
-                <w:sz w:val="20"/>
-                <w:szCs w:val="20"/>
-              </w:rPr>
-              <w:t>SQLAlchemy</w:t>
-            </w:r>
-            <w:proofErr w:type="spellEnd"/>
-            <w:r>
-              <w:rPr>
-                <w:sz w:val="20"/>
-                <w:szCs w:val="20"/>
-              </w:rPr>
-              <w:t>, cria todas as tabelas, semeia dados iniciais (produtos e admin padrão), carrega configurações JSON e gerencia o loop do menu principal CLI.</w:t>
+              <w:t>Ponto de entrada do sistema. Inicializa o engine SQLAlchemy, cria todas as tabelas, semeia dados iniciais (produtos e admin padrão), carrega configurações JSON e gerencia o loop do menu principal CLI.</w:t>
             </w:r>
           </w:p>
         </w:tc>
@@ -30232,17 +28139,8 @@
                 <w:sz w:val="20"/>
                 <w:szCs w:val="20"/>
               </w:rPr>
-              <w:t xml:space="preserve">UI </w:t>
-            </w:r>
-            <w:proofErr w:type="spellStart"/>
-            <w:r>
-              <w:rPr>
-                <w:sz w:val="20"/>
-                <w:szCs w:val="20"/>
-              </w:rPr>
-              <w:t>Controller</w:t>
-            </w:r>
-            <w:proofErr w:type="spellEnd"/>
+              <w:t>UI Controller</w:t>
+            </w:r>
           </w:p>
         </w:tc>
         <w:tc>
@@ -30501,39 +28399,7 @@
                 <w:sz w:val="20"/>
                 <w:szCs w:val="20"/>
               </w:rPr>
-              <w:t xml:space="preserve">CRUD completo de Produto e Categoria. Gera </w:t>
-            </w:r>
-            <w:proofErr w:type="spellStart"/>
-            <w:r>
-              <w:rPr>
-                <w:sz w:val="20"/>
-                <w:szCs w:val="20"/>
-              </w:rPr>
-              <w:t>IDs</w:t>
-            </w:r>
-            <w:proofErr w:type="spellEnd"/>
-            <w:r>
-              <w:rPr>
-                <w:sz w:val="20"/>
-                <w:szCs w:val="20"/>
-              </w:rPr>
-              <w:t xml:space="preserve"> incrementais por categoria (</w:t>
-            </w:r>
-            <w:proofErr w:type="spellStart"/>
-            <w:r>
-              <w:rPr>
-                <w:sz w:val="20"/>
-                <w:szCs w:val="20"/>
-              </w:rPr>
-              <w:t>float</w:t>
-            </w:r>
-            <w:proofErr w:type="spellEnd"/>
-            <w:r>
-              <w:rPr>
-                <w:sz w:val="20"/>
-                <w:szCs w:val="20"/>
-              </w:rPr>
-              <w:t>). Valida existência de categoria antes de inserir. Implementa listagem ordenada com JOIN.</w:t>
+              <w:t>CRUD completo de Produto e Categoria. Gera IDs incrementais por categoria (float). Valida existência de categoria antes de inserir. Implementa listagem ordenada com JOIN.</w:t>
             </w:r>
           </w:p>
         </w:tc>
@@ -30765,39 +28631,7 @@
                 <w:sz w:val="20"/>
                 <w:szCs w:val="20"/>
               </w:rPr>
-              <w:t xml:space="preserve">Cadastro com validação de CPF (formato e unicidade), </w:t>
-            </w:r>
-            <w:proofErr w:type="spellStart"/>
-            <w:r>
-              <w:rPr>
-                <w:sz w:val="20"/>
-                <w:szCs w:val="20"/>
-              </w:rPr>
-              <w:t>hash</w:t>
-            </w:r>
-            <w:proofErr w:type="spellEnd"/>
-            <w:r>
-              <w:rPr>
-                <w:sz w:val="20"/>
-                <w:szCs w:val="20"/>
-              </w:rPr>
-              <w:t xml:space="preserve"> de senha, unicidade de e-mail. Login por e-mail normalizado. Persistência e recuperação de carrinho por </w:t>
-            </w:r>
-            <w:proofErr w:type="spellStart"/>
-            <w:r>
-              <w:rPr>
-                <w:sz w:val="20"/>
-                <w:szCs w:val="20"/>
-              </w:rPr>
-              <w:t>usuario_id</w:t>
-            </w:r>
-            <w:proofErr w:type="spellEnd"/>
-            <w:r>
-              <w:rPr>
-                <w:sz w:val="20"/>
-                <w:szCs w:val="20"/>
-              </w:rPr>
-              <w:t>.</w:t>
+              <w:t>Cadastro com validação de CPF (formato e unicidade), hash de senha, unicidade de e-mail. Login por e-mail normalizado. Persistência e recuperação de carrinho por usuario_id.</w:t>
             </w:r>
           </w:p>
         </w:tc>
@@ -30913,103 +28747,7 @@
                 <w:sz w:val="20"/>
                 <w:szCs w:val="20"/>
               </w:rPr>
-              <w:t xml:space="preserve">Autenticação de administradores com verificação de </w:t>
-            </w:r>
-            <w:proofErr w:type="spellStart"/>
-            <w:r>
-              <w:rPr>
-                <w:sz w:val="20"/>
-                <w:szCs w:val="20"/>
-              </w:rPr>
-              <w:t>hash</w:t>
-            </w:r>
-            <w:proofErr w:type="spellEnd"/>
-            <w:r>
-              <w:rPr>
-                <w:sz w:val="20"/>
-                <w:szCs w:val="20"/>
-              </w:rPr>
-              <w:t xml:space="preserve">. Criação de novos </w:t>
-            </w:r>
-            <w:proofErr w:type="spellStart"/>
-            <w:r>
-              <w:rPr>
-                <w:sz w:val="20"/>
-                <w:szCs w:val="20"/>
-              </w:rPr>
-              <w:t>admins</w:t>
-            </w:r>
-            <w:proofErr w:type="spellEnd"/>
-            <w:r>
-              <w:rPr>
-                <w:sz w:val="20"/>
-                <w:szCs w:val="20"/>
-              </w:rPr>
-              <w:t xml:space="preserve"> com </w:t>
-            </w:r>
-            <w:proofErr w:type="spellStart"/>
-            <w:r>
-              <w:rPr>
-                <w:sz w:val="20"/>
-                <w:szCs w:val="20"/>
-              </w:rPr>
-              <w:t>unique</w:t>
-            </w:r>
-            <w:proofErr w:type="spellEnd"/>
-            <w:r>
-              <w:rPr>
-                <w:sz w:val="20"/>
-                <w:szCs w:val="20"/>
-              </w:rPr>
-              <w:t xml:space="preserve"> </w:t>
-            </w:r>
-            <w:proofErr w:type="spellStart"/>
-            <w:r>
-              <w:rPr>
-                <w:sz w:val="20"/>
-                <w:szCs w:val="20"/>
-              </w:rPr>
-              <w:t>constraint</w:t>
-            </w:r>
-            <w:proofErr w:type="spellEnd"/>
-            <w:r>
-              <w:rPr>
-                <w:sz w:val="20"/>
-                <w:szCs w:val="20"/>
-              </w:rPr>
-              <w:t xml:space="preserve"> em </w:t>
-            </w:r>
-            <w:proofErr w:type="spellStart"/>
-            <w:r>
-              <w:rPr>
-                <w:sz w:val="20"/>
-                <w:szCs w:val="20"/>
-              </w:rPr>
-              <w:t>username</w:t>
-            </w:r>
-            <w:proofErr w:type="spellEnd"/>
-            <w:r>
-              <w:rPr>
-                <w:sz w:val="20"/>
-                <w:szCs w:val="20"/>
-              </w:rPr>
-              <w:t xml:space="preserve">. Listagem de </w:t>
-            </w:r>
-            <w:proofErr w:type="spellStart"/>
-            <w:r>
-              <w:rPr>
-                <w:sz w:val="20"/>
-                <w:szCs w:val="20"/>
-              </w:rPr>
-              <w:t>admins</w:t>
-            </w:r>
-            <w:proofErr w:type="spellEnd"/>
-            <w:r>
-              <w:rPr>
-                <w:sz w:val="20"/>
-                <w:szCs w:val="20"/>
-              </w:rPr>
-              <w:t xml:space="preserve"> cadastrados.</w:t>
+              <w:t>Autenticação de administradores com verificação de hash. Criação de novos admins com unique constraint em username. Listagem de admins cadastrados.</w:t>
             </w:r>
           </w:p>
         </w:tc>
@@ -31241,247 +28979,7 @@
                 <w:sz w:val="20"/>
                 <w:szCs w:val="20"/>
               </w:rPr>
-              <w:t xml:space="preserve">Define os cinco modelos </w:t>
-            </w:r>
-            <w:proofErr w:type="spellStart"/>
-            <w:r>
-              <w:rPr>
-                <w:sz w:val="20"/>
-                <w:szCs w:val="20"/>
-              </w:rPr>
-              <w:t>SQLAlchemy</w:t>
-            </w:r>
-            <w:proofErr w:type="spellEnd"/>
-            <w:r>
-              <w:rPr>
-                <w:sz w:val="20"/>
-                <w:szCs w:val="20"/>
-              </w:rPr>
-              <w:t xml:space="preserve">: Categoria (id, nome), Produto (id </w:t>
-            </w:r>
-            <w:proofErr w:type="spellStart"/>
-            <w:r>
-              <w:rPr>
-                <w:sz w:val="20"/>
-                <w:szCs w:val="20"/>
-              </w:rPr>
-              <w:t>float</w:t>
-            </w:r>
-            <w:proofErr w:type="spellEnd"/>
-            <w:r>
-              <w:rPr>
-                <w:sz w:val="20"/>
-                <w:szCs w:val="20"/>
-              </w:rPr>
-              <w:t xml:space="preserve">, nome, </w:t>
-            </w:r>
-            <w:proofErr w:type="spellStart"/>
-            <w:r>
-              <w:rPr>
-                <w:sz w:val="20"/>
-                <w:szCs w:val="20"/>
-              </w:rPr>
-              <w:t>preco</w:t>
-            </w:r>
-            <w:proofErr w:type="spellEnd"/>
-            <w:r>
-              <w:rPr>
-                <w:sz w:val="20"/>
-                <w:szCs w:val="20"/>
-              </w:rPr>
-              <w:t xml:space="preserve">, estoque, </w:t>
-            </w:r>
-            <w:proofErr w:type="spellStart"/>
-            <w:r>
-              <w:rPr>
-                <w:sz w:val="20"/>
-                <w:szCs w:val="20"/>
-              </w:rPr>
-              <w:t>categoria_id</w:t>
-            </w:r>
-            <w:proofErr w:type="spellEnd"/>
-            <w:r>
-              <w:rPr>
-                <w:sz w:val="20"/>
-                <w:szCs w:val="20"/>
-              </w:rPr>
-              <w:t xml:space="preserve">), Admin (id, </w:t>
-            </w:r>
-            <w:proofErr w:type="spellStart"/>
-            <w:r>
-              <w:rPr>
-                <w:sz w:val="20"/>
-                <w:szCs w:val="20"/>
-              </w:rPr>
-              <w:t>username</w:t>
-            </w:r>
-            <w:proofErr w:type="spellEnd"/>
-            <w:r>
-              <w:rPr>
-                <w:sz w:val="20"/>
-                <w:szCs w:val="20"/>
-              </w:rPr>
-              <w:t xml:space="preserve">, </w:t>
-            </w:r>
-            <w:proofErr w:type="spellStart"/>
-            <w:r>
-              <w:rPr>
-                <w:sz w:val="20"/>
-                <w:szCs w:val="20"/>
-              </w:rPr>
-              <w:t>senha_hash</w:t>
-            </w:r>
-            <w:proofErr w:type="spellEnd"/>
-            <w:r>
-              <w:rPr>
-                <w:sz w:val="20"/>
-                <w:szCs w:val="20"/>
-              </w:rPr>
-              <w:t xml:space="preserve">, </w:t>
-            </w:r>
-            <w:proofErr w:type="spellStart"/>
-            <w:r>
-              <w:rPr>
-                <w:sz w:val="20"/>
-                <w:szCs w:val="20"/>
-              </w:rPr>
-              <w:t>email</w:t>
-            </w:r>
-            <w:proofErr w:type="spellEnd"/>
-            <w:r>
-              <w:rPr>
-                <w:sz w:val="20"/>
-                <w:szCs w:val="20"/>
-              </w:rPr>
-              <w:t xml:space="preserve">), </w:t>
-            </w:r>
-            <w:proofErr w:type="spellStart"/>
-            <w:r>
-              <w:rPr>
-                <w:sz w:val="20"/>
-                <w:szCs w:val="20"/>
-              </w:rPr>
-              <w:t>Usuario</w:t>
-            </w:r>
-            <w:proofErr w:type="spellEnd"/>
-            <w:r>
-              <w:rPr>
-                <w:sz w:val="20"/>
-                <w:szCs w:val="20"/>
-              </w:rPr>
-              <w:t xml:space="preserve"> (id, nome, sobrenome, </w:t>
-            </w:r>
-            <w:proofErr w:type="spellStart"/>
-            <w:r>
-              <w:rPr>
-                <w:sz w:val="20"/>
-                <w:szCs w:val="20"/>
-              </w:rPr>
-              <w:t>email</w:t>
-            </w:r>
-            <w:proofErr w:type="spellEnd"/>
-            <w:r>
-              <w:rPr>
-                <w:sz w:val="20"/>
-                <w:szCs w:val="20"/>
-              </w:rPr>
-              <w:t xml:space="preserve">, </w:t>
-            </w:r>
-            <w:proofErr w:type="spellStart"/>
-            <w:r>
-              <w:rPr>
-                <w:sz w:val="20"/>
-                <w:szCs w:val="20"/>
-              </w:rPr>
-              <w:t>cpf</w:t>
-            </w:r>
-            <w:proofErr w:type="spellEnd"/>
-            <w:r>
-              <w:rPr>
-                <w:sz w:val="20"/>
-                <w:szCs w:val="20"/>
-              </w:rPr>
-              <w:t xml:space="preserve">, </w:t>
-            </w:r>
-            <w:proofErr w:type="spellStart"/>
-            <w:r>
-              <w:rPr>
-                <w:sz w:val="20"/>
-                <w:szCs w:val="20"/>
-              </w:rPr>
-              <w:t>senha_hash</w:t>
-            </w:r>
-            <w:proofErr w:type="spellEnd"/>
-            <w:r>
-              <w:rPr>
-                <w:sz w:val="20"/>
-                <w:szCs w:val="20"/>
-              </w:rPr>
-              <w:t xml:space="preserve">), </w:t>
-            </w:r>
-            <w:proofErr w:type="spellStart"/>
-            <w:r>
-              <w:rPr>
-                <w:sz w:val="20"/>
-                <w:szCs w:val="20"/>
-              </w:rPr>
-              <w:t>CarrinhoItem</w:t>
-            </w:r>
-            <w:proofErr w:type="spellEnd"/>
-            <w:r>
-              <w:rPr>
-                <w:sz w:val="20"/>
-                <w:szCs w:val="20"/>
-              </w:rPr>
-              <w:t xml:space="preserve"> (id, </w:t>
-            </w:r>
-            <w:proofErr w:type="spellStart"/>
-            <w:r>
-              <w:rPr>
-                <w:sz w:val="20"/>
-                <w:szCs w:val="20"/>
-              </w:rPr>
-              <w:t>usuario_id</w:t>
-            </w:r>
-            <w:proofErr w:type="spellEnd"/>
-            <w:r>
-              <w:rPr>
-                <w:sz w:val="20"/>
-                <w:szCs w:val="20"/>
-              </w:rPr>
-              <w:t xml:space="preserve">, </w:t>
-            </w:r>
-            <w:proofErr w:type="spellStart"/>
-            <w:r>
-              <w:rPr>
-                <w:sz w:val="20"/>
-                <w:szCs w:val="20"/>
-              </w:rPr>
-              <w:t>produto_id</w:t>
-            </w:r>
-            <w:proofErr w:type="spellEnd"/>
-            <w:r>
-              <w:rPr>
-                <w:sz w:val="20"/>
-                <w:szCs w:val="20"/>
-              </w:rPr>
-              <w:t xml:space="preserve">, quantidade, </w:t>
-            </w:r>
-            <w:proofErr w:type="spellStart"/>
-            <w:r>
-              <w:rPr>
-                <w:sz w:val="20"/>
-                <w:szCs w:val="20"/>
-              </w:rPr>
-              <w:t>preco</w:t>
-            </w:r>
-            <w:proofErr w:type="spellEnd"/>
-            <w:r>
-              <w:rPr>
-                <w:sz w:val="20"/>
-                <w:szCs w:val="20"/>
-              </w:rPr>
-              <w:t>, categoria).</w:t>
+              <w:t>Define os cinco modelos SQLAlchemy: Categoria (id, nome), Produto (id float, nome, preco, estoque, categoria_id), Admin (id, username, senha_hash, email), Usuario (id, nome, sobrenome, email, cpf, senha_hash), CarrinhoItem (id, usuario_id, produto_id, quantidade, preco, categoria).</w:t>
             </w:r>
           </w:p>
         </w:tc>
@@ -31565,7 +29063,6 @@
             </w:tcMar>
           </w:tcPr>
           <w:p>
-            <w:proofErr w:type="spellStart"/>
             <w:r>
               <w:rPr>
                 <w:sz w:val="20"/>
@@ -31573,7 +29070,6 @@
               </w:rPr>
               <w:t>Infrastructure</w:t>
             </w:r>
-            <w:proofErr w:type="spellEnd"/>
           </w:p>
         </w:tc>
         <w:tc>
@@ -31599,111 +29095,9 @@
                 <w:sz w:val="20"/>
                 <w:szCs w:val="20"/>
               </w:rPr>
-              <w:t xml:space="preserve">Configura o </w:t>
-            </w:r>
-            <w:proofErr w:type="spellStart"/>
-            <w:r>
-              <w:rPr>
-                <w:sz w:val="20"/>
-                <w:szCs w:val="20"/>
-              </w:rPr>
-              <w:t>engine</w:t>
-            </w:r>
-            <w:proofErr w:type="spellEnd"/>
-            <w:r>
-              <w:rPr>
-                <w:sz w:val="20"/>
-                <w:szCs w:val="20"/>
-              </w:rPr>
-              <w:t xml:space="preserve"> </w:t>
-            </w:r>
-            <w:proofErr w:type="spellStart"/>
-            <w:r>
-              <w:rPr>
-                <w:sz w:val="20"/>
-                <w:szCs w:val="20"/>
-              </w:rPr>
-              <w:t>SQLAlchemy</w:t>
-            </w:r>
-            <w:proofErr w:type="spellEnd"/>
-            <w:r>
-              <w:rPr>
-                <w:sz w:val="20"/>
-                <w:szCs w:val="20"/>
-              </w:rPr>
-              <w:t xml:space="preserve"> com </w:t>
-            </w:r>
-            <w:proofErr w:type="spellStart"/>
-            <w:r>
-              <w:rPr>
-                <w:sz w:val="20"/>
-                <w:szCs w:val="20"/>
-              </w:rPr>
-              <w:t>SQLite</w:t>
-            </w:r>
-            <w:proofErr w:type="spellEnd"/>
-            <w:r>
-              <w:rPr>
-                <w:sz w:val="20"/>
-                <w:szCs w:val="20"/>
-              </w:rPr>
-              <w:t xml:space="preserve">. Expõe </w:t>
-            </w:r>
-            <w:proofErr w:type="spellStart"/>
-            <w:r>
-              <w:rPr>
-                <w:sz w:val="20"/>
-                <w:szCs w:val="20"/>
-              </w:rPr>
-              <w:t>SessionLocal</w:t>
-            </w:r>
-            <w:proofErr w:type="spellEnd"/>
-            <w:r>
-              <w:rPr>
-                <w:sz w:val="20"/>
-                <w:szCs w:val="20"/>
-              </w:rPr>
-              <w:t xml:space="preserve"> como </w:t>
-            </w:r>
-            <w:proofErr w:type="spellStart"/>
-            <w:r>
-              <w:rPr>
-                <w:sz w:val="20"/>
-                <w:szCs w:val="20"/>
-              </w:rPr>
-              <w:t>factory</w:t>
-            </w:r>
-            <w:proofErr w:type="spellEnd"/>
-            <w:r>
-              <w:rPr>
-                <w:sz w:val="20"/>
-                <w:szCs w:val="20"/>
-              </w:rPr>
-              <w:t xml:space="preserve"> de sessões e Base </w:t>
-            </w:r>
-            <w:r>
-              <w:rPr>
-                <w:sz w:val="20"/>
-                <w:szCs w:val="20"/>
-              </w:rPr>
+              <w:t xml:space="preserve">Configura o engine SQLAlchemy com SQLite. Expõe SessionLocal como factory de sessões e Base </w:t>
               <w:lastRenderedPageBreak/>
-              <w:t xml:space="preserve">como </w:t>
-            </w:r>
-            <w:proofErr w:type="spellStart"/>
-            <w:r>
-              <w:rPr>
-                <w:sz w:val="20"/>
-                <w:szCs w:val="20"/>
-              </w:rPr>
-              <w:t>metaclasse</w:t>
-            </w:r>
-            <w:proofErr w:type="spellEnd"/>
-            <w:r>
-              <w:rPr>
-                <w:sz w:val="20"/>
-                <w:szCs w:val="20"/>
-              </w:rPr>
-              <w:t xml:space="preserve"> declarativa dos modelos.</w:t>
+              <w:t>como metaclasse declarativa dos modelos.</w:t>
             </w:r>
           </w:p>
         </w:tc>
@@ -31733,7 +29127,6 @@
             </w:tcMar>
           </w:tcPr>
           <w:p>
-            <w:proofErr w:type="spellStart"/>
             <w:r>
               <w:rPr>
                 <w:sz w:val="20"/>
@@ -31742,7 +29135,6 @@
               <w:lastRenderedPageBreak/>
               <w:t>descontos.json</w:t>
             </w:r>
-            <w:proofErr w:type="spellEnd"/>
           </w:p>
         </w:tc>
         <w:tc>
@@ -31790,21 +29182,12 @@
             </w:tcMar>
           </w:tcPr>
           <w:p>
-            <w:proofErr w:type="spellStart"/>
-            <w:r>
-              <w:rPr>
-                <w:sz w:val="20"/>
-                <w:szCs w:val="20"/>
-              </w:rPr>
-              <w:t>Config</w:t>
-            </w:r>
-            <w:proofErr w:type="spellEnd"/>
-            <w:r>
-              <w:rPr>
-                <w:sz w:val="20"/>
-                <w:szCs w:val="20"/>
-              </w:rPr>
-              <w:t xml:space="preserve"> Store</w:t>
+            <w:r>
+              <w:rPr>
+                <w:sz w:val="20"/>
+                <w:szCs w:val="20"/>
+              </w:rPr>
+              <w:t>Config Store</w:t>
             </w:r>
           </w:p>
         </w:tc>
@@ -31831,23 +29214,7 @@
                 <w:sz w:val="20"/>
                 <w:szCs w:val="20"/>
               </w:rPr>
-              <w:t xml:space="preserve">Armazena percentuais de desconto por método de pagamento. Carregado na inicialização; atualizado pelo </w:t>
-            </w:r>
-            <w:proofErr w:type="spellStart"/>
-            <w:r>
-              <w:rPr>
-                <w:sz w:val="20"/>
-                <w:szCs w:val="20"/>
-              </w:rPr>
-              <w:t>admin_service</w:t>
-            </w:r>
-            <w:proofErr w:type="spellEnd"/>
-            <w:r>
-              <w:rPr>
-                <w:sz w:val="20"/>
-                <w:szCs w:val="20"/>
-              </w:rPr>
-              <w:t xml:space="preserve"> em tempo de execução.</w:t>
+              <w:t>Armazena percentuais de desconto por método de pagamento. Carregado na inicialização; atualizado pelo admin_service em tempo de execução.</w:t>
             </w:r>
           </w:p>
         </w:tc>
@@ -31877,7 +29244,6 @@
             </w:tcMar>
           </w:tcPr>
           <w:p>
-            <w:proofErr w:type="spellStart"/>
             <w:r>
               <w:rPr>
                 <w:sz w:val="20"/>
@@ -31885,7 +29251,6 @@
               </w:rPr>
               <w:t>parcelas.json</w:t>
             </w:r>
-            <w:proofErr w:type="spellEnd"/>
           </w:p>
         </w:tc>
         <w:tc>
@@ -31933,21 +29298,12 @@
             </w:tcMar>
           </w:tcPr>
           <w:p>
-            <w:proofErr w:type="spellStart"/>
-            <w:r>
-              <w:rPr>
-                <w:sz w:val="20"/>
-                <w:szCs w:val="20"/>
-              </w:rPr>
-              <w:t>Config</w:t>
-            </w:r>
-            <w:proofErr w:type="spellEnd"/>
-            <w:r>
-              <w:rPr>
-                <w:sz w:val="20"/>
-                <w:szCs w:val="20"/>
-              </w:rPr>
-              <w:t xml:space="preserve"> Store</w:t>
+            <w:r>
+              <w:rPr>
+                <w:sz w:val="20"/>
+                <w:szCs w:val="20"/>
+              </w:rPr>
+              <w:t>Config Store</w:t>
             </w:r>
           </w:p>
         </w:tc>
@@ -31974,87 +29330,7 @@
                 <w:sz w:val="20"/>
                 <w:szCs w:val="20"/>
               </w:rPr>
-              <w:t>Armazena parâmetros de parcelamento (</w:t>
-            </w:r>
-            <w:proofErr w:type="spellStart"/>
-            <w:r>
-              <w:rPr>
-                <w:sz w:val="20"/>
-                <w:szCs w:val="20"/>
-              </w:rPr>
-              <w:t>max_parcelas</w:t>
-            </w:r>
-            <w:proofErr w:type="spellEnd"/>
-            <w:r>
-              <w:rPr>
-                <w:sz w:val="20"/>
-                <w:szCs w:val="20"/>
-              </w:rPr>
-              <w:t xml:space="preserve">, </w:t>
-            </w:r>
-            <w:proofErr w:type="spellStart"/>
-            <w:r>
-              <w:rPr>
-                <w:sz w:val="20"/>
-                <w:szCs w:val="20"/>
-              </w:rPr>
-              <w:t>sem_juros_ate</w:t>
-            </w:r>
-            <w:proofErr w:type="spellEnd"/>
-            <w:r>
-              <w:rPr>
-                <w:sz w:val="20"/>
-                <w:szCs w:val="20"/>
-              </w:rPr>
-              <w:t xml:space="preserve">, </w:t>
-            </w:r>
-            <w:proofErr w:type="spellStart"/>
-            <w:r>
-              <w:rPr>
-                <w:sz w:val="20"/>
-                <w:szCs w:val="20"/>
-              </w:rPr>
-              <w:t>tipo_taxa</w:t>
-            </w:r>
-            <w:proofErr w:type="spellEnd"/>
-            <w:r>
-              <w:rPr>
-                <w:sz w:val="20"/>
-                <w:szCs w:val="20"/>
-              </w:rPr>
-              <w:t xml:space="preserve">, </w:t>
-            </w:r>
-            <w:proofErr w:type="spellStart"/>
-            <w:r>
-              <w:rPr>
-                <w:sz w:val="20"/>
-                <w:szCs w:val="20"/>
-              </w:rPr>
-              <w:t>taxa_mensal</w:t>
-            </w:r>
-            <w:proofErr w:type="spellEnd"/>
-            <w:r>
-              <w:rPr>
-                <w:sz w:val="20"/>
-                <w:szCs w:val="20"/>
-              </w:rPr>
-              <w:t xml:space="preserve">). Mesmo ciclo de vida de </w:t>
-            </w:r>
-            <w:proofErr w:type="spellStart"/>
-            <w:r>
-              <w:rPr>
-                <w:sz w:val="20"/>
-                <w:szCs w:val="20"/>
-              </w:rPr>
-              <w:t>descontos.json</w:t>
-            </w:r>
-            <w:proofErr w:type="spellEnd"/>
-            <w:r>
-              <w:rPr>
-                <w:sz w:val="20"/>
-                <w:szCs w:val="20"/>
-              </w:rPr>
-              <w:t>.</w:t>
+              <w:t>Armazena parâmetros de parcelamento (max_parcelas, sem_juros_ate, tipo_taxa, taxa_mensal). Mesmo ciclo de vida de descontos.json.</w:t>
             </w:r>
           </w:p>
         </w:tc>
@@ -32078,15 +29354,7 @@
         <w:spacing w:before="60" w:after="60"/>
       </w:pPr>
       <w:r>
-        <w:t xml:space="preserve">As entidades persistidas no banco </w:t>
-      </w:r>
-      <w:proofErr w:type="spellStart"/>
-      <w:r>
-        <w:t>SQLite</w:t>
-      </w:r>
-      <w:proofErr w:type="spellEnd"/>
-      <w:r>
-        <w:t xml:space="preserve"> e seus relacionamentos:</w:t>
+        <w:t>As entidades persistidas no banco SQLite e seus relacionamentos:</w:t>
       </w:r>
     </w:p>
     <w:p>
@@ -32271,55 +29539,7 @@
                 <w:sz w:val="20"/>
                 <w:szCs w:val="20"/>
               </w:rPr>
-              <w:t>id (</w:t>
-            </w:r>
-            <w:proofErr w:type="spellStart"/>
-            <w:r>
-              <w:rPr>
-                <w:sz w:val="20"/>
-                <w:szCs w:val="20"/>
-              </w:rPr>
-              <w:t>Integer</w:t>
-            </w:r>
-            <w:proofErr w:type="spellEnd"/>
-            <w:r>
-              <w:rPr>
-                <w:sz w:val="20"/>
-                <w:szCs w:val="20"/>
-              </w:rPr>
-              <w:t xml:space="preserve"> PK), nome (</w:t>
-            </w:r>
-            <w:proofErr w:type="spellStart"/>
-            <w:r>
-              <w:rPr>
-                <w:sz w:val="20"/>
-                <w:szCs w:val="20"/>
-              </w:rPr>
-              <w:t>String</w:t>
-            </w:r>
-            <w:proofErr w:type="spellEnd"/>
-            <w:r>
-              <w:rPr>
-                <w:sz w:val="20"/>
-                <w:szCs w:val="20"/>
-              </w:rPr>
-              <w:t xml:space="preserve">, </w:t>
-            </w:r>
-            <w:proofErr w:type="spellStart"/>
-            <w:r>
-              <w:rPr>
-                <w:sz w:val="20"/>
-                <w:szCs w:val="20"/>
-              </w:rPr>
-              <w:t>unique</w:t>
-            </w:r>
-            <w:proofErr w:type="spellEnd"/>
-            <w:r>
-              <w:rPr>
-                <w:sz w:val="20"/>
-                <w:szCs w:val="20"/>
-              </w:rPr>
-              <w:t>)</w:t>
+              <w:t>id (Integer PK), nome (String, unique)</w:t>
             </w:r>
           </w:p>
         </w:tc>
@@ -32408,87 +29628,7 @@
                 <w:sz w:val="20"/>
                 <w:szCs w:val="20"/>
               </w:rPr>
-              <w:t>id (</w:t>
-            </w:r>
-            <w:proofErr w:type="spellStart"/>
-            <w:r>
-              <w:rPr>
-                <w:sz w:val="20"/>
-                <w:szCs w:val="20"/>
-              </w:rPr>
-              <w:t>Float</w:t>
-            </w:r>
-            <w:proofErr w:type="spellEnd"/>
-            <w:r>
-              <w:rPr>
-                <w:sz w:val="20"/>
-                <w:szCs w:val="20"/>
-              </w:rPr>
-              <w:t xml:space="preserve"> PK), nome, </w:t>
-            </w:r>
-            <w:proofErr w:type="spellStart"/>
-            <w:r>
-              <w:rPr>
-                <w:sz w:val="20"/>
-                <w:szCs w:val="20"/>
-              </w:rPr>
-              <w:t>preco</w:t>
-            </w:r>
-            <w:proofErr w:type="spellEnd"/>
-            <w:r>
-              <w:rPr>
-                <w:sz w:val="20"/>
-                <w:szCs w:val="20"/>
-              </w:rPr>
-              <w:t xml:space="preserve"> (</w:t>
-            </w:r>
-            <w:proofErr w:type="spellStart"/>
-            <w:r>
-              <w:rPr>
-                <w:sz w:val="20"/>
-                <w:szCs w:val="20"/>
-              </w:rPr>
-              <w:t>Float</w:t>
-            </w:r>
-            <w:proofErr w:type="spellEnd"/>
-            <w:r>
-              <w:rPr>
-                <w:sz w:val="20"/>
-                <w:szCs w:val="20"/>
-              </w:rPr>
-              <w:t>), estoque (</w:t>
-            </w:r>
-            <w:proofErr w:type="spellStart"/>
-            <w:r>
-              <w:rPr>
-                <w:sz w:val="20"/>
-                <w:szCs w:val="20"/>
-              </w:rPr>
-              <w:t>Integer</w:t>
-            </w:r>
-            <w:proofErr w:type="spellEnd"/>
-            <w:r>
-              <w:rPr>
-                <w:sz w:val="20"/>
-                <w:szCs w:val="20"/>
-              </w:rPr>
-              <w:t xml:space="preserve">), </w:t>
-            </w:r>
-            <w:proofErr w:type="spellStart"/>
-            <w:r>
-              <w:rPr>
-                <w:sz w:val="20"/>
-                <w:szCs w:val="20"/>
-              </w:rPr>
-              <w:t>categoria_id</w:t>
-            </w:r>
-            <w:proofErr w:type="spellEnd"/>
-            <w:r>
-              <w:rPr>
-                <w:sz w:val="20"/>
-                <w:szCs w:val="20"/>
-              </w:rPr>
-              <w:t xml:space="preserve"> (FK)</w:t>
+              <w:t>id (Float PK), nome, preco (Float), estoque (Integer), categoria_id (FK)</w:t>
             </w:r>
           </w:p>
         </w:tc>
@@ -32515,17 +29655,8 @@
                 <w:sz w:val="20"/>
                 <w:szCs w:val="20"/>
               </w:rPr>
-              <w:t xml:space="preserve">N:1 com Categoria; referenciado em </w:t>
-            </w:r>
-            <w:proofErr w:type="spellStart"/>
-            <w:r>
-              <w:rPr>
-                <w:sz w:val="20"/>
-                <w:szCs w:val="20"/>
-              </w:rPr>
-              <w:t>CarrinhoItem</w:t>
-            </w:r>
-            <w:proofErr w:type="spellEnd"/>
+              <w:t>N:1 com Categoria; referenciado em CarrinhoItem</w:t>
+            </w:r>
           </w:p>
         </w:tc>
       </w:tr>
@@ -32586,81 +29717,8 @@
                 <w:sz w:val="20"/>
                 <w:szCs w:val="20"/>
               </w:rPr>
-              <w:t>id (</w:t>
-            </w:r>
-            <w:proofErr w:type="spellStart"/>
-            <w:r>
-              <w:rPr>
-                <w:sz w:val="20"/>
-                <w:szCs w:val="20"/>
-              </w:rPr>
-              <w:t>Integer</w:t>
-            </w:r>
-            <w:proofErr w:type="spellEnd"/>
-            <w:r>
-              <w:rPr>
-                <w:sz w:val="20"/>
-                <w:szCs w:val="20"/>
-              </w:rPr>
-              <w:t xml:space="preserve"> PK), </w:t>
-            </w:r>
-            <w:proofErr w:type="spellStart"/>
-            <w:r>
-              <w:rPr>
-                <w:sz w:val="20"/>
-                <w:szCs w:val="20"/>
-              </w:rPr>
-              <w:t>username</w:t>
-            </w:r>
-            <w:proofErr w:type="spellEnd"/>
-            <w:r>
-              <w:rPr>
-                <w:sz w:val="20"/>
-                <w:szCs w:val="20"/>
-              </w:rPr>
-              <w:t xml:space="preserve"> (</w:t>
-            </w:r>
-            <w:proofErr w:type="spellStart"/>
-            <w:r>
-              <w:rPr>
-                <w:sz w:val="20"/>
-                <w:szCs w:val="20"/>
-              </w:rPr>
-              <w:t>unique</w:t>
-            </w:r>
-            <w:proofErr w:type="spellEnd"/>
-            <w:r>
-              <w:rPr>
-                <w:sz w:val="20"/>
-                <w:szCs w:val="20"/>
-              </w:rPr>
-              <w:t xml:space="preserve">), </w:t>
-            </w:r>
-            <w:proofErr w:type="spellStart"/>
-            <w:r>
-              <w:rPr>
-                <w:sz w:val="20"/>
-                <w:szCs w:val="20"/>
-              </w:rPr>
-              <w:t>senha_hash</w:t>
-            </w:r>
-            <w:proofErr w:type="spellEnd"/>
-            <w:r>
-              <w:rPr>
-                <w:sz w:val="20"/>
-                <w:szCs w:val="20"/>
-              </w:rPr>
-              <w:t xml:space="preserve">, </w:t>
-            </w:r>
-            <w:proofErr w:type="spellStart"/>
-            <w:r>
-              <w:rPr>
-                <w:sz w:val="20"/>
-                <w:szCs w:val="20"/>
-              </w:rPr>
-              <w:t>email</w:t>
-            </w:r>
-            <w:proofErr w:type="spellEnd"/>
+              <w:t>id (Integer PK), username (unique), senha_hash, email</w:t>
+            </w:r>
           </w:p>
         </w:tc>
         <w:tc>
@@ -32716,7 +29774,6 @@
             </w:tcMar>
           </w:tcPr>
           <w:p>
-            <w:proofErr w:type="spellStart"/>
             <w:r>
               <w:rPr>
                 <w:sz w:val="20"/>
@@ -32724,7 +29781,6 @@
               </w:rPr>
               <w:t>Usuario</w:t>
             </w:r>
-            <w:proofErr w:type="spellEnd"/>
           </w:p>
         </w:tc>
         <w:tc>
@@ -32750,97 +29806,8 @@
                 <w:sz w:val="20"/>
                 <w:szCs w:val="20"/>
               </w:rPr>
-              <w:t>id (</w:t>
-            </w:r>
-            <w:proofErr w:type="spellStart"/>
-            <w:r>
-              <w:rPr>
-                <w:sz w:val="20"/>
-                <w:szCs w:val="20"/>
-              </w:rPr>
-              <w:t>Integer</w:t>
-            </w:r>
-            <w:proofErr w:type="spellEnd"/>
-            <w:r>
-              <w:rPr>
-                <w:sz w:val="20"/>
-                <w:szCs w:val="20"/>
-              </w:rPr>
-              <w:t xml:space="preserve"> PK), nome, sobrenome, </w:t>
-            </w:r>
-            <w:proofErr w:type="spellStart"/>
-            <w:r>
-              <w:rPr>
-                <w:sz w:val="20"/>
-                <w:szCs w:val="20"/>
-              </w:rPr>
-              <w:t>email</w:t>
-            </w:r>
-            <w:proofErr w:type="spellEnd"/>
-            <w:r>
-              <w:rPr>
-                <w:sz w:val="20"/>
-                <w:szCs w:val="20"/>
-              </w:rPr>
-              <w:t xml:space="preserve"> (</w:t>
-            </w:r>
-            <w:proofErr w:type="spellStart"/>
-            <w:r>
-              <w:rPr>
-                <w:sz w:val="20"/>
-                <w:szCs w:val="20"/>
-              </w:rPr>
-              <w:t>unique</w:t>
-            </w:r>
-            <w:proofErr w:type="spellEnd"/>
-            <w:r>
-              <w:rPr>
-                <w:sz w:val="20"/>
-                <w:szCs w:val="20"/>
-              </w:rPr>
-              <w:t xml:space="preserve">), </w:t>
-            </w:r>
-            <w:proofErr w:type="spellStart"/>
-            <w:r>
-              <w:rPr>
-                <w:sz w:val="20"/>
-                <w:szCs w:val="20"/>
-              </w:rPr>
-              <w:t>cpf</w:t>
-            </w:r>
-            <w:proofErr w:type="spellEnd"/>
-            <w:r>
-              <w:rPr>
-                <w:sz w:val="20"/>
-                <w:szCs w:val="20"/>
-              </w:rPr>
-              <w:t xml:space="preserve"> (</w:t>
-            </w:r>
-            <w:proofErr w:type="spellStart"/>
-            <w:r>
-              <w:rPr>
-                <w:sz w:val="20"/>
-                <w:szCs w:val="20"/>
-              </w:rPr>
-              <w:t>unique</w:t>
-            </w:r>
-            <w:proofErr w:type="spellEnd"/>
-            <w:r>
-              <w:rPr>
-                <w:sz w:val="20"/>
-                <w:szCs w:val="20"/>
-              </w:rPr>
-              <w:t xml:space="preserve">), </w:t>
-            </w:r>
-            <w:proofErr w:type="spellStart"/>
-            <w:r>
-              <w:rPr>
-                <w:sz w:val="20"/>
-                <w:szCs w:val="20"/>
-              </w:rPr>
-              <w:t>senha_hash</w:t>
-            </w:r>
-            <w:proofErr w:type="spellEnd"/>
+              <w:t>id (Integer PK), nome, sobrenome, email (unique), cpf (unique), senha_hash</w:t>
+            </w:r>
           </w:p>
         </w:tc>
         <w:tc>
@@ -32866,17 +29833,8 @@
                 <w:sz w:val="20"/>
                 <w:szCs w:val="20"/>
               </w:rPr>
-              <w:t xml:space="preserve">1:N com </w:t>
-            </w:r>
-            <w:proofErr w:type="spellStart"/>
-            <w:r>
-              <w:rPr>
-                <w:sz w:val="20"/>
-                <w:szCs w:val="20"/>
-              </w:rPr>
-              <w:t>CarrinhoItem</w:t>
-            </w:r>
-            <w:proofErr w:type="spellEnd"/>
+              <w:t>1:N com CarrinhoItem</w:t>
+            </w:r>
           </w:p>
         </w:tc>
       </w:tr>
@@ -32905,7 +29863,6 @@
             </w:tcMar>
           </w:tcPr>
           <w:p>
-            <w:proofErr w:type="spellStart"/>
             <w:r>
               <w:rPr>
                 <w:sz w:val="20"/>
@@ -32913,7 +29870,6 @@
               </w:rPr>
               <w:t>CarrinhoItem</w:t>
             </w:r>
-            <w:proofErr w:type="spellEnd"/>
           </w:p>
         </w:tc>
         <w:tc>
@@ -32939,87 +29895,7 @@
                 <w:sz w:val="20"/>
                 <w:szCs w:val="20"/>
               </w:rPr>
-              <w:t>id (</w:t>
-            </w:r>
-            <w:proofErr w:type="spellStart"/>
-            <w:r>
-              <w:rPr>
-                <w:sz w:val="20"/>
-                <w:szCs w:val="20"/>
-              </w:rPr>
-              <w:t>Integer</w:t>
-            </w:r>
-            <w:proofErr w:type="spellEnd"/>
-            <w:r>
-              <w:rPr>
-                <w:sz w:val="20"/>
-                <w:szCs w:val="20"/>
-              </w:rPr>
-              <w:t xml:space="preserve"> PK), </w:t>
-            </w:r>
-            <w:proofErr w:type="spellStart"/>
-            <w:r>
-              <w:rPr>
-                <w:sz w:val="20"/>
-                <w:szCs w:val="20"/>
-              </w:rPr>
-              <w:t>usuario_id</w:t>
-            </w:r>
-            <w:proofErr w:type="spellEnd"/>
-            <w:r>
-              <w:rPr>
-                <w:sz w:val="20"/>
-                <w:szCs w:val="20"/>
-              </w:rPr>
-              <w:t xml:space="preserve"> (FK), </w:t>
-            </w:r>
-            <w:proofErr w:type="spellStart"/>
-            <w:r>
-              <w:rPr>
-                <w:sz w:val="20"/>
-                <w:szCs w:val="20"/>
-              </w:rPr>
-              <w:t>produto_id</w:t>
-            </w:r>
-            <w:proofErr w:type="spellEnd"/>
-            <w:r>
-              <w:rPr>
-                <w:sz w:val="20"/>
-                <w:szCs w:val="20"/>
-              </w:rPr>
-              <w:t xml:space="preserve"> (</w:t>
-            </w:r>
-            <w:proofErr w:type="spellStart"/>
-            <w:r>
-              <w:rPr>
-                <w:sz w:val="20"/>
-                <w:szCs w:val="20"/>
-              </w:rPr>
-              <w:t>Float</w:t>
-            </w:r>
-            <w:proofErr w:type="spellEnd"/>
-            <w:r>
-              <w:rPr>
-                <w:sz w:val="20"/>
-                <w:szCs w:val="20"/>
-              </w:rPr>
-              <w:t xml:space="preserve">), quantidade, </w:t>
-            </w:r>
-            <w:proofErr w:type="spellStart"/>
-            <w:r>
-              <w:rPr>
-                <w:sz w:val="20"/>
-                <w:szCs w:val="20"/>
-              </w:rPr>
-              <w:t>preco</w:t>
-            </w:r>
-            <w:proofErr w:type="spellEnd"/>
-            <w:r>
-              <w:rPr>
-                <w:sz w:val="20"/>
-                <w:szCs w:val="20"/>
-              </w:rPr>
-              <w:t>, categoria</w:t>
+              <w:t>id (Integer PK), usuario_id (FK), produto_id (Float), quantidade, preco, categoria</w:t>
             </w:r>
           </w:p>
         </w:tc>
@@ -33046,49 +29922,8 @@
                 <w:sz w:val="20"/>
                 <w:szCs w:val="20"/>
               </w:rPr>
-              <w:t xml:space="preserve">N:1 com </w:t>
-            </w:r>
-            <w:proofErr w:type="spellStart"/>
-            <w:r>
-              <w:rPr>
-                <w:sz w:val="20"/>
-                <w:szCs w:val="20"/>
-              </w:rPr>
-              <w:t>Usuario</w:t>
-            </w:r>
-            <w:proofErr w:type="spellEnd"/>
-            <w:r>
-              <w:rPr>
-                <w:sz w:val="20"/>
-                <w:szCs w:val="20"/>
-              </w:rPr>
-              <w:t xml:space="preserve">; </w:t>
-            </w:r>
-            <w:proofErr w:type="spellStart"/>
-            <w:r>
-              <w:rPr>
-                <w:sz w:val="20"/>
-                <w:szCs w:val="20"/>
-              </w:rPr>
-              <w:t>referencia</w:t>
-            </w:r>
-            <w:proofErr w:type="spellEnd"/>
-            <w:r>
-              <w:rPr>
-                <w:sz w:val="20"/>
-                <w:szCs w:val="20"/>
-              </w:rPr>
-              <w:t xml:space="preserve"> Produto por </w:t>
-            </w:r>
-            <w:proofErr w:type="spellStart"/>
-            <w:r>
-              <w:rPr>
-                <w:sz w:val="20"/>
-                <w:szCs w:val="20"/>
-              </w:rPr>
-              <w:t>produto_id</w:t>
-            </w:r>
-            <w:proofErr w:type="spellEnd"/>
+              <w:t>N:1 com Usuario; referencia Produto por produto_id</w:t>
+            </w:r>
           </w:p>
         </w:tc>
       </w:tr>
@@ -33228,47 +30063,7 @@
                 <w:sz w:val="17"/>
                 <w:szCs w:val="17"/>
               </w:rPr>
-              <w:t>|   (</w:t>
-            </w:r>
-            <w:proofErr w:type="spellStart"/>
-            <w:r>
-              <w:rPr>
-                <w:rFonts w:ascii="Courier New" w:eastAsia="Courier New" w:hAnsi="Courier New" w:cs="Courier New"/>
-                <w:color w:val="BBBBBB"/>
-                <w:sz w:val="17"/>
-                <w:szCs w:val="17"/>
-              </w:rPr>
-              <w:t>Entry</w:t>
-            </w:r>
-            <w:proofErr w:type="spellEnd"/>
-            <w:r>
-              <w:rPr>
-                <w:rFonts w:ascii="Courier New" w:eastAsia="Courier New" w:hAnsi="Courier New" w:cs="Courier New"/>
-                <w:color w:val="BBBBBB"/>
-                <w:sz w:val="17"/>
-                <w:szCs w:val="17"/>
-              </w:rPr>
-              <w:t xml:space="preserve"> Point / Loop)       (Menu </w:t>
-            </w:r>
-            <w:proofErr w:type="spellStart"/>
-            <w:r>
-              <w:rPr>
-                <w:rFonts w:ascii="Courier New" w:eastAsia="Courier New" w:hAnsi="Courier New" w:cs="Courier New"/>
-                <w:color w:val="BBBBBB"/>
-                <w:sz w:val="17"/>
-                <w:szCs w:val="17"/>
-              </w:rPr>
-              <w:t>Navigation</w:t>
-            </w:r>
-            <w:proofErr w:type="spellEnd"/>
-            <w:r>
-              <w:rPr>
-                <w:rFonts w:ascii="Courier New" w:eastAsia="Courier New" w:hAnsi="Courier New" w:cs="Courier New"/>
-                <w:color w:val="BBBBBB"/>
-                <w:sz w:val="17"/>
-                <w:szCs w:val="17"/>
-              </w:rPr>
-              <w:t>)           |</w:t>
+              <w:t>|   (Entry Point / Loop)       (Menu Navigation)           |</w:t>
             </w:r>
           </w:p>
           <w:p>
@@ -33298,19 +30093,8 @@
                 <w:sz w:val="17"/>
                 <w:szCs w:val="17"/>
               </w:rPr>
-              <w:t xml:space="preserve">                          | chama </w:t>
-            </w:r>
-            <w:proofErr w:type="spellStart"/>
-            <w:r>
-              <w:rPr>
-                <w:rFonts w:ascii="Courier New" w:eastAsia="Courier New" w:hAnsi="Courier New" w:cs="Courier New"/>
-                <w:color w:val="FFC000"/>
-                <w:sz w:val="17"/>
-                <w:szCs w:val="17"/>
-              </w:rPr>
-              <w:t>servicos</w:t>
-            </w:r>
-            <w:proofErr w:type="spellEnd"/>
+              <w:t xml:space="preserve">                          | chama servicos</w:t>
+            </w:r>
           </w:p>
           <w:p>
             <w:pPr>
@@ -33355,9 +30139,13 @@
                 <w:sz w:val="17"/>
                 <w:szCs w:val="17"/>
               </w:rPr>
-              <w:t xml:space="preserve">|  </w:t>
-            </w:r>
-            <w:proofErr w:type="spellStart"/>
+              <w:t>|  produto_service  carrinho_service  pagamento_service    |</w:t>
+            </w:r>
+          </w:p>
+          <w:p>
+            <w:pPr>
+              <w:jc w:val="center"/>
+            </w:pPr>
             <w:r>
               <w:rPr>
                 <w:rFonts w:ascii="Courier New" w:eastAsia="Courier New" w:hAnsi="Courier New" w:cs="Courier New"/>
@@ -33365,112 +30153,8 @@
                 <w:sz w:val="17"/>
                 <w:szCs w:val="17"/>
               </w:rPr>
-              <w:t>produto_service</w:t>
-            </w:r>
-            <w:proofErr w:type="spellEnd"/>
-            <w:r>
-              <w:rPr>
-                <w:rFonts w:ascii="Courier New" w:eastAsia="Courier New" w:hAnsi="Courier New" w:cs="Courier New"/>
-                <w:color w:val="FFFFFF"/>
-                <w:sz w:val="17"/>
-                <w:szCs w:val="17"/>
-              </w:rPr>
-              <w:t xml:space="preserve">  </w:t>
-            </w:r>
-            <w:proofErr w:type="spellStart"/>
-            <w:r>
-              <w:rPr>
-                <w:rFonts w:ascii="Courier New" w:eastAsia="Courier New" w:hAnsi="Courier New" w:cs="Courier New"/>
-                <w:color w:val="FFFFFF"/>
-                <w:sz w:val="17"/>
-                <w:szCs w:val="17"/>
-              </w:rPr>
-              <w:t>carrinho_service</w:t>
-            </w:r>
-            <w:proofErr w:type="spellEnd"/>
-            <w:r>
-              <w:rPr>
-                <w:rFonts w:ascii="Courier New" w:eastAsia="Courier New" w:hAnsi="Courier New" w:cs="Courier New"/>
-                <w:color w:val="FFFFFF"/>
-                <w:sz w:val="17"/>
-                <w:szCs w:val="17"/>
-              </w:rPr>
-              <w:t xml:space="preserve">  </w:t>
-            </w:r>
-            <w:proofErr w:type="spellStart"/>
-            <w:r>
-              <w:rPr>
-                <w:rFonts w:ascii="Courier New" w:eastAsia="Courier New" w:hAnsi="Courier New" w:cs="Courier New"/>
-                <w:color w:val="FFFFFF"/>
-                <w:sz w:val="17"/>
-                <w:szCs w:val="17"/>
-              </w:rPr>
-              <w:t>pagamento_service</w:t>
-            </w:r>
-            <w:proofErr w:type="spellEnd"/>
-            <w:r>
-              <w:rPr>
-                <w:rFonts w:ascii="Courier New" w:eastAsia="Courier New" w:hAnsi="Courier New" w:cs="Courier New"/>
-                <w:color w:val="FFFFFF"/>
-                <w:sz w:val="17"/>
-                <w:szCs w:val="17"/>
-              </w:rPr>
-              <w:t xml:space="preserve">    |</w:t>
-            </w:r>
-          </w:p>
-          <w:p>
-            <w:pPr>
-              <w:jc w:val="center"/>
-            </w:pPr>
-            <w:r>
-              <w:rPr>
-                <w:rFonts w:ascii="Courier New" w:eastAsia="Courier New" w:hAnsi="Courier New" w:cs="Courier New"/>
-                <w:color w:val="FFFFFF"/>
-                <w:sz w:val="17"/>
-                <w:szCs w:val="17"/>
-              </w:rPr>
               <w:lastRenderedPageBreak/>
-              <w:t xml:space="preserve">|  </w:t>
-            </w:r>
-            <w:proofErr w:type="spellStart"/>
-            <w:r>
-              <w:rPr>
-                <w:rFonts w:ascii="Courier New" w:eastAsia="Courier New" w:hAnsi="Courier New" w:cs="Courier New"/>
-                <w:color w:val="FFFFFF"/>
-                <w:sz w:val="17"/>
-                <w:szCs w:val="17"/>
-              </w:rPr>
-              <w:t>usuario_service</w:t>
-            </w:r>
-            <w:proofErr w:type="spellEnd"/>
-            <w:r>
-              <w:rPr>
-                <w:rFonts w:ascii="Courier New" w:eastAsia="Courier New" w:hAnsi="Courier New" w:cs="Courier New"/>
-                <w:color w:val="FFFFFF"/>
-                <w:sz w:val="17"/>
-                <w:szCs w:val="17"/>
-              </w:rPr>
-              <w:t xml:space="preserve">  </w:t>
-            </w:r>
-            <w:proofErr w:type="spellStart"/>
-            <w:r>
-              <w:rPr>
-                <w:rFonts w:ascii="Courier New" w:eastAsia="Courier New" w:hAnsi="Courier New" w:cs="Courier New"/>
-                <w:color w:val="FFFFFF"/>
-                <w:sz w:val="17"/>
-                <w:szCs w:val="17"/>
-              </w:rPr>
-              <w:t>admin_service</w:t>
-            </w:r>
-            <w:proofErr w:type="spellEnd"/>
-            <w:r>
-              <w:rPr>
-                <w:rFonts w:ascii="Courier New" w:eastAsia="Courier New" w:hAnsi="Courier New" w:cs="Courier New"/>
-                <w:color w:val="FFFFFF"/>
-                <w:sz w:val="17"/>
-                <w:szCs w:val="17"/>
-              </w:rPr>
-              <w:t xml:space="preserve">                          |</w:t>
+              <w:t>|  usuario_service  admin_service                          |</w:t>
             </w:r>
           </w:p>
           <w:p>
@@ -33574,47 +30258,7 @@
                 <w:sz w:val="17"/>
                 <w:szCs w:val="17"/>
               </w:rPr>
-              <w:t xml:space="preserve">| (objeto Pedido)      |     | </w:t>
-            </w:r>
-            <w:proofErr w:type="spellStart"/>
-            <w:r>
-              <w:rPr>
-                <w:rFonts w:ascii="Courier New" w:eastAsia="Courier New" w:hAnsi="Courier New" w:cs="Courier New"/>
-                <w:color w:val="FFFFFF"/>
-                <w:sz w:val="17"/>
-                <w:szCs w:val="17"/>
-              </w:rPr>
-              <w:t>database.db</w:t>
-            </w:r>
-            <w:proofErr w:type="spellEnd"/>
-            <w:r>
-              <w:rPr>
-                <w:rFonts w:ascii="Courier New" w:eastAsia="Courier New" w:hAnsi="Courier New" w:cs="Courier New"/>
-                <w:color w:val="FFFFFF"/>
-                <w:sz w:val="17"/>
-                <w:szCs w:val="17"/>
-              </w:rPr>
-              <w:t xml:space="preserve"> (</w:t>
-            </w:r>
-            <w:proofErr w:type="spellStart"/>
-            <w:r>
-              <w:rPr>
-                <w:rFonts w:ascii="Courier New" w:eastAsia="Courier New" w:hAnsi="Courier New" w:cs="Courier New"/>
-                <w:color w:val="FFFFFF"/>
-                <w:sz w:val="17"/>
-                <w:szCs w:val="17"/>
-              </w:rPr>
-              <w:t>SQLite</w:t>
-            </w:r>
-            <w:proofErr w:type="spellEnd"/>
-            <w:r>
-              <w:rPr>
-                <w:rFonts w:ascii="Courier New" w:eastAsia="Courier New" w:hAnsi="Courier New" w:cs="Courier New"/>
-                <w:color w:val="FFFFFF"/>
-                <w:sz w:val="17"/>
-                <w:szCs w:val="17"/>
-              </w:rPr>
-              <w:t>)      |</w:t>
+              <w:t>| (objeto Pedido)      |     | database.db (SQLite)      |</w:t>
             </w:r>
           </w:p>
           <w:p>
@@ -33630,31 +30274,7 @@
                 <w:sz w:val="17"/>
                 <w:szCs w:val="17"/>
               </w:rPr>
-              <w:t xml:space="preserve">+----------------------+     | </w:t>
-            </w:r>
-            <w:proofErr w:type="spellStart"/>
-            <w:r>
-              <w:rPr>
-                <w:rFonts w:ascii="Courier New" w:eastAsia="Courier New" w:hAnsi="Courier New" w:cs="Courier New"/>
-                <w:b/>
-                <w:bCs/>
-                <w:color w:val="00B0F0"/>
-                <w:sz w:val="17"/>
-                <w:szCs w:val="17"/>
-              </w:rPr>
-              <w:t>descontos.json</w:t>
-            </w:r>
-            <w:proofErr w:type="spellEnd"/>
-            <w:r>
-              <w:rPr>
-                <w:rFonts w:ascii="Courier New" w:eastAsia="Courier New" w:hAnsi="Courier New" w:cs="Courier New"/>
-                <w:b/>
-                <w:bCs/>
-                <w:color w:val="00B0F0"/>
-                <w:sz w:val="17"/>
-                <w:szCs w:val="17"/>
-              </w:rPr>
-              <w:t xml:space="preserve">            |</w:t>
+              <w:t>+----------------------+     | descontos.json            |</w:t>
             </w:r>
           </w:p>
           <w:p>
@@ -33668,27 +30288,7 @@
                 <w:sz w:val="17"/>
                 <w:szCs w:val="17"/>
               </w:rPr>
-              <w:t xml:space="preserve">                             | </w:t>
-            </w:r>
-            <w:proofErr w:type="spellStart"/>
-            <w:r>
-              <w:rPr>
-                <w:rFonts w:ascii="Courier New" w:eastAsia="Courier New" w:hAnsi="Courier New" w:cs="Courier New"/>
-                <w:color w:val="FFFFFF"/>
-                <w:sz w:val="17"/>
-                <w:szCs w:val="17"/>
-              </w:rPr>
-              <w:t>parcelas.json</w:t>
-            </w:r>
-            <w:proofErr w:type="spellEnd"/>
-            <w:r>
-              <w:rPr>
-                <w:rFonts w:ascii="Courier New" w:eastAsia="Courier New" w:hAnsi="Courier New" w:cs="Courier New"/>
-                <w:color w:val="FFFFFF"/>
-                <w:sz w:val="17"/>
-                <w:szCs w:val="17"/>
-              </w:rPr>
-              <w:t xml:space="preserve">             |</w:t>
+              <w:t xml:space="preserve">                             | parcelas.json             |</w:t>
             </w:r>
           </w:p>
           <w:p>
@@ -33790,79 +30390,7 @@
                 <w:sz w:val="17"/>
                 <w:szCs w:val="17"/>
               </w:rPr>
-              <w:t xml:space="preserve">  </w:t>
-            </w:r>
-            <w:proofErr w:type="spellStart"/>
-            <w:r>
-              <w:rPr>
-                <w:rFonts w:ascii="Courier New" w:eastAsia="Courier New" w:hAnsi="Courier New" w:cs="Courier New"/>
-                <w:b/>
-                <w:bCs/>
-                <w:color w:val="1F3864"/>
-                <w:sz w:val="17"/>
-                <w:szCs w:val="17"/>
-              </w:rPr>
-              <w:t>Usuario</w:t>
-            </w:r>
-            <w:proofErr w:type="spellEnd"/>
-            <w:r>
-              <w:rPr>
-                <w:rFonts w:ascii="Courier New" w:eastAsia="Courier New" w:hAnsi="Courier New" w:cs="Courier New"/>
-                <w:b/>
-                <w:bCs/>
-                <w:color w:val="1F3864"/>
-                <w:sz w:val="17"/>
-                <w:szCs w:val="17"/>
-              </w:rPr>
-              <w:t xml:space="preserve">        app.py       </w:t>
-            </w:r>
-            <w:proofErr w:type="spellStart"/>
-            <w:r>
-              <w:rPr>
-                <w:rFonts w:ascii="Courier New" w:eastAsia="Courier New" w:hAnsi="Courier New" w:cs="Courier New"/>
-                <w:b/>
-                <w:bCs/>
-                <w:color w:val="1F3864"/>
-                <w:sz w:val="17"/>
-                <w:szCs w:val="17"/>
-              </w:rPr>
-              <w:t>carrinho_svc</w:t>
-            </w:r>
-            <w:proofErr w:type="spellEnd"/>
-            <w:r>
-              <w:rPr>
-                <w:rFonts w:ascii="Courier New" w:eastAsia="Courier New" w:hAnsi="Courier New" w:cs="Courier New"/>
-                <w:b/>
-                <w:bCs/>
-                <w:color w:val="1F3864"/>
-                <w:sz w:val="17"/>
-                <w:szCs w:val="17"/>
-              </w:rPr>
-              <w:t xml:space="preserve">    </w:t>
-            </w:r>
-            <w:proofErr w:type="spellStart"/>
-            <w:r>
-              <w:rPr>
-                <w:rFonts w:ascii="Courier New" w:eastAsia="Courier New" w:hAnsi="Courier New" w:cs="Courier New"/>
-                <w:b/>
-                <w:bCs/>
-                <w:color w:val="1F3864"/>
-                <w:sz w:val="17"/>
-                <w:szCs w:val="17"/>
-              </w:rPr>
-              <w:t>pagamento_svc</w:t>
-            </w:r>
-            <w:proofErr w:type="spellEnd"/>
-            <w:r>
-              <w:rPr>
-                <w:rFonts w:ascii="Courier New" w:eastAsia="Courier New" w:hAnsi="Courier New" w:cs="Courier New"/>
-                <w:b/>
-                <w:bCs/>
-                <w:color w:val="1F3864"/>
-                <w:sz w:val="17"/>
-                <w:szCs w:val="17"/>
-              </w:rPr>
-              <w:t xml:space="preserve">    models/BD</w:t>
+              <w:t xml:space="preserve">  Usuario        app.py       carrinho_svc    pagamento_svc    models/BD</w:t>
             </w:r>
           </w:p>
           <w:p>
@@ -33939,9 +30467,76 @@
                 <w:sz w:val="17"/>
                 <w:szCs w:val="17"/>
               </w:rPr>
-              <w:t xml:space="preserve">    |               |               |--</w:t>
-            </w:r>
-            <w:proofErr w:type="spellStart"/>
+              <w:t xml:space="preserve">    |               |               |--carrinho.add(item) [mem]    |</w:t>
+            </w:r>
+          </w:p>
+          <w:p>
+            <w:r>
+              <w:rPr>
+                <w:rFonts w:ascii="Courier New" w:eastAsia="Courier New" w:hAnsi="Courier New" w:cs="Courier New"/>
+                <w:color w:val="2E75B6"/>
+                <w:sz w:val="17"/>
+                <w:szCs w:val="17"/>
+              </w:rPr>
+              <w:t xml:space="preserve">    |&lt;-confirmacao---|               |                |              |</w:t>
+            </w:r>
+          </w:p>
+          <w:p>
+            <w:r>
+              <w:rPr>
+                <w:rFonts w:ascii="Courier New" w:eastAsia="Courier New" w:hAnsi="Courier New" w:cs="Courier New"/>
+                <w:color w:val="777777"/>
+                <w:sz w:val="17"/>
+                <w:szCs w:val="17"/>
+              </w:rPr>
+              <w:t xml:space="preserve">    |               |               |                |              |</w:t>
+            </w:r>
+          </w:p>
+          <w:p>
+            <w:r>
+              <w:rPr>
+                <w:rFonts w:ascii="Courier New" w:eastAsia="Courier New" w:hAnsi="Courier New" w:cs="Courier New"/>
+                <w:color w:val="2E75B6"/>
+                <w:sz w:val="17"/>
+                <w:szCs w:val="17"/>
+              </w:rPr>
+              <w:t xml:space="preserve">    |--finalizar pgto|               |                |              |</w:t>
+            </w:r>
+          </w:p>
+          <w:p>
+            <w:r>
+              <w:rPr>
+                <w:rFonts w:ascii="Courier New" w:eastAsia="Courier New" w:hAnsi="Courier New" w:cs="Courier New"/>
+                <w:color w:val="2E75B6"/>
+                <w:sz w:val="17"/>
+                <w:szCs w:val="17"/>
+              </w:rPr>
+              <w:t xml:space="preserve">    |               |--processar_pagamento() -------&gt; |              |</w:t>
+            </w:r>
+          </w:p>
+          <w:p>
+            <w:r>
+              <w:rPr>
+                <w:rFonts w:ascii="Courier New" w:eastAsia="Courier New" w:hAnsi="Courier New" w:cs="Courier New"/>
+                <w:color w:val="E65100"/>
+                <w:sz w:val="17"/>
+                <w:szCs w:val="17"/>
+              </w:rPr>
+              <w:t xml:space="preserve">    |               |               |                |--aplica desc  |</w:t>
+            </w:r>
+          </w:p>
+          <w:p>
+            <w:r>
+              <w:rPr>
+                <w:rFonts w:ascii="Courier New" w:eastAsia="Courier New" w:hAnsi="Courier New" w:cs="Courier New"/>
+                <w:color w:val="E65100"/>
+                <w:sz w:val="17"/>
+                <w:szCs w:val="17"/>
+              </w:rPr>
+              <w:t xml:space="preserve">    |               |               |                |--gera Pedido  |</w:t>
+            </w:r>
+          </w:p>
+          <w:p>
             <w:r>
               <w:rPr>
                 <w:rFonts w:ascii="Courier New" w:eastAsia="Courier New" w:hAnsi="Courier New" w:cs="Courier New"/>
@@ -33949,214 +30544,7 @@
                 <w:sz w:val="17"/>
                 <w:szCs w:val="17"/>
               </w:rPr>
-              <w:t>carrinho.add</w:t>
-            </w:r>
-            <w:proofErr w:type="spellEnd"/>
-            <w:r>
-              <w:rPr>
-                <w:rFonts w:ascii="Courier New" w:eastAsia="Courier New" w:hAnsi="Courier New" w:cs="Courier New"/>
-                <w:color w:val="6A1B9A"/>
-                <w:sz w:val="17"/>
-                <w:szCs w:val="17"/>
-              </w:rPr>
-              <w:t>(item) [</w:t>
-            </w:r>
-            <w:proofErr w:type="spellStart"/>
-            <w:r>
-              <w:rPr>
-                <w:rFonts w:ascii="Courier New" w:eastAsia="Courier New" w:hAnsi="Courier New" w:cs="Courier New"/>
-                <w:color w:val="6A1B9A"/>
-                <w:sz w:val="17"/>
-                <w:szCs w:val="17"/>
-              </w:rPr>
-              <w:t>mem</w:t>
-            </w:r>
-            <w:proofErr w:type="spellEnd"/>
-            <w:r>
-              <w:rPr>
-                <w:rFonts w:ascii="Courier New" w:eastAsia="Courier New" w:hAnsi="Courier New" w:cs="Courier New"/>
-                <w:color w:val="6A1B9A"/>
-                <w:sz w:val="17"/>
-                <w:szCs w:val="17"/>
-              </w:rPr>
-              <w:t>]    |</w:t>
-            </w:r>
-          </w:p>
-          <w:p>
-            <w:r>
-              <w:rPr>
-                <w:rFonts w:ascii="Courier New" w:eastAsia="Courier New" w:hAnsi="Courier New" w:cs="Courier New"/>
-                <w:color w:val="2E75B6"/>
-                <w:sz w:val="17"/>
-                <w:szCs w:val="17"/>
-              </w:rPr>
-              <w:t xml:space="preserve">    |&lt;-</w:t>
-            </w:r>
-            <w:proofErr w:type="spellStart"/>
-            <w:r>
-              <w:rPr>
-                <w:rFonts w:ascii="Courier New" w:eastAsia="Courier New" w:hAnsi="Courier New" w:cs="Courier New"/>
-                <w:color w:val="2E75B6"/>
-                <w:sz w:val="17"/>
-                <w:szCs w:val="17"/>
-              </w:rPr>
-              <w:t>confirmacao</w:t>
-            </w:r>
-            <w:proofErr w:type="spellEnd"/>
-            <w:r>
-              <w:rPr>
-                <w:rFonts w:ascii="Courier New" w:eastAsia="Courier New" w:hAnsi="Courier New" w:cs="Courier New"/>
-                <w:color w:val="2E75B6"/>
-                <w:sz w:val="17"/>
-                <w:szCs w:val="17"/>
-              </w:rPr>
-              <w:t>---|               |                |              |</w:t>
-            </w:r>
-          </w:p>
-          <w:p>
-            <w:r>
-              <w:rPr>
-                <w:rFonts w:ascii="Courier New" w:eastAsia="Courier New" w:hAnsi="Courier New" w:cs="Courier New"/>
-                <w:color w:val="777777"/>
-                <w:sz w:val="17"/>
-                <w:szCs w:val="17"/>
-              </w:rPr>
-              <w:t xml:space="preserve">    |               |               |                |              |</w:t>
-            </w:r>
-          </w:p>
-          <w:p>
-            <w:r>
-              <w:rPr>
-                <w:rFonts w:ascii="Courier New" w:eastAsia="Courier New" w:hAnsi="Courier New" w:cs="Courier New"/>
-                <w:color w:val="2E75B6"/>
-                <w:sz w:val="17"/>
-                <w:szCs w:val="17"/>
-              </w:rPr>
-              <w:t xml:space="preserve">    |--finalizar </w:t>
-            </w:r>
-            <w:proofErr w:type="spellStart"/>
-            <w:r>
-              <w:rPr>
-                <w:rFonts w:ascii="Courier New" w:eastAsia="Courier New" w:hAnsi="Courier New" w:cs="Courier New"/>
-                <w:color w:val="2E75B6"/>
-                <w:sz w:val="17"/>
-                <w:szCs w:val="17"/>
-              </w:rPr>
-              <w:t>pgto</w:t>
-            </w:r>
-            <w:proofErr w:type="spellEnd"/>
-            <w:r>
-              <w:rPr>
-                <w:rFonts w:ascii="Courier New" w:eastAsia="Courier New" w:hAnsi="Courier New" w:cs="Courier New"/>
-                <w:color w:val="2E75B6"/>
-                <w:sz w:val="17"/>
-                <w:szCs w:val="17"/>
-              </w:rPr>
-              <w:t>|               |                |              |</w:t>
-            </w:r>
-          </w:p>
-          <w:p>
-            <w:r>
-              <w:rPr>
-                <w:rFonts w:ascii="Courier New" w:eastAsia="Courier New" w:hAnsi="Courier New" w:cs="Courier New"/>
-                <w:color w:val="2E75B6"/>
-                <w:sz w:val="17"/>
-                <w:szCs w:val="17"/>
-              </w:rPr>
-              <w:t xml:space="preserve">    |               |--</w:t>
-            </w:r>
-            <w:proofErr w:type="spellStart"/>
-            <w:r>
-              <w:rPr>
-                <w:rFonts w:ascii="Courier New" w:eastAsia="Courier New" w:hAnsi="Courier New" w:cs="Courier New"/>
-                <w:color w:val="2E75B6"/>
-                <w:sz w:val="17"/>
-                <w:szCs w:val="17"/>
-              </w:rPr>
-              <w:t>processar_pagamento</w:t>
-            </w:r>
-            <w:proofErr w:type="spellEnd"/>
-            <w:r>
-              <w:rPr>
-                <w:rFonts w:ascii="Courier New" w:eastAsia="Courier New" w:hAnsi="Courier New" w:cs="Courier New"/>
-                <w:color w:val="2E75B6"/>
-                <w:sz w:val="17"/>
-                <w:szCs w:val="17"/>
-              </w:rPr>
-              <w:t>() -------&gt; |              |</w:t>
-            </w:r>
-          </w:p>
-          <w:p>
-            <w:r>
-              <w:rPr>
-                <w:rFonts w:ascii="Courier New" w:eastAsia="Courier New" w:hAnsi="Courier New" w:cs="Courier New"/>
-                <w:color w:val="E65100"/>
-                <w:sz w:val="17"/>
-                <w:szCs w:val="17"/>
-              </w:rPr>
-              <w:t xml:space="preserve">    |               |               |                |--aplica </w:t>
-            </w:r>
-            <w:proofErr w:type="spellStart"/>
-            <w:r>
-              <w:rPr>
-                <w:rFonts w:ascii="Courier New" w:eastAsia="Courier New" w:hAnsi="Courier New" w:cs="Courier New"/>
-                <w:color w:val="E65100"/>
-                <w:sz w:val="17"/>
-                <w:szCs w:val="17"/>
-              </w:rPr>
-              <w:t>desc</w:t>
-            </w:r>
-            <w:proofErr w:type="spellEnd"/>
-            <w:r>
-              <w:rPr>
-                <w:rFonts w:ascii="Courier New" w:eastAsia="Courier New" w:hAnsi="Courier New" w:cs="Courier New"/>
-                <w:color w:val="E65100"/>
-                <w:sz w:val="17"/>
-                <w:szCs w:val="17"/>
-              </w:rPr>
-              <w:t xml:space="preserve">  |</w:t>
-            </w:r>
-          </w:p>
-          <w:p>
-            <w:r>
-              <w:rPr>
-                <w:rFonts w:ascii="Courier New" w:eastAsia="Courier New" w:hAnsi="Courier New" w:cs="Courier New"/>
-                <w:color w:val="E65100"/>
-                <w:sz w:val="17"/>
-                <w:szCs w:val="17"/>
-              </w:rPr>
-              <w:t xml:space="preserve">    |               |               |                |--gera Pedido  |</w:t>
-            </w:r>
-          </w:p>
-          <w:p>
-            <w:r>
-              <w:rPr>
-                <w:rFonts w:ascii="Courier New" w:eastAsia="Courier New" w:hAnsi="Courier New" w:cs="Courier New"/>
-                <w:color w:val="6A1B9A"/>
-                <w:sz w:val="17"/>
-                <w:szCs w:val="17"/>
-              </w:rPr>
-              <w:t xml:space="preserve">    |               |               |--</w:t>
-            </w:r>
-            <w:proofErr w:type="spellStart"/>
-            <w:r>
-              <w:rPr>
-                <w:rFonts w:ascii="Courier New" w:eastAsia="Courier New" w:hAnsi="Courier New" w:cs="Courier New"/>
-                <w:color w:val="6A1B9A"/>
-                <w:sz w:val="17"/>
-                <w:szCs w:val="17"/>
-              </w:rPr>
-              <w:t>carrinho.limpar</w:t>
-            </w:r>
-            <w:proofErr w:type="spellEnd"/>
-            <w:r>
-              <w:rPr>
-                <w:rFonts w:ascii="Courier New" w:eastAsia="Courier New" w:hAnsi="Courier New" w:cs="Courier New"/>
-                <w:color w:val="6A1B9A"/>
-                <w:sz w:val="17"/>
-                <w:szCs w:val="17"/>
-              </w:rPr>
-              <w:t>()           |</w:t>
+              <w:t xml:space="preserve">    |               |               |--carrinho.limpar()           |</w:t>
             </w:r>
           </w:p>
           <w:p>
@@ -34240,31 +30628,7 @@
                 <w:sz w:val="19"/>
                 <w:szCs w:val="19"/>
               </w:rPr>
-              <w:t>hardware-</w:t>
-            </w:r>
-            <w:proofErr w:type="spellStart"/>
-            <w:r>
-              <w:rPr>
-                <w:rFonts w:ascii="Courier New" w:eastAsia="Courier New" w:hAnsi="Courier New" w:cs="Courier New"/>
-                <w:b/>
-                <w:bCs/>
-                <w:color w:val="1F3864"/>
-                <w:sz w:val="19"/>
-                <w:szCs w:val="19"/>
-              </w:rPr>
-              <w:t>commerce</w:t>
-            </w:r>
-            <w:proofErr w:type="spellEnd"/>
-            <w:r>
-              <w:rPr>
-                <w:rFonts w:ascii="Courier New" w:eastAsia="Courier New" w:hAnsi="Courier New" w:cs="Courier New"/>
-                <w:b/>
-                <w:bCs/>
-                <w:color w:val="1F3864"/>
-                <w:sz w:val="19"/>
-                <w:szCs w:val="19"/>
-              </w:rPr>
-              <w:t>/</w:t>
+              <w:t>hardware-commerce/</w:t>
             </w:r>
           </w:p>
           <w:p>
@@ -34275,27 +30639,7 @@
                 <w:sz w:val="18"/>
                 <w:szCs w:val="18"/>
               </w:rPr>
-              <w:t xml:space="preserve">├── main.py                          # </w:t>
-            </w:r>
-            <w:proofErr w:type="spellStart"/>
-            <w:r>
-              <w:rPr>
-                <w:rFonts w:ascii="Courier New" w:eastAsia="Courier New" w:hAnsi="Courier New" w:cs="Courier New"/>
-                <w:color w:val="333333"/>
-                <w:sz w:val="18"/>
-                <w:szCs w:val="18"/>
-              </w:rPr>
-              <w:t>Entry</w:t>
-            </w:r>
-            <w:proofErr w:type="spellEnd"/>
-            <w:r>
-              <w:rPr>
-                <w:rFonts w:ascii="Courier New" w:eastAsia="Courier New" w:hAnsi="Courier New" w:cs="Courier New"/>
-                <w:color w:val="333333"/>
-                <w:sz w:val="18"/>
-                <w:szCs w:val="18"/>
-              </w:rPr>
-              <w:t xml:space="preserve"> point</w:t>
+              <w:t>├── main.py                          # Entry point</w:t>
             </w:r>
           </w:p>
           <w:p>
@@ -34343,27 +30687,7 @@
                 <w:sz w:val="18"/>
                 <w:szCs w:val="18"/>
               </w:rPr>
-              <w:t xml:space="preserve">    │   └── carrinho.py              # Camada de </w:t>
-            </w:r>
-            <w:proofErr w:type="spellStart"/>
-            <w:r>
-              <w:rPr>
-                <w:rFonts w:ascii="Courier New" w:eastAsia="Courier New" w:hAnsi="Courier New" w:cs="Courier New"/>
-                <w:color w:val="333333"/>
-                <w:sz w:val="18"/>
-                <w:szCs w:val="18"/>
-              </w:rPr>
-              <w:t>Dominio</w:t>
-            </w:r>
-            <w:proofErr w:type="spellEnd"/>
-            <w:r>
-              <w:rPr>
-                <w:rFonts w:ascii="Courier New" w:eastAsia="Courier New" w:hAnsi="Courier New" w:cs="Courier New"/>
-                <w:color w:val="333333"/>
-                <w:sz w:val="18"/>
-                <w:szCs w:val="18"/>
-              </w:rPr>
-              <w:t xml:space="preserve"> — Carrinho + Pedido</w:t>
+              <w:t xml:space="preserve">    │   └── carrinho.py              # Camada de Dominio — Carrinho + Pedido</w:t>
             </w:r>
           </w:p>
           <w:p>
@@ -34376,9 +30700,65 @@
                 <w:sz w:val="18"/>
                 <w:szCs w:val="18"/>
               </w:rPr>
-              <w:t xml:space="preserve">    ├── </w:t>
-            </w:r>
-            <w:proofErr w:type="spellStart"/>
+              <w:t xml:space="preserve">    ├── database/</w:t>
+            </w:r>
+          </w:p>
+          <w:p>
+            <w:r>
+              <w:rPr>
+                <w:rFonts w:ascii="Courier New" w:eastAsia="Courier New" w:hAnsi="Courier New" w:cs="Courier New"/>
+                <w:color w:val="333333"/>
+                <w:sz w:val="18"/>
+                <w:szCs w:val="18"/>
+              </w:rPr>
+              <w:t xml:space="preserve">    │   ├── models.py                # ORM: Categoria, Produto, Admin, Usuario, CarrinhoItem</w:t>
+            </w:r>
+          </w:p>
+          <w:p>
+            <w:r>
+              <w:rPr>
+                <w:rFonts w:ascii="Courier New" w:eastAsia="Courier New" w:hAnsi="Courier New" w:cs="Courier New"/>
+                <w:color w:val="333333"/>
+                <w:sz w:val="18"/>
+                <w:szCs w:val="18"/>
+              </w:rPr>
+              <w:t xml:space="preserve">    │   ├── connection.py            # Engine SQLAlchemy + SessionLocal</w:t>
+            </w:r>
+          </w:p>
+          <w:p>
+            <w:r>
+              <w:rPr>
+                <w:rFonts w:ascii="Courier New" w:eastAsia="Courier New" w:hAnsi="Courier New" w:cs="Courier New"/>
+                <w:color w:val="888888"/>
+                <w:sz w:val="18"/>
+                <w:szCs w:val="18"/>
+              </w:rPr>
+              <w:t xml:space="preserve">    │   ├── database.db              # SQLite — gerado em runtime</w:t>
+            </w:r>
+          </w:p>
+          <w:p>
+            <w:r>
+              <w:rPr>
+                <w:rFonts w:ascii="Courier New" w:eastAsia="Courier New" w:hAnsi="Courier New" w:cs="Courier New"/>
+                <w:color w:val="888888"/>
+                <w:sz w:val="18"/>
+                <w:szCs w:val="18"/>
+              </w:rPr>
+              <w:t xml:space="preserve">    │   ├── descontos.json           # Config descontos por metodo</w:t>
+            </w:r>
+          </w:p>
+          <w:p>
+            <w:r>
+              <w:rPr>
+                <w:rFonts w:ascii="Courier New" w:eastAsia="Courier New" w:hAnsi="Courier New" w:cs="Courier New"/>
+                <w:color w:val="888888"/>
+                <w:sz w:val="18"/>
+                <w:szCs w:val="18"/>
+              </w:rPr>
+              <w:t xml:space="preserve">    │   └── parcelas.json            # Config parcelamento</w:t>
+            </w:r>
+          </w:p>
+          <w:p>
             <w:r>
               <w:rPr>
                 <w:rFonts w:ascii="Courier New" w:eastAsia="Courier New" w:hAnsi="Courier New" w:cs="Courier New"/>
@@ -34388,19 +30768,7 @@
                 <w:sz w:val="18"/>
                 <w:szCs w:val="18"/>
               </w:rPr>
-              <w:t>database</w:t>
-            </w:r>
-            <w:proofErr w:type="spellEnd"/>
-            <w:r>
-              <w:rPr>
-                <w:rFonts w:ascii="Courier New" w:eastAsia="Courier New" w:hAnsi="Courier New" w:cs="Courier New"/>
-                <w:b/>
-                <w:bCs/>
-                <w:color w:val="2E75B6"/>
-                <w:sz w:val="18"/>
-                <w:szCs w:val="18"/>
-              </w:rPr>
-              <w:t>/</w:t>
+              <w:t xml:space="preserve">    ├── services/</w:t>
             </w:r>
           </w:p>
           <w:p>
@@ -34411,9 +30779,10 @@
                 <w:sz w:val="18"/>
                 <w:szCs w:val="18"/>
               </w:rPr>
-              <w:t xml:space="preserve">    │   ├── models.py                # ORM: Categoria, Produto, Admin, </w:t>
-            </w:r>
-            <w:proofErr w:type="spellStart"/>
+              <w:t xml:space="preserve">    │   ├── produto_service.py       # CRUD Produtos e Categorias</w:t>
+            </w:r>
+          </w:p>
+          <w:p>
             <w:r>
               <w:rPr>
                 <w:rFonts w:ascii="Courier New" w:eastAsia="Courier New" w:hAnsi="Courier New" w:cs="Courier New"/>
@@ -34421,9 +30790,10 @@
                 <w:sz w:val="18"/>
                 <w:szCs w:val="18"/>
               </w:rPr>
-              <w:t>Usuario</w:t>
-            </w:r>
-            <w:proofErr w:type="spellEnd"/>
+              <w:t xml:space="preserve">    │   ├── carrinho_service.py      # Logica de adicao ao carrinho</w:t>
+            </w:r>
+          </w:p>
+          <w:p>
             <w:r>
               <w:rPr>
                 <w:rFonts w:ascii="Courier New" w:eastAsia="Courier New" w:hAnsi="Courier New" w:cs="Courier New"/>
@@ -34431,9 +30801,10 @@
                 <w:sz w:val="18"/>
                 <w:szCs w:val="18"/>
               </w:rPr>
-              <w:t xml:space="preserve">, </w:t>
-            </w:r>
-            <w:proofErr w:type="spellStart"/>
+              <w:t xml:space="preserve">    │   ├── usuario_service.py       # Cadastro, login e persistencia de carrinho</w:t>
+            </w:r>
+          </w:p>
+          <w:p>
             <w:r>
               <w:rPr>
                 <w:rFonts w:ascii="Courier New" w:eastAsia="Courier New" w:hAnsi="Courier New" w:cs="Courier New"/>
@@ -34441,418 +30812,8 @@
                 <w:sz w:val="18"/>
                 <w:szCs w:val="18"/>
               </w:rPr>
-              <w:t>CarrinhoItem</w:t>
-            </w:r>
-            <w:proofErr w:type="spellEnd"/>
-          </w:p>
-          <w:p>
-            <w:r>
-              <w:rPr>
-                <w:rFonts w:ascii="Courier New" w:eastAsia="Courier New" w:hAnsi="Courier New" w:cs="Courier New"/>
-                <w:color w:val="333333"/>
-                <w:sz w:val="18"/>
-                <w:szCs w:val="18"/>
-              </w:rPr>
-              <w:t xml:space="preserve">    │   ├── connection.py            # </w:t>
-            </w:r>
-            <w:proofErr w:type="spellStart"/>
-            <w:r>
-              <w:rPr>
-                <w:rFonts w:ascii="Courier New" w:eastAsia="Courier New" w:hAnsi="Courier New" w:cs="Courier New"/>
-                <w:color w:val="333333"/>
-                <w:sz w:val="18"/>
-                <w:szCs w:val="18"/>
-              </w:rPr>
-              <w:t>Engine</w:t>
-            </w:r>
-            <w:proofErr w:type="spellEnd"/>
-            <w:r>
-              <w:rPr>
-                <w:rFonts w:ascii="Courier New" w:eastAsia="Courier New" w:hAnsi="Courier New" w:cs="Courier New"/>
-                <w:color w:val="333333"/>
-                <w:sz w:val="18"/>
-                <w:szCs w:val="18"/>
-              </w:rPr>
-              <w:t xml:space="preserve"> </w:t>
-            </w:r>
-            <w:proofErr w:type="spellStart"/>
-            <w:r>
-              <w:rPr>
-                <w:rFonts w:ascii="Courier New" w:eastAsia="Courier New" w:hAnsi="Courier New" w:cs="Courier New"/>
-                <w:color w:val="333333"/>
-                <w:sz w:val="18"/>
-                <w:szCs w:val="18"/>
-              </w:rPr>
-              <w:t>SQLAlchemy</w:t>
-            </w:r>
-            <w:proofErr w:type="spellEnd"/>
-            <w:r>
-              <w:rPr>
-                <w:rFonts w:ascii="Courier New" w:eastAsia="Courier New" w:hAnsi="Courier New" w:cs="Courier New"/>
-                <w:color w:val="333333"/>
-                <w:sz w:val="18"/>
-                <w:szCs w:val="18"/>
-              </w:rPr>
-              <w:t xml:space="preserve"> + </w:t>
-            </w:r>
-            <w:proofErr w:type="spellStart"/>
-            <w:r>
-              <w:rPr>
-                <w:rFonts w:ascii="Courier New" w:eastAsia="Courier New" w:hAnsi="Courier New" w:cs="Courier New"/>
-                <w:color w:val="333333"/>
-                <w:sz w:val="18"/>
-                <w:szCs w:val="18"/>
-              </w:rPr>
-              <w:t>SessionLocal</w:t>
-            </w:r>
-            <w:proofErr w:type="spellEnd"/>
-          </w:p>
-          <w:p>
-            <w:r>
-              <w:rPr>
-                <w:rFonts w:ascii="Courier New" w:eastAsia="Courier New" w:hAnsi="Courier New" w:cs="Courier New"/>
-                <w:color w:val="888888"/>
-                <w:sz w:val="18"/>
-                <w:szCs w:val="18"/>
-              </w:rPr>
-              <w:t xml:space="preserve">    │   ├── </w:t>
-            </w:r>
-            <w:proofErr w:type="spellStart"/>
-            <w:r>
-              <w:rPr>
-                <w:rFonts w:ascii="Courier New" w:eastAsia="Courier New" w:hAnsi="Courier New" w:cs="Courier New"/>
-                <w:color w:val="888888"/>
-                <w:sz w:val="18"/>
-                <w:szCs w:val="18"/>
-              </w:rPr>
-              <w:t>database.db</w:t>
-            </w:r>
-            <w:proofErr w:type="spellEnd"/>
-            <w:r>
-              <w:rPr>
-                <w:rFonts w:ascii="Courier New" w:eastAsia="Courier New" w:hAnsi="Courier New" w:cs="Courier New"/>
-                <w:color w:val="888888"/>
-                <w:sz w:val="18"/>
-                <w:szCs w:val="18"/>
-              </w:rPr>
-              <w:t xml:space="preserve">              # </w:t>
-            </w:r>
-            <w:proofErr w:type="spellStart"/>
-            <w:r>
-              <w:rPr>
-                <w:rFonts w:ascii="Courier New" w:eastAsia="Courier New" w:hAnsi="Courier New" w:cs="Courier New"/>
-                <w:color w:val="888888"/>
-                <w:sz w:val="18"/>
-                <w:szCs w:val="18"/>
-              </w:rPr>
-              <w:t>SQLite</w:t>
-            </w:r>
-            <w:proofErr w:type="spellEnd"/>
-            <w:r>
-              <w:rPr>
-                <w:rFonts w:ascii="Courier New" w:eastAsia="Courier New" w:hAnsi="Courier New" w:cs="Courier New"/>
-                <w:color w:val="888888"/>
-                <w:sz w:val="18"/>
-                <w:szCs w:val="18"/>
-              </w:rPr>
-              <w:t xml:space="preserve"> — gerado em </w:t>
-            </w:r>
-            <w:proofErr w:type="spellStart"/>
-            <w:r>
-              <w:rPr>
-                <w:rFonts w:ascii="Courier New" w:eastAsia="Courier New" w:hAnsi="Courier New" w:cs="Courier New"/>
-                <w:color w:val="888888"/>
-                <w:sz w:val="18"/>
-                <w:szCs w:val="18"/>
-              </w:rPr>
-              <w:t>runtime</w:t>
-            </w:r>
-            <w:proofErr w:type="spellEnd"/>
-          </w:p>
-          <w:p>
-            <w:r>
-              <w:rPr>
-                <w:rFonts w:ascii="Courier New" w:eastAsia="Courier New" w:hAnsi="Courier New" w:cs="Courier New"/>
-                <w:color w:val="888888"/>
-                <w:sz w:val="18"/>
-                <w:szCs w:val="18"/>
-              </w:rPr>
-              <w:t xml:space="preserve">    │   ├── </w:t>
-            </w:r>
-            <w:proofErr w:type="spellStart"/>
-            <w:r>
-              <w:rPr>
-                <w:rFonts w:ascii="Courier New" w:eastAsia="Courier New" w:hAnsi="Courier New" w:cs="Courier New"/>
-                <w:color w:val="888888"/>
-                <w:sz w:val="18"/>
-                <w:szCs w:val="18"/>
-              </w:rPr>
-              <w:t>descontos.json</w:t>
-            </w:r>
-            <w:proofErr w:type="spellEnd"/>
-            <w:r>
-              <w:rPr>
-                <w:rFonts w:ascii="Courier New" w:eastAsia="Courier New" w:hAnsi="Courier New" w:cs="Courier New"/>
-                <w:color w:val="888888"/>
-                <w:sz w:val="18"/>
-                <w:szCs w:val="18"/>
-              </w:rPr>
-              <w:t xml:space="preserve">           # </w:t>
-            </w:r>
-            <w:proofErr w:type="spellStart"/>
-            <w:r>
-              <w:rPr>
-                <w:rFonts w:ascii="Courier New" w:eastAsia="Courier New" w:hAnsi="Courier New" w:cs="Courier New"/>
-                <w:color w:val="888888"/>
-                <w:sz w:val="18"/>
-                <w:szCs w:val="18"/>
-              </w:rPr>
-              <w:t>Config</w:t>
-            </w:r>
-            <w:proofErr w:type="spellEnd"/>
-            <w:r>
-              <w:rPr>
-                <w:rFonts w:ascii="Courier New" w:eastAsia="Courier New" w:hAnsi="Courier New" w:cs="Courier New"/>
-                <w:color w:val="888888"/>
-                <w:sz w:val="18"/>
-                <w:szCs w:val="18"/>
-              </w:rPr>
-              <w:t xml:space="preserve"> descontos por </w:t>
-            </w:r>
-            <w:proofErr w:type="spellStart"/>
-            <w:r>
-              <w:rPr>
-                <w:rFonts w:ascii="Courier New" w:eastAsia="Courier New" w:hAnsi="Courier New" w:cs="Courier New"/>
-                <w:color w:val="888888"/>
-                <w:sz w:val="18"/>
-                <w:szCs w:val="18"/>
-              </w:rPr>
-              <w:t>metodo</w:t>
-            </w:r>
-            <w:proofErr w:type="spellEnd"/>
-          </w:p>
-          <w:p>
-            <w:r>
-              <w:rPr>
-                <w:rFonts w:ascii="Courier New" w:eastAsia="Courier New" w:hAnsi="Courier New" w:cs="Courier New"/>
-                <w:color w:val="888888"/>
-                <w:sz w:val="18"/>
-                <w:szCs w:val="18"/>
-              </w:rPr>
-              <w:t xml:space="preserve">    │   └── </w:t>
-            </w:r>
-            <w:proofErr w:type="spellStart"/>
-            <w:r>
-              <w:rPr>
-                <w:rFonts w:ascii="Courier New" w:eastAsia="Courier New" w:hAnsi="Courier New" w:cs="Courier New"/>
-                <w:color w:val="888888"/>
-                <w:sz w:val="18"/>
-                <w:szCs w:val="18"/>
-              </w:rPr>
-              <w:t>parcelas.json</w:t>
-            </w:r>
-            <w:proofErr w:type="spellEnd"/>
-            <w:r>
-              <w:rPr>
-                <w:rFonts w:ascii="Courier New" w:eastAsia="Courier New" w:hAnsi="Courier New" w:cs="Courier New"/>
-                <w:color w:val="888888"/>
-                <w:sz w:val="18"/>
-                <w:szCs w:val="18"/>
-              </w:rPr>
-              <w:t xml:space="preserve">            # </w:t>
-            </w:r>
-            <w:proofErr w:type="spellStart"/>
-            <w:r>
-              <w:rPr>
-                <w:rFonts w:ascii="Courier New" w:eastAsia="Courier New" w:hAnsi="Courier New" w:cs="Courier New"/>
-                <w:color w:val="888888"/>
-                <w:sz w:val="18"/>
-                <w:szCs w:val="18"/>
-              </w:rPr>
-              <w:t>Config</w:t>
-            </w:r>
-            <w:proofErr w:type="spellEnd"/>
-            <w:r>
-              <w:rPr>
-                <w:rFonts w:ascii="Courier New" w:eastAsia="Courier New" w:hAnsi="Courier New" w:cs="Courier New"/>
-                <w:color w:val="888888"/>
-                <w:sz w:val="18"/>
-                <w:szCs w:val="18"/>
-              </w:rPr>
-              <w:t xml:space="preserve"> parcelamento</w:t>
-            </w:r>
-          </w:p>
-          <w:p>
-            <w:r>
-              <w:rPr>
-                <w:rFonts w:ascii="Courier New" w:eastAsia="Courier New" w:hAnsi="Courier New" w:cs="Courier New"/>
-                <w:b/>
-                <w:bCs/>
-                <w:color w:val="2E75B6"/>
-                <w:sz w:val="18"/>
-                <w:szCs w:val="18"/>
-              </w:rPr>
-              <w:t xml:space="preserve">    ├── </w:t>
-            </w:r>
-            <w:proofErr w:type="spellStart"/>
-            <w:r>
-              <w:rPr>
-                <w:rFonts w:ascii="Courier New" w:eastAsia="Courier New" w:hAnsi="Courier New" w:cs="Courier New"/>
-                <w:b/>
-                <w:bCs/>
-                <w:color w:val="2E75B6"/>
-                <w:sz w:val="18"/>
-                <w:szCs w:val="18"/>
-              </w:rPr>
-              <w:t>services</w:t>
-            </w:r>
-            <w:proofErr w:type="spellEnd"/>
-            <w:r>
-              <w:rPr>
-                <w:rFonts w:ascii="Courier New" w:eastAsia="Courier New" w:hAnsi="Courier New" w:cs="Courier New"/>
-                <w:b/>
-                <w:bCs/>
-                <w:color w:val="2E75B6"/>
-                <w:sz w:val="18"/>
-                <w:szCs w:val="18"/>
-              </w:rPr>
-              <w:t>/</w:t>
-            </w:r>
-          </w:p>
-          <w:p>
-            <w:r>
-              <w:rPr>
-                <w:rFonts w:ascii="Courier New" w:eastAsia="Courier New" w:hAnsi="Courier New" w:cs="Courier New"/>
-                <w:color w:val="333333"/>
-                <w:sz w:val="18"/>
-                <w:szCs w:val="18"/>
-              </w:rPr>
-              <w:t xml:space="preserve">    │   ├── produto_service.py       # CRUD Produtos e Categorias</w:t>
-            </w:r>
-          </w:p>
-          <w:p>
-            <w:r>
-              <w:rPr>
-                <w:rFonts w:ascii="Courier New" w:eastAsia="Courier New" w:hAnsi="Courier New" w:cs="Courier New"/>
-                <w:color w:val="333333"/>
-                <w:sz w:val="18"/>
-                <w:szCs w:val="18"/>
-              </w:rPr>
-              <w:t xml:space="preserve">    │   ├── carrinho_service.py      # Logica de </w:t>
-            </w:r>
-            <w:proofErr w:type="spellStart"/>
-            <w:r>
-              <w:rPr>
-                <w:rFonts w:ascii="Courier New" w:eastAsia="Courier New" w:hAnsi="Courier New" w:cs="Courier New"/>
-                <w:color w:val="333333"/>
-                <w:sz w:val="18"/>
-                <w:szCs w:val="18"/>
-              </w:rPr>
-              <w:t>adicao</w:t>
-            </w:r>
-            <w:proofErr w:type="spellEnd"/>
-            <w:r>
-              <w:rPr>
-                <w:rFonts w:ascii="Courier New" w:eastAsia="Courier New" w:hAnsi="Courier New" w:cs="Courier New"/>
-                <w:color w:val="333333"/>
-                <w:sz w:val="18"/>
-                <w:szCs w:val="18"/>
-              </w:rPr>
-              <w:t xml:space="preserve"> ao carrinho</w:t>
-            </w:r>
-          </w:p>
-          <w:p>
-            <w:r>
-              <w:rPr>
-                <w:rFonts w:ascii="Courier New" w:eastAsia="Courier New" w:hAnsi="Courier New" w:cs="Courier New"/>
-                <w:color w:val="333333"/>
-                <w:sz w:val="18"/>
-                <w:szCs w:val="18"/>
-              </w:rPr>
-              <w:t xml:space="preserve">    │   ├── usuario_service.py       # Cadastro, login e </w:t>
-            </w:r>
-            <w:proofErr w:type="spellStart"/>
-            <w:r>
-              <w:rPr>
-                <w:rFonts w:ascii="Courier New" w:eastAsia="Courier New" w:hAnsi="Courier New" w:cs="Courier New"/>
-                <w:color w:val="333333"/>
-                <w:sz w:val="18"/>
-                <w:szCs w:val="18"/>
-              </w:rPr>
-              <w:t>persistencia</w:t>
-            </w:r>
-            <w:proofErr w:type="spellEnd"/>
-            <w:r>
-              <w:rPr>
-                <w:rFonts w:ascii="Courier New" w:eastAsia="Courier New" w:hAnsi="Courier New" w:cs="Courier New"/>
-                <w:color w:val="333333"/>
-                <w:sz w:val="18"/>
-                <w:szCs w:val="18"/>
-              </w:rPr>
-              <w:t xml:space="preserve"> de carrinho</w:t>
-            </w:r>
-          </w:p>
-          <w:p>
-            <w:r>
-              <w:rPr>
-                <w:rFonts w:ascii="Courier New" w:eastAsia="Courier New" w:hAnsi="Courier New" w:cs="Courier New"/>
-                <w:color w:val="333333"/>
-                <w:sz w:val="18"/>
-                <w:szCs w:val="18"/>
-              </w:rPr>
-              <w:t xml:space="preserve">    │   ├── admin_service.py         # </w:t>
-            </w:r>
-            <w:proofErr w:type="spellStart"/>
-            <w:r>
-              <w:rPr>
-                <w:rFonts w:ascii="Courier New" w:eastAsia="Courier New" w:hAnsi="Courier New" w:cs="Courier New"/>
-                <w:color w:val="333333"/>
-                <w:sz w:val="18"/>
-                <w:szCs w:val="18"/>
-              </w:rPr>
-              <w:t>Autenticacao</w:t>
-            </w:r>
-            <w:proofErr w:type="spellEnd"/>
-            <w:r>
-              <w:rPr>
-                <w:rFonts w:ascii="Courier New" w:eastAsia="Courier New" w:hAnsi="Courier New" w:cs="Courier New"/>
-                <w:color w:val="333333"/>
-                <w:sz w:val="18"/>
-                <w:szCs w:val="18"/>
-              </w:rPr>
-              <w:t xml:space="preserve"> e </w:t>
-            </w:r>
-            <w:proofErr w:type="spellStart"/>
-            <w:r>
-              <w:rPr>
-                <w:rFonts w:ascii="Courier New" w:eastAsia="Courier New" w:hAnsi="Courier New" w:cs="Courier New"/>
-                <w:color w:val="333333"/>
-                <w:sz w:val="18"/>
-                <w:szCs w:val="18"/>
-              </w:rPr>
-              <w:t>gestao</w:t>
-            </w:r>
-            <w:proofErr w:type="spellEnd"/>
-            <w:r>
-              <w:rPr>
-                <w:rFonts w:ascii="Courier New" w:eastAsia="Courier New" w:hAnsi="Courier New" w:cs="Courier New"/>
-                <w:color w:val="333333"/>
-                <w:sz w:val="18"/>
-                <w:szCs w:val="18"/>
-              </w:rPr>
-              <w:t xml:space="preserve"> de </w:t>
-            </w:r>
-            <w:proofErr w:type="spellStart"/>
-            <w:r>
-              <w:rPr>
-                <w:rFonts w:ascii="Courier New" w:eastAsia="Courier New" w:hAnsi="Courier New" w:cs="Courier New"/>
-                <w:color w:val="333333"/>
-                <w:sz w:val="18"/>
-                <w:szCs w:val="18"/>
-              </w:rPr>
-              <w:t>admins</w:t>
-            </w:r>
-            <w:proofErr w:type="spellEnd"/>
+              <w:t xml:space="preserve">    │   ├── admin_service.py         # Autenticacao e gestao de admins</w:t>
+            </w:r>
           </w:p>
           <w:p>
             <w:r>
@@ -35290,7 +31251,6 @@
             </w:tcMar>
           </w:tcPr>
           <w:p>
-            <w:proofErr w:type="spellStart"/>
             <w:r>
               <w:rPr>
                 <w:sz w:val="20"/>
@@ -35298,7 +31258,6 @@
               </w:rPr>
               <w:t>SQLAlchemy</w:t>
             </w:r>
-            <w:proofErr w:type="spellEnd"/>
           </w:p>
         </w:tc>
         <w:tc>
@@ -35378,39 +31337,7 @@
                 <w:sz w:val="20"/>
                 <w:szCs w:val="20"/>
               </w:rPr>
-              <w:t xml:space="preserve">Abstração robusta do BD; suporte a múltiplos </w:t>
-            </w:r>
-            <w:proofErr w:type="spellStart"/>
-            <w:r>
-              <w:rPr>
-                <w:sz w:val="20"/>
-                <w:szCs w:val="20"/>
-              </w:rPr>
-              <w:t>backends</w:t>
-            </w:r>
-            <w:proofErr w:type="spellEnd"/>
-            <w:r>
-              <w:rPr>
-                <w:sz w:val="20"/>
-                <w:szCs w:val="20"/>
-              </w:rPr>
-              <w:t xml:space="preserve"> (</w:t>
-            </w:r>
-            <w:proofErr w:type="spellStart"/>
-            <w:r>
-              <w:rPr>
-                <w:sz w:val="20"/>
-                <w:szCs w:val="20"/>
-              </w:rPr>
-              <w:t>SQLite</w:t>
-            </w:r>
-            <w:proofErr w:type="spellEnd"/>
-            <w:r>
-              <w:rPr>
-                <w:sz w:val="20"/>
-                <w:szCs w:val="20"/>
-              </w:rPr>
-              <w:t xml:space="preserve"> para PostgreSQL sem refatoração)</w:t>
+              <w:t>Abstração robusta do BD; suporte a múltiplos backends (SQLite para PostgreSQL sem refatoração)</w:t>
             </w:r>
           </w:p>
         </w:tc>
@@ -35467,7 +31394,6 @@
             </w:tcMar>
           </w:tcPr>
           <w:p>
-            <w:proofErr w:type="spellStart"/>
             <w:r>
               <w:rPr>
                 <w:sz w:val="20"/>
@@ -35475,7 +31401,6 @@
               </w:rPr>
               <w:t>SQLite</w:t>
             </w:r>
-            <w:proofErr w:type="spellEnd"/>
           </w:p>
         </w:tc>
         <w:tc>
@@ -35555,23 +31480,7 @@
                 <w:sz w:val="20"/>
                 <w:szCs w:val="20"/>
               </w:rPr>
-              <w:t>Zero configuração; arquivo único portátil; adequado para single-</w:t>
-            </w:r>
-            <w:proofErr w:type="spellStart"/>
-            <w:r>
-              <w:rPr>
-                <w:sz w:val="20"/>
-                <w:szCs w:val="20"/>
-              </w:rPr>
-              <w:t>user</w:t>
-            </w:r>
-            <w:proofErr w:type="spellEnd"/>
-            <w:r>
-              <w:rPr>
-                <w:sz w:val="20"/>
-                <w:szCs w:val="20"/>
-              </w:rPr>
-              <w:t>; nativo no Python</w:t>
+              <w:t>Zero configuração; arquivo único portátil; adequado para single-user; nativo no Python</w:t>
             </w:r>
           </w:p>
         </w:tc>
@@ -35628,7 +31537,6 @@
             </w:tcMar>
           </w:tcPr>
           <w:p>
-            <w:proofErr w:type="spellStart"/>
             <w:r>
               <w:rPr>
                 <w:sz w:val="20"/>
@@ -35636,7 +31544,6 @@
               </w:rPr>
               <w:t>Werkzeug</w:t>
             </w:r>
-            <w:proofErr w:type="spellEnd"/>
           </w:p>
         </w:tc>
         <w:tc>
@@ -35684,21 +31591,12 @@
             </w:tcMar>
           </w:tcPr>
           <w:p>
-            <w:proofErr w:type="spellStart"/>
-            <w:r>
-              <w:rPr>
-                <w:sz w:val="20"/>
-                <w:szCs w:val="20"/>
-              </w:rPr>
-              <w:t>Hash</w:t>
-            </w:r>
-            <w:proofErr w:type="spellEnd"/>
-            <w:r>
-              <w:rPr>
-                <w:sz w:val="20"/>
-                <w:szCs w:val="20"/>
-              </w:rPr>
-              <w:t xml:space="preserve"> e verificação de senhas (PBKDF2-SHA256)</w:t>
+            <w:r>
+              <w:rPr>
+                <w:sz w:val="20"/>
+                <w:szCs w:val="20"/>
+              </w:rPr>
+              <w:t>Hash e verificação de senhas (PBKDF2-SHA256)</w:t>
             </w:r>
           </w:p>
         </w:tc>
@@ -35782,7 +31680,6 @@
             </w:tcMar>
           </w:tcPr>
           <w:p>
-            <w:proofErr w:type="spellStart"/>
             <w:r>
               <w:rPr>
                 <w:sz w:val="20"/>
@@ -35790,7 +31687,6 @@
               </w:rPr>
               <w:t>CustomTkinter</w:t>
             </w:r>
-            <w:proofErr w:type="spellEnd"/>
           </w:p>
         </w:tc>
         <w:tc>
@@ -35927,7 +31823,6 @@
             </w:tcMar>
           </w:tcPr>
           <w:p>
-            <w:proofErr w:type="spellStart"/>
             <w:r>
               <w:rPr>
                 <w:sz w:val="20"/>
@@ -35935,7 +31830,6 @@
               </w:rPr>
               <w:t>darkdetect</w:t>
             </w:r>
-            <w:proofErr w:type="spellEnd"/>
           </w:p>
         </w:tc>
         <w:tc>
@@ -36072,7 +31966,6 @@
             </w:tcMar>
           </w:tcPr>
           <w:p>
-            <w:proofErr w:type="spellStart"/>
             <w:r>
               <w:rPr>
                 <w:sz w:val="20"/>
@@ -36080,7 +31973,6 @@
               </w:rPr>
               <w:t>packaging</w:t>
             </w:r>
-            <w:proofErr w:type="spellEnd"/>
           </w:p>
         </w:tc>
         <w:tc>
@@ -36190,7 +32082,6 @@
             </w:tcMar>
           </w:tcPr>
           <w:p>
-            <w:proofErr w:type="spellStart"/>
             <w:r>
               <w:rPr>
                 <w:sz w:val="20"/>
@@ -36198,7 +32089,6 @@
               </w:rPr>
               <w:t>Config</w:t>
             </w:r>
-            <w:proofErr w:type="spellEnd"/>
           </w:p>
         </w:tc>
         <w:tc>
@@ -36224,23 +32114,7 @@
                 <w:sz w:val="20"/>
                 <w:szCs w:val="20"/>
               </w:rPr>
-              <w:t>JSON (</w:t>
-            </w:r>
-            <w:proofErr w:type="spellStart"/>
-            <w:r>
-              <w:rPr>
-                <w:sz w:val="20"/>
-                <w:szCs w:val="20"/>
-              </w:rPr>
-              <w:t>stdlib</w:t>
-            </w:r>
-            <w:proofErr w:type="spellEnd"/>
-            <w:r>
-              <w:rPr>
-                <w:sz w:val="20"/>
-                <w:szCs w:val="20"/>
-              </w:rPr>
-              <w:t>)</w:t>
+              <w:t>JSON (stdlib)</w:t>
             </w:r>
           </w:p>
         </w:tc>
@@ -36486,23 +32360,7 @@
                 <w:sz w:val="20"/>
                 <w:szCs w:val="20"/>
               </w:rPr>
-              <w:t xml:space="preserve">Windows 10+, Ubuntu 20.04+, </w:t>
-            </w:r>
-            <w:proofErr w:type="spellStart"/>
-            <w:r>
-              <w:rPr>
-                <w:sz w:val="20"/>
-                <w:szCs w:val="20"/>
-              </w:rPr>
-              <w:t>macOS</w:t>
-            </w:r>
-            <w:proofErr w:type="spellEnd"/>
-            <w:r>
-              <w:rPr>
-                <w:sz w:val="20"/>
-                <w:szCs w:val="20"/>
-              </w:rPr>
-              <w:t xml:space="preserve"> 12+ (qualquer SO com Python 3.10+)</w:t>
+              <w:t>Windows 10+, Ubuntu 20.04+, macOS 12+ (qualquer SO com Python 3.10+)</w:t>
             </w:r>
           </w:p>
         </w:tc>
@@ -36532,7 +32390,6 @@
             </w:tcMar>
           </w:tcPr>
           <w:p>
-            <w:proofErr w:type="spellStart"/>
             <w:r>
               <w:rPr>
                 <w:sz w:val="20"/>
@@ -36540,7 +32397,6 @@
               </w:rPr>
               <w:t>Runtime</w:t>
             </w:r>
-            <w:proofErr w:type="spellEnd"/>
           </w:p>
         </w:tc>
         <w:tc>
@@ -36624,37 +32480,12 @@
             </w:tcMar>
           </w:tcPr>
           <w:p>
-            <w:proofErr w:type="spellStart"/>
-            <w:r>
-              <w:rPr>
-                <w:sz w:val="20"/>
-                <w:szCs w:val="20"/>
-              </w:rPr>
-              <w:t>pip</w:t>
-            </w:r>
-            <w:proofErr w:type="spellEnd"/>
-            <w:r>
-              <w:rPr>
-                <w:sz w:val="20"/>
-                <w:szCs w:val="20"/>
-              </w:rPr>
-              <w:t xml:space="preserve"> </w:t>
-            </w:r>
-            <w:proofErr w:type="spellStart"/>
-            <w:r>
-              <w:rPr>
-                <w:sz w:val="20"/>
-                <w:szCs w:val="20"/>
-              </w:rPr>
-              <w:t>install</w:t>
-            </w:r>
-            <w:proofErr w:type="spellEnd"/>
-            <w:r>
-              <w:rPr>
-                <w:sz w:val="20"/>
-                <w:szCs w:val="20"/>
-              </w:rPr>
-              <w:t xml:space="preserve"> -r requirements.txt</w:t>
+            <w:r>
+              <w:rPr>
+                <w:sz w:val="20"/>
+                <w:szCs w:val="20"/>
+              </w:rPr>
+              <w:t>pip install -r requirements.txt</w:t>
             </w:r>
           </w:p>
         </w:tc>
@@ -36778,39 +32609,7 @@
                 <w:sz w:val="20"/>
                 <w:szCs w:val="20"/>
               </w:rPr>
-              <w:t>&lt; 100 MB em operação normal (</w:t>
-            </w:r>
-            <w:proofErr w:type="spellStart"/>
-            <w:r>
-              <w:rPr>
-                <w:sz w:val="20"/>
-                <w:szCs w:val="20"/>
-              </w:rPr>
-              <w:t>SQLite</w:t>
-            </w:r>
-            <w:proofErr w:type="spellEnd"/>
-            <w:r>
-              <w:rPr>
-                <w:sz w:val="20"/>
-                <w:szCs w:val="20"/>
-              </w:rPr>
-              <w:t xml:space="preserve"> </w:t>
-            </w:r>
-            <w:proofErr w:type="spellStart"/>
-            <w:r>
-              <w:rPr>
-                <w:sz w:val="20"/>
-                <w:szCs w:val="20"/>
-              </w:rPr>
-              <w:t>in-process</w:t>
-            </w:r>
-            <w:proofErr w:type="spellEnd"/>
-            <w:r>
-              <w:rPr>
-                <w:sz w:val="20"/>
-                <w:szCs w:val="20"/>
-              </w:rPr>
-              <w:t>)</w:t>
+              <w:t>&lt; 100 MB em operação normal (SQLite in-process)</w:t>
             </w:r>
           </w:p>
         </w:tc>
@@ -36934,39 +32733,7 @@
                 <w:sz w:val="20"/>
                 <w:szCs w:val="20"/>
               </w:rPr>
-              <w:t>Permissão de escrita no diretório da aplicação (criação do .</w:t>
-            </w:r>
-            <w:proofErr w:type="spellStart"/>
-            <w:r>
-              <w:rPr>
-                <w:sz w:val="20"/>
-                <w:szCs w:val="20"/>
-              </w:rPr>
-              <w:t>db</w:t>
-            </w:r>
-            <w:proofErr w:type="spellEnd"/>
-            <w:r>
-              <w:rPr>
-                <w:sz w:val="20"/>
-                <w:szCs w:val="20"/>
-              </w:rPr>
-              <w:t xml:space="preserve"> e </w:t>
-            </w:r>
-            <w:proofErr w:type="spellStart"/>
-            <w:r>
-              <w:rPr>
-                <w:sz w:val="20"/>
-                <w:szCs w:val="20"/>
-              </w:rPr>
-              <w:t>JSONs</w:t>
-            </w:r>
-            <w:proofErr w:type="spellEnd"/>
-            <w:r>
-              <w:rPr>
-                <w:sz w:val="20"/>
-                <w:szCs w:val="20"/>
-              </w:rPr>
-              <w:t>)</w:t>
+              <w:t>Permissão de escrita no diretório da aplicação (criação do .db e JSONs)</w:t>
             </w:r>
           </w:p>
         </w:tc>
@@ -37178,37 +32945,12 @@
             </w:tcMar>
           </w:tcPr>
           <w:p>
-            <w:proofErr w:type="spellStart"/>
-            <w:r>
-              <w:rPr>
-                <w:sz w:val="20"/>
-                <w:szCs w:val="20"/>
-              </w:rPr>
-              <w:t>Microserviços</w:t>
-            </w:r>
-            <w:proofErr w:type="spellEnd"/>
-            <w:r>
-              <w:rPr>
-                <w:sz w:val="20"/>
-                <w:szCs w:val="20"/>
-              </w:rPr>
-              <w:t xml:space="preserve">, Clean </w:t>
-            </w:r>
-            <w:proofErr w:type="spellStart"/>
-            <w:r>
-              <w:rPr>
-                <w:sz w:val="20"/>
-                <w:szCs w:val="20"/>
-              </w:rPr>
-              <w:t>Architecture</w:t>
-            </w:r>
-            <w:proofErr w:type="spellEnd"/>
-            <w:r>
-              <w:rPr>
-                <w:sz w:val="20"/>
-                <w:szCs w:val="20"/>
-              </w:rPr>
-              <w:t>, MVC</w:t>
+            <w:r>
+              <w:rPr>
+                <w:sz w:val="20"/>
+                <w:szCs w:val="20"/>
+              </w:rPr>
+              <w:t>Microserviços, Clean Architecture, MVC</w:t>
             </w:r>
           </w:p>
         </w:tc>
@@ -37324,23 +33066,7 @@
                 <w:sz w:val="20"/>
                 <w:szCs w:val="20"/>
               </w:rPr>
-              <w:t>Portabilidade total; sem dependência de infraestrutura externa; instalação zero-</w:t>
-            </w:r>
-            <w:proofErr w:type="spellStart"/>
-            <w:r>
-              <w:rPr>
-                <w:sz w:val="20"/>
-                <w:szCs w:val="20"/>
-              </w:rPr>
-              <w:t>config</w:t>
-            </w:r>
-            <w:proofErr w:type="spellEnd"/>
-            <w:r>
-              <w:rPr>
-                <w:sz w:val="20"/>
-                <w:szCs w:val="20"/>
-              </w:rPr>
-              <w:t>; adequado para uso offline em lojas de pequeno porte</w:t>
+              <w:t>Portabilidade total; sem dependência de infraestrutura externa; instalação zero-config; adequado para uso offline em lojas de pequeno porte</w:t>
             </w:r>
           </w:p>
         </w:tc>
@@ -37402,55 +33128,7 @@
                 <w:sz w:val="20"/>
                 <w:szCs w:val="20"/>
               </w:rPr>
-              <w:t>GUI (</w:t>
-            </w:r>
-            <w:proofErr w:type="spellStart"/>
-            <w:r>
-              <w:rPr>
-                <w:sz w:val="20"/>
-                <w:szCs w:val="20"/>
-              </w:rPr>
-              <w:t>CustomTkinter</w:t>
-            </w:r>
-            <w:proofErr w:type="spellEnd"/>
-            <w:r>
-              <w:rPr>
-                <w:sz w:val="20"/>
-                <w:szCs w:val="20"/>
-              </w:rPr>
-              <w:t>), Web (</w:t>
-            </w:r>
-            <w:proofErr w:type="spellStart"/>
-            <w:r>
-              <w:rPr>
-                <w:sz w:val="20"/>
-                <w:szCs w:val="20"/>
-              </w:rPr>
-              <w:t>Flask</w:t>
-            </w:r>
-            <w:proofErr w:type="spellEnd"/>
-            <w:r>
-              <w:rPr>
-                <w:sz w:val="20"/>
-                <w:szCs w:val="20"/>
-              </w:rPr>
-              <w:t>/</w:t>
-            </w:r>
-            <w:proofErr w:type="spellStart"/>
-            <w:r>
-              <w:rPr>
-                <w:sz w:val="20"/>
-                <w:szCs w:val="20"/>
-              </w:rPr>
-              <w:t>FastAPI</w:t>
-            </w:r>
-            <w:proofErr w:type="spellEnd"/>
-            <w:r>
-              <w:rPr>
-                <w:sz w:val="20"/>
-                <w:szCs w:val="20"/>
-              </w:rPr>
-              <w:t>)</w:t>
+              <w:t>GUI (CustomTkinter), Web (Flask/FastAPI)</w:t>
             </w:r>
           </w:p>
         </w:tc>
@@ -37507,21 +33185,12 @@
             </w:tcMar>
           </w:tcPr>
           <w:p>
-            <w:proofErr w:type="spellStart"/>
-            <w:r>
-              <w:rPr>
-                <w:sz w:val="20"/>
-                <w:szCs w:val="20"/>
-              </w:rPr>
-              <w:t>SQLite</w:t>
-            </w:r>
-            <w:proofErr w:type="spellEnd"/>
-            <w:r>
-              <w:rPr>
-                <w:sz w:val="20"/>
-                <w:szCs w:val="20"/>
-              </w:rPr>
-              <w:t xml:space="preserve"> como banco de dados</w:t>
+            <w:r>
+              <w:rPr>
+                <w:sz w:val="20"/>
+                <w:szCs w:val="20"/>
+              </w:rPr>
+              <w:t>SQLite como banco de dados</w:t>
             </w:r>
           </w:p>
         </w:tc>
@@ -37548,17 +33217,8 @@
                 <w:sz w:val="20"/>
                 <w:szCs w:val="20"/>
               </w:rPr>
-              <w:t xml:space="preserve">PostgreSQL, MySQL, </w:t>
-            </w:r>
-            <w:proofErr w:type="spellStart"/>
-            <w:r>
-              <w:rPr>
-                <w:sz w:val="20"/>
-                <w:szCs w:val="20"/>
-              </w:rPr>
-              <w:t>MongoDB</w:t>
-            </w:r>
-            <w:proofErr w:type="spellEnd"/>
+              <w:t>PostgreSQL, MySQL, MongoDB</w:t>
+            </w:r>
           </w:p>
         </w:tc>
         <w:tc>
@@ -37584,33 +33244,8 @@
                 <w:sz w:val="20"/>
                 <w:szCs w:val="20"/>
               </w:rPr>
-              <w:t>Embutido no Python; arquivo único sem servidor; adequado para single-</w:t>
-            </w:r>
-            <w:proofErr w:type="spellStart"/>
-            <w:r>
-              <w:rPr>
-                <w:sz w:val="20"/>
-                <w:szCs w:val="20"/>
-              </w:rPr>
-              <w:t>user</w:t>
-            </w:r>
-            <w:proofErr w:type="spellEnd"/>
-            <w:r>
-              <w:rPr>
-                <w:sz w:val="20"/>
-                <w:szCs w:val="20"/>
-              </w:rPr>
-              <w:t xml:space="preserve">; migração futura para PostgreSQL viável sem alteração dos modelos </w:t>
-            </w:r>
-            <w:proofErr w:type="spellStart"/>
-            <w:r>
-              <w:rPr>
-                <w:sz w:val="20"/>
-                <w:szCs w:val="20"/>
-              </w:rPr>
-              <w:t>SQLAlchemy</w:t>
-            </w:r>
-            <w:proofErr w:type="spellEnd"/>
+              <w:t>Embutido no Python; arquivo único sem servidor; adequado para single-user; migração futura para PostgreSQL viável sem alteração dos modelos SQLAlchemy</w:t>
+            </w:r>
           </w:p>
         </w:tc>
       </w:tr>
@@ -37639,21 +33274,12 @@
             </w:tcMar>
           </w:tcPr>
           <w:p>
-            <w:proofErr w:type="spellStart"/>
-            <w:r>
-              <w:rPr>
-                <w:sz w:val="20"/>
-                <w:szCs w:val="20"/>
-              </w:rPr>
-              <w:t>SQLAlchemy</w:t>
-            </w:r>
-            <w:proofErr w:type="spellEnd"/>
-            <w:r>
-              <w:rPr>
-                <w:sz w:val="20"/>
-                <w:szCs w:val="20"/>
-              </w:rPr>
-              <w:t xml:space="preserve"> ORM</w:t>
+            <w:r>
+              <w:rPr>
+                <w:sz w:val="20"/>
+                <w:szCs w:val="20"/>
+              </w:rPr>
+              <w:t>SQLAlchemy ORM</w:t>
             </w:r>
           </w:p>
         </w:tc>
@@ -37680,39 +33306,7 @@
                 <w:sz w:val="20"/>
                 <w:szCs w:val="20"/>
               </w:rPr>
-              <w:t xml:space="preserve">Acesso direto via sqlite3, </w:t>
-            </w:r>
-            <w:proofErr w:type="spellStart"/>
-            <w:r>
-              <w:rPr>
-                <w:sz w:val="20"/>
-                <w:szCs w:val="20"/>
-              </w:rPr>
-              <w:t>Peewee</w:t>
-            </w:r>
-            <w:proofErr w:type="spellEnd"/>
-            <w:r>
-              <w:rPr>
-                <w:sz w:val="20"/>
-                <w:szCs w:val="20"/>
-              </w:rPr>
-              <w:t xml:space="preserve">, </w:t>
-            </w:r>
-            <w:proofErr w:type="spellStart"/>
-            <w:r>
-              <w:rPr>
-                <w:sz w:val="20"/>
-                <w:szCs w:val="20"/>
-              </w:rPr>
-              <w:t>Tortoise</w:t>
-            </w:r>
-            <w:proofErr w:type="spellEnd"/>
-            <w:r>
-              <w:rPr>
-                <w:sz w:val="20"/>
-                <w:szCs w:val="20"/>
-              </w:rPr>
-              <w:t xml:space="preserve"> ORM</w:t>
+              <w:t>Acesso direto via sqlite3, Peewee, Tortoise ORM</w:t>
             </w:r>
           </w:p>
         </w:tc>
@@ -37739,39 +33333,7 @@
                 <w:sz w:val="20"/>
                 <w:szCs w:val="20"/>
               </w:rPr>
-              <w:t xml:space="preserve">Abstração de banco bem documentada; suporte a múltiplos </w:t>
-            </w:r>
-            <w:proofErr w:type="spellStart"/>
-            <w:r>
-              <w:rPr>
-                <w:sz w:val="20"/>
-                <w:szCs w:val="20"/>
-              </w:rPr>
-              <w:t>backends</w:t>
-            </w:r>
-            <w:proofErr w:type="spellEnd"/>
-            <w:r>
-              <w:rPr>
-                <w:sz w:val="20"/>
-                <w:szCs w:val="20"/>
-              </w:rPr>
-              <w:t xml:space="preserve">; evita SQL </w:t>
-            </w:r>
-            <w:proofErr w:type="spellStart"/>
-            <w:r>
-              <w:rPr>
-                <w:sz w:val="20"/>
-                <w:szCs w:val="20"/>
-              </w:rPr>
-              <w:t>inline</w:t>
-            </w:r>
-            <w:proofErr w:type="spellEnd"/>
-            <w:r>
-              <w:rPr>
-                <w:sz w:val="20"/>
-                <w:szCs w:val="20"/>
-              </w:rPr>
-              <w:t>; facilita migração futura para PostgreSQL</w:t>
+              <w:t>Abstração de banco bem documentada; suporte a múltiplos backends; evita SQL inline; facilita migração futura para PostgreSQL</w:t>
             </w:r>
           </w:p>
         </w:tc>
@@ -37801,31 +33363,13 @@
             </w:tcMar>
           </w:tcPr>
           <w:p>
-            <w:proofErr w:type="spellStart"/>
-            <w:r>
-              <w:rPr>
-                <w:sz w:val="20"/>
-                <w:szCs w:val="20"/>
-              </w:rPr>
-              <w:t>Werkzeug</w:t>
-            </w:r>
-            <w:proofErr w:type="spellEnd"/>
-            <w:r>
-              <w:rPr>
-                <w:sz w:val="20"/>
-                <w:szCs w:val="20"/>
-              </w:rPr>
-              <w:t xml:space="preserve"> para </w:t>
-            </w:r>
-            <w:proofErr w:type="spellStart"/>
-            <w:r>
-              <w:rPr>
-                <w:sz w:val="20"/>
-                <w:szCs w:val="20"/>
-              </w:rPr>
-              <w:t>hashing</w:t>
-            </w:r>
-            <w:proofErr w:type="spellEnd"/>
+            <w:r>
+              <w:rPr>
+                <w:sz w:val="20"/>
+                <w:szCs w:val="20"/>
+              </w:rPr>
+              <w:t>Werkzeug para hashing</w:t>
+            </w:r>
           </w:p>
         </w:tc>
         <w:tc>
@@ -37846,53 +33390,12 @@
             </w:tcMar>
           </w:tcPr>
           <w:p>
-            <w:proofErr w:type="spellStart"/>
-            <w:r>
-              <w:rPr>
-                <w:sz w:val="20"/>
-                <w:szCs w:val="20"/>
-              </w:rPr>
-              <w:t>hashlib</w:t>
-            </w:r>
-            <w:proofErr w:type="spellEnd"/>
-            <w:r>
-              <w:rPr>
-                <w:sz w:val="20"/>
-                <w:szCs w:val="20"/>
-              </w:rPr>
-              <w:t xml:space="preserve"> (</w:t>
-            </w:r>
-            <w:proofErr w:type="spellStart"/>
-            <w:r>
-              <w:rPr>
-                <w:sz w:val="20"/>
-                <w:szCs w:val="20"/>
-              </w:rPr>
-              <w:t>stdlib</w:t>
-            </w:r>
-            <w:proofErr w:type="spellEnd"/>
-            <w:r>
-              <w:rPr>
-                <w:sz w:val="20"/>
-                <w:szCs w:val="20"/>
-              </w:rPr>
-              <w:t xml:space="preserve">), </w:t>
-            </w:r>
-            <w:proofErr w:type="spellStart"/>
-            <w:r>
-              <w:rPr>
-                <w:sz w:val="20"/>
-                <w:szCs w:val="20"/>
-              </w:rPr>
-              <w:t>bcrypt</w:t>
-            </w:r>
-            <w:proofErr w:type="spellEnd"/>
-            <w:r>
-              <w:rPr>
-                <w:sz w:val="20"/>
-                <w:szCs w:val="20"/>
-              </w:rPr>
-              <w:t>, Argon2</w:t>
+            <w:r>
+              <w:rPr>
+                <w:sz w:val="20"/>
+                <w:szCs w:val="20"/>
+              </w:rPr>
+              <w:t>hashlib (stdlib), bcrypt, Argon2</w:t>
             </w:r>
           </w:p>
         </w:tc>
@@ -37919,71 +33422,7 @@
                 <w:sz w:val="20"/>
                 <w:szCs w:val="20"/>
               </w:rPr>
-              <w:t xml:space="preserve">Implementação segura e auditada da comunidade </w:t>
-            </w:r>
-            <w:proofErr w:type="spellStart"/>
-            <w:r>
-              <w:rPr>
-                <w:sz w:val="20"/>
-                <w:szCs w:val="20"/>
-              </w:rPr>
-              <w:t>Flask</w:t>
-            </w:r>
-            <w:proofErr w:type="spellEnd"/>
-            <w:r>
-              <w:rPr>
-                <w:sz w:val="20"/>
-                <w:szCs w:val="20"/>
-              </w:rPr>
-              <w:t xml:space="preserve">; PBKDF2-SHA256 com </w:t>
-            </w:r>
-            <w:proofErr w:type="spellStart"/>
-            <w:r>
-              <w:rPr>
-                <w:sz w:val="20"/>
-                <w:szCs w:val="20"/>
-              </w:rPr>
-              <w:t>salt</w:t>
-            </w:r>
-            <w:proofErr w:type="spellEnd"/>
-            <w:r>
-              <w:rPr>
-                <w:sz w:val="20"/>
-                <w:szCs w:val="20"/>
-              </w:rPr>
-              <w:t xml:space="preserve"> automático; interface simples (</w:t>
-            </w:r>
-            <w:proofErr w:type="spellStart"/>
-            <w:r>
-              <w:rPr>
-                <w:sz w:val="20"/>
-                <w:szCs w:val="20"/>
-              </w:rPr>
-              <w:t>generate</w:t>
-            </w:r>
-            <w:proofErr w:type="spellEnd"/>
-            <w:r>
-              <w:rPr>
-                <w:sz w:val="20"/>
-                <w:szCs w:val="20"/>
-              </w:rPr>
-              <w:t>/</w:t>
-            </w:r>
-            <w:proofErr w:type="spellStart"/>
-            <w:r>
-              <w:rPr>
-                <w:sz w:val="20"/>
-                <w:szCs w:val="20"/>
-              </w:rPr>
-              <w:t>check</w:t>
-            </w:r>
-            <w:proofErr w:type="spellEnd"/>
-            <w:r>
-              <w:rPr>
-                <w:sz w:val="20"/>
-                <w:szCs w:val="20"/>
-              </w:rPr>
-              <w:t>)</w:t>
+              <w:t>Implementação segura e auditada da comunidade Flask; PBKDF2-SHA256 com salt automático; interface simples (generate/check)</w:t>
             </w:r>
           </w:p>
         </w:tc>
@@ -38045,33 +33484,8 @@
                 <w:sz w:val="20"/>
                 <w:szCs w:val="20"/>
               </w:rPr>
-              <w:t>Variáveis de ambiente, banco de dados, .</w:t>
-            </w:r>
-            <w:proofErr w:type="spellStart"/>
-            <w:r>
-              <w:rPr>
-                <w:sz w:val="20"/>
-                <w:szCs w:val="20"/>
-              </w:rPr>
-              <w:t>ini</w:t>
-            </w:r>
-            <w:proofErr w:type="spellEnd"/>
-            <w:r>
-              <w:rPr>
-                <w:sz w:val="20"/>
-                <w:szCs w:val="20"/>
-              </w:rPr>
-              <w:t>/.</w:t>
-            </w:r>
-            <w:proofErr w:type="spellStart"/>
-            <w:r>
-              <w:rPr>
-                <w:sz w:val="20"/>
-                <w:szCs w:val="20"/>
-              </w:rPr>
-              <w:t>toml</w:t>
-            </w:r>
-            <w:proofErr w:type="spellEnd"/>
+              <w:t>Variáveis de ambiente, banco de dados, .ini/.toml</w:t>
+            </w:r>
           </w:p>
         </w:tc>
         <w:tc>
@@ -38113,28 +33527,15 @@
         <w:pStyle w:val="Ttulo2"/>
       </w:pPr>
       <w:r>
-        <w:t>23.2 Análise de Trade-</w:t>
+        <w:t>23.2 Análise de Trade-offs</w:t>
       </w:r>
-      <w:proofErr w:type="spellStart"/>
-      <w:r>
-        <w:t>offs</w:t>
-      </w:r>
-      <w:proofErr w:type="spellEnd"/>
     </w:p>
     <w:p>
       <w:pPr>
         <w:spacing w:before="60" w:after="60"/>
       </w:pPr>
       <w:r>
-        <w:t>As decisões acima envolvem trade-</w:t>
-      </w:r>
-      <w:proofErr w:type="spellStart"/>
-      <w:r>
-        <w:t>offs</w:t>
-      </w:r>
-      <w:proofErr w:type="spellEnd"/>
-      <w:r>
-        <w:t xml:space="preserve"> conscientemente aceitos para esta versão do sistema:</w:t>
+        <w:t>As decisões acima envolvem trade-offs conscientemente aceitos para esta versão do sistema:</w:t>
       </w:r>
     </w:p>
     <w:p>
@@ -38318,7 +33719,6 @@
             </w:tcMar>
           </w:tcPr>
           <w:p>
-            <w:proofErr w:type="spellStart"/>
             <w:r>
               <w:rPr>
                 <w:sz w:val="20"/>
@@ -38326,7 +33726,6 @@
               </w:rPr>
               <w:t>SQLite</w:t>
             </w:r>
-            <w:proofErr w:type="spellEnd"/>
           </w:p>
         </w:tc>
         <w:tc>
@@ -38379,23 +33778,7 @@
                 <w:sz w:val="20"/>
                 <w:szCs w:val="20"/>
               </w:rPr>
-              <w:t>Sem suporte a acesso simultâneo (single-</w:t>
-            </w:r>
-            <w:proofErr w:type="spellStart"/>
-            <w:r>
-              <w:rPr>
-                <w:sz w:val="20"/>
-                <w:szCs w:val="20"/>
-              </w:rPr>
-              <w:t>user</w:t>
-            </w:r>
-            <w:proofErr w:type="spellEnd"/>
-            <w:r>
-              <w:rPr>
-                <w:sz w:val="20"/>
-                <w:szCs w:val="20"/>
-              </w:rPr>
-              <w:t>)</w:t>
+              <w:t>Sem suporte a acesso simultâneo (single-user)</w:t>
             </w:r>
           </w:p>
         </w:tc>
@@ -38422,23 +33805,7 @@
                 <w:sz w:val="20"/>
                 <w:szCs w:val="20"/>
               </w:rPr>
-              <w:t xml:space="preserve">Migrar para PostgreSQL em versões </w:t>
-            </w:r>
-            <w:proofErr w:type="spellStart"/>
-            <w:r>
-              <w:rPr>
-                <w:sz w:val="20"/>
-                <w:szCs w:val="20"/>
-              </w:rPr>
-              <w:t>multi-usuário</w:t>
-            </w:r>
-            <w:proofErr w:type="spellEnd"/>
-            <w:r>
-              <w:rPr>
-                <w:sz w:val="20"/>
-                <w:szCs w:val="20"/>
-              </w:rPr>
-              <w:t xml:space="preserve"> (NR007)</w:t>
+              <w:t>Migrar para PostgreSQL em versões multi-usuário (NR007)</w:t>
             </w:r>
           </w:p>
         </w:tc>
@@ -38549,37 +33916,12 @@
             </w:tcMar>
           </w:tcPr>
           <w:p>
-            <w:proofErr w:type="spellStart"/>
-            <w:r>
-              <w:rPr>
-                <w:sz w:val="20"/>
-                <w:szCs w:val="20"/>
-              </w:rPr>
-              <w:t>CustomTkinter</w:t>
-            </w:r>
-            <w:proofErr w:type="spellEnd"/>
-            <w:r>
-              <w:rPr>
-                <w:sz w:val="20"/>
-                <w:szCs w:val="20"/>
-              </w:rPr>
-              <w:t xml:space="preserve"> já na </w:t>
-            </w:r>
-            <w:proofErr w:type="spellStart"/>
-            <w:r>
-              <w:rPr>
-                <w:sz w:val="20"/>
-                <w:szCs w:val="20"/>
-              </w:rPr>
-              <w:t>stack</w:t>
-            </w:r>
-            <w:proofErr w:type="spellEnd"/>
-            <w:r>
-              <w:rPr>
-                <w:sz w:val="20"/>
-                <w:szCs w:val="20"/>
-              </w:rPr>
-              <w:t xml:space="preserve"> para futura GUI (seção 4.3)</w:t>
+            <w:r>
+              <w:rPr>
+                <w:sz w:val="20"/>
+                <w:szCs w:val="20"/>
+              </w:rPr>
+              <w:t>CustomTkinter já na stack para futura GUI (seção 4.3)</w:t>
             </w:r>
           </w:p>
         </w:tc>
@@ -38695,23 +34037,7 @@
                 <w:sz w:val="20"/>
                 <w:szCs w:val="20"/>
               </w:rPr>
-              <w:t xml:space="preserve">Refatoração para </w:t>
-            </w:r>
-            <w:proofErr w:type="spellStart"/>
-            <w:r>
-              <w:rPr>
-                <w:sz w:val="20"/>
-                <w:szCs w:val="20"/>
-              </w:rPr>
-              <w:t>microserviços</w:t>
-            </w:r>
-            <w:proofErr w:type="spellEnd"/>
-            <w:r>
-              <w:rPr>
-                <w:sz w:val="20"/>
-                <w:szCs w:val="20"/>
-              </w:rPr>
-              <w:t xml:space="preserve"> se houver escala (NR007)</w:t>
+              <w:t>Refatoração para microserviços se houver escala (NR007)</w:t>
             </w:r>
           </w:p>
         </w:tc>
@@ -38857,37 +34183,12 @@
             </w:tcMar>
           </w:tcPr>
           <w:p>
-            <w:proofErr w:type="spellStart"/>
-            <w:r>
-              <w:rPr>
-                <w:sz w:val="20"/>
-                <w:szCs w:val="20"/>
-              </w:rPr>
-              <w:t>IDs</w:t>
-            </w:r>
-            <w:proofErr w:type="spellEnd"/>
-            <w:r>
-              <w:rPr>
-                <w:sz w:val="20"/>
-                <w:szCs w:val="20"/>
-              </w:rPr>
-              <w:t xml:space="preserve"> </w:t>
-            </w:r>
-            <w:proofErr w:type="spellStart"/>
-            <w:r>
-              <w:rPr>
-                <w:sz w:val="20"/>
-                <w:szCs w:val="20"/>
-              </w:rPr>
-              <w:t>Float</w:t>
-            </w:r>
-            <w:proofErr w:type="spellEnd"/>
-            <w:r>
-              <w:rPr>
-                <w:sz w:val="20"/>
-                <w:szCs w:val="20"/>
-              </w:rPr>
-              <w:t xml:space="preserve"> por categoria</w:t>
+            <w:r>
+              <w:rPr>
+                <w:sz w:val="20"/>
+                <w:szCs w:val="20"/>
+              </w:rPr>
+              <w:t>IDs Float por categoria</w:t>
             </w:r>
           </w:p>
         </w:tc>
@@ -38968,23 +34269,7 @@
                 <w:sz w:val="20"/>
                 <w:szCs w:val="20"/>
               </w:rPr>
-              <w:t>Aceito pois sistema é single-</w:t>
-            </w:r>
-            <w:proofErr w:type="spellStart"/>
-            <w:r>
-              <w:rPr>
-                <w:sz w:val="20"/>
-                <w:szCs w:val="20"/>
-              </w:rPr>
-              <w:t>user</w:t>
-            </w:r>
-            <w:proofErr w:type="spellEnd"/>
-            <w:r>
-              <w:rPr>
-                <w:sz w:val="20"/>
-                <w:szCs w:val="20"/>
-              </w:rPr>
-              <w:t xml:space="preserve"> (R004)</w:t>
+              <w:t>Aceito pois sistema é single-user (R004)</w:t>
             </w:r>
           </w:p>
         </w:tc>
@@ -39224,39 +34509,7 @@
                 <w:sz w:val="20"/>
                 <w:szCs w:val="20"/>
               </w:rPr>
-              <w:t xml:space="preserve">Stack 100% Python com </w:t>
-            </w:r>
-            <w:proofErr w:type="spellStart"/>
-            <w:r>
-              <w:rPr>
-                <w:sz w:val="20"/>
-                <w:szCs w:val="20"/>
-              </w:rPr>
-              <w:t>SQLite</w:t>
-            </w:r>
-            <w:proofErr w:type="spellEnd"/>
-            <w:r>
-              <w:rPr>
-                <w:sz w:val="20"/>
-                <w:szCs w:val="20"/>
-              </w:rPr>
-              <w:t xml:space="preserve"> embutido garante execução idêntica em Windows, Linux e </w:t>
-            </w:r>
-            <w:proofErr w:type="spellStart"/>
-            <w:r>
-              <w:rPr>
-                <w:sz w:val="20"/>
-                <w:szCs w:val="20"/>
-              </w:rPr>
-              <w:t>macOS</w:t>
-            </w:r>
-            <w:proofErr w:type="spellEnd"/>
-            <w:r>
-              <w:rPr>
-                <w:sz w:val="20"/>
-                <w:szCs w:val="20"/>
-              </w:rPr>
-              <w:t xml:space="preserve"> sem configuração adicional</w:t>
+              <w:t>Stack 100% Python com SQLite embutido garante execução idêntica em Windows, Linux e macOS sem configuração adicional</w:t>
             </w:r>
           </w:p>
         </w:tc>
@@ -39318,39 +34571,7 @@
                 <w:sz w:val="20"/>
                 <w:szCs w:val="20"/>
               </w:rPr>
-              <w:t xml:space="preserve">Camada de serviços isola o acesso ao banco, impedindo SQL </w:t>
-            </w:r>
-            <w:proofErr w:type="spellStart"/>
-            <w:r>
-              <w:rPr>
-                <w:sz w:val="20"/>
-                <w:szCs w:val="20"/>
-              </w:rPr>
-              <w:t>injection</w:t>
-            </w:r>
-            <w:proofErr w:type="spellEnd"/>
-            <w:r>
-              <w:rPr>
-                <w:sz w:val="20"/>
-                <w:szCs w:val="20"/>
-              </w:rPr>
-              <w:t xml:space="preserve">; </w:t>
-            </w:r>
-            <w:proofErr w:type="spellStart"/>
-            <w:r>
-              <w:rPr>
-                <w:sz w:val="20"/>
-                <w:szCs w:val="20"/>
-              </w:rPr>
-              <w:t>Werkzeug</w:t>
-            </w:r>
-            <w:proofErr w:type="spellEnd"/>
-            <w:r>
-              <w:rPr>
-                <w:sz w:val="20"/>
-                <w:szCs w:val="20"/>
-              </w:rPr>
-              <w:t xml:space="preserve"> garante armazenamento seguro de senhas; admin padrão documentado para troca obrigatória</w:t>
+              <w:t>Camada de serviços isola o acesso ao banco, impedindo SQL injection; Werkzeug garante armazenamento seguro de senhas; admin padrão documentado para troca obrigatória</w:t>
             </w:r>
           </w:p>
         </w:tc>
@@ -39412,55 +34633,7 @@
                 <w:sz w:val="20"/>
                 <w:szCs w:val="20"/>
               </w:rPr>
-              <w:t xml:space="preserve">Uso de </w:t>
-            </w:r>
-            <w:proofErr w:type="spellStart"/>
-            <w:r>
-              <w:rPr>
-                <w:sz w:val="20"/>
-                <w:szCs w:val="20"/>
-              </w:rPr>
-              <w:t>try</w:t>
-            </w:r>
-            <w:proofErr w:type="spellEnd"/>
-            <w:r>
-              <w:rPr>
-                <w:sz w:val="20"/>
-                <w:szCs w:val="20"/>
-              </w:rPr>
-              <w:t>/</w:t>
-            </w:r>
-            <w:proofErr w:type="spellStart"/>
-            <w:r>
-              <w:rPr>
-                <w:sz w:val="20"/>
-                <w:szCs w:val="20"/>
-              </w:rPr>
-              <w:t>finally</w:t>
-            </w:r>
-            <w:proofErr w:type="spellEnd"/>
-            <w:r>
-              <w:rPr>
-                <w:sz w:val="20"/>
-                <w:szCs w:val="20"/>
-              </w:rPr>
-              <w:t xml:space="preserve"> em todas as sessões </w:t>
-            </w:r>
-            <w:proofErr w:type="spellStart"/>
-            <w:r>
-              <w:rPr>
-                <w:sz w:val="20"/>
-                <w:szCs w:val="20"/>
-              </w:rPr>
-              <w:t>SQLAlchemy</w:t>
-            </w:r>
-            <w:proofErr w:type="spellEnd"/>
-            <w:r>
-              <w:rPr>
-                <w:sz w:val="20"/>
-                <w:szCs w:val="20"/>
-              </w:rPr>
-              <w:t xml:space="preserve"> previne vazamento de conexões; validação de entradas na camada de apresentação antes de chegar aos serviços</w:t>
+              <w:t>Uso de try/finally em todas as sessões SQLAlchemy previne vazamento de conexões; validação de entradas na camada de apresentação antes de chegar aos serviços</w:t>
             </w:r>
           </w:p>
         </w:tc>
@@ -39522,44 +34695,1062 @@
                 <w:sz w:val="20"/>
                 <w:szCs w:val="20"/>
               </w:rPr>
-              <w:t xml:space="preserve">Modelos </w:t>
-            </w:r>
-            <w:proofErr w:type="spellStart"/>
-            <w:r>
-              <w:rPr>
-                <w:sz w:val="20"/>
-                <w:szCs w:val="20"/>
-              </w:rPr>
-              <w:t>SQLAlchemy</w:t>
-            </w:r>
-            <w:proofErr w:type="spellEnd"/>
-            <w:r>
-              <w:rPr>
-                <w:sz w:val="20"/>
-                <w:szCs w:val="20"/>
-              </w:rPr>
-              <w:t xml:space="preserve"> independentes do banco subjacente permitem migração para PostgreSQL; separação em serviços facilita extração para </w:t>
-            </w:r>
-            <w:proofErr w:type="spellStart"/>
-            <w:r>
-              <w:rPr>
-                <w:sz w:val="20"/>
-                <w:szCs w:val="20"/>
-              </w:rPr>
-              <w:t>microserviços</w:t>
-            </w:r>
-            <w:proofErr w:type="spellEnd"/>
-            <w:r>
-              <w:rPr>
-                <w:sz w:val="20"/>
-                <w:szCs w:val="20"/>
-              </w:rPr>
-              <w:t xml:space="preserve"> se necessário</w:t>
+              <w:t>Modelos SQLAlchemy independentes do banco subjacente permitem migração para PostgreSQL; separação em serviços facilita extração para microserviços se necessário</w:t>
             </w:r>
           </w:p>
         </w:tc>
       </w:tr>
     </w:tbl>
+    <w:p>
+      <w:pPr>
+        <w:spacing w:before="40" w:after="40"/>
+      </w:pPr>
+    </w:p>
+    <w:p>
+      <w:pPr>
+        <w:spacing w:before="400" w:after="40"/>
+      </w:pPr>
+      <w:r>
+        <w:rPr>
+          <w:b/>
+          <w:bCs/>
+        </w:rPr>
+        <w:t>PARTE IV — DOCUMENTAÇÃO DE INTERFACES DO SISTEMA</w:t>
+      </w:r>
+    </w:p>
+    <w:p>
+      <w:pPr>
+        <w:pStyle w:val="Ttulo1"/>
+      </w:pPr>
+      <w:r>
+        <w:t>24. Documentação de Interfaces do Sistema</w:t>
+      </w:r>
+    </w:p>
+    <w:p>
+      <w:pPr>
+        <w:pStyle w:val="Ttulo2"/>
+      </w:pPr>
+      <w:r>
+        <w:t>24.1 Descrição da Atividade</w:t>
+      </w:r>
+    </w:p>
+    <w:p>
+      <w:pPr>
+        <w:spacing w:before="60" w:after="60"/>
+      </w:pPr>
+      <w:r>
+        <w:t>Elaborar a documentação inicial das interfaces do sistema, contemplando:</w:t>
+      </w:r>
+    </w:p>
+    <w:p>
+      <w:pPr>
+        <w:pStyle w:val="PargrafodaLista"/>
+        <w:numPr>
+          <w:ilvl w:val="0"/>
+          <w:numId w:val="2"/>
+        </w:numPr>
+        <w:spacing w:before="40" w:after="40"/>
+      </w:pPr>
+      <w:r>
+        <w:t>Identificação das principais telas do sistema;</w:t>
+      </w:r>
+    </w:p>
+    <w:p>
+      <w:pPr>
+        <w:pStyle w:val="PargrafodaLista"/>
+        <w:numPr>
+          <w:ilvl w:val="0"/>
+          <w:numId w:val="2"/>
+        </w:numPr>
+        <w:spacing w:before="40" w:after="40"/>
+      </w:pPr>
+      <w:r>
+        <w:t>Descrição das funcionalidades associadas a cada interface;</w:t>
+      </w:r>
+    </w:p>
+    <w:p>
+      <w:pPr>
+        <w:pStyle w:val="PargrafodaLista"/>
+        <w:numPr>
+          <w:ilvl w:val="0"/>
+          <w:numId w:val="2"/>
+        </w:numPr>
+        <w:spacing w:before="40" w:after="40"/>
+      </w:pPr>
+      <w:r>
+        <w:t>Fluxo de navegação entre as telas;</w:t>
+      </w:r>
+    </w:p>
+    <w:p>
+      <w:pPr>
+        <w:pStyle w:val="PargrafodaLista"/>
+        <w:numPr>
+          <w:ilvl w:val="0"/>
+          <w:numId w:val="2"/>
+        </w:numPr>
+        <w:spacing w:before="40" w:after="40"/>
+      </w:pPr>
+      <w:r>
+        <w:t>Padrões de layout e usabilidade adotados.</w:t>
+      </w:r>
+    </w:p>
+    <w:p>
+      <w:pPr>
+        <w:spacing w:before="40" w:after="40"/>
+      </w:pPr>
+    </w:p>
+    <w:p>
+      <w:pPr>
+        <w:pStyle w:val="Ttulo2"/>
+      </w:pPr>
+      <w:r>
+        <w:t>24.2 Identificação das Principais Telas do Sistema</w:t>
+      </w:r>
+    </w:p>
+    <w:p>
+      <w:pPr>
+        <w:spacing w:before="60" w:after="60"/>
+      </w:pPr>
+      <w:r>
+        <w:t>O HARDWARE COMMERCE opera inteiramente via interface de linha de comando (CLI). As “telas” correspondem a menus interativos exibidos no terminal, cada um representando um contexto funcional distinto do sistema. As principais interfaces identificadas são:</w:t>
+      </w:r>
+    </w:p>
+    <w:p>
+      <w:pPr>
+        <w:pStyle w:val="PargrafodaLista"/>
+        <w:numPr>
+          <w:ilvl w:val="0"/>
+          <w:numId w:val="2"/>
+        </w:numPr>
+        <w:spacing w:before="40" w:after="40"/>
+      </w:pPr>
+      <w:r>
+        <w:rPr>
+          <w:b/>
+          <w:bCs/>
+        </w:rPr>
+        <w:t xml:space="preserve">T01 — Menu Principal: </w:t>
+      </w:r>
+      <w:r>
+        <w:t>ponto de entrada do sistema após a inicialização. Exibe opções de navegação para todas as funcionalidades disponíveis ao usuário ou administrador.</w:t>
+      </w:r>
+    </w:p>
+    <w:p>
+      <w:pPr>
+        <w:pStyle w:val="PargrafodaLista"/>
+        <w:numPr>
+          <w:ilvl w:val="0"/>
+          <w:numId w:val="2"/>
+        </w:numPr>
+        <w:spacing w:before="40" w:after="40"/>
+      </w:pPr>
+      <w:r>
+        <w:rPr>
+          <w:b/>
+          <w:bCs/>
+        </w:rPr>
+        <w:t xml:space="preserve">T02 — Catálogo de Produtos: </w:t>
+      </w:r>
+      <w:r>
+        <w:t>lista todos os produtos disponíveis com ID, nome, preço e estoque, organizados por categoria de hardware.</w:t>
+      </w:r>
+    </w:p>
+    <w:p>
+      <w:pPr>
+        <w:pStyle w:val="PargrafodaLista"/>
+        <w:numPr>
+          <w:ilvl w:val="0"/>
+          <w:numId w:val="2"/>
+        </w:numPr>
+        <w:spacing w:before="40" w:after="40"/>
+      </w:pPr>
+      <w:r>
+        <w:rPr>
+          <w:b/>
+          <w:bCs/>
+        </w:rPr>
+        <w:t xml:space="preserve">T03 — Carrinho de Compras: </w:t>
+      </w:r>
+      <w:r>
+        <w:t>exibe os itens adicionados pelo usuário com quantidades, preços unitários, subtotais por item e total geral. Permite adicionar e remover produtos.</w:t>
+      </w:r>
+    </w:p>
+    <w:p>
+      <w:pPr>
+        <w:pStyle w:val="PargrafodaLista"/>
+        <w:numPr>
+          <w:ilvl w:val="0"/>
+          <w:numId w:val="2"/>
+        </w:numPr>
+        <w:spacing w:before="40" w:after="40"/>
+      </w:pPr>
+      <w:r>
+        <w:rPr>
+          <w:b/>
+          <w:bCs/>
+        </w:rPr>
+        <w:t xml:space="preserve">T04 — Pagamento: </w:t>
+      </w:r>
+      <w:r>
+        <w:t>apresenta os métodos de pagamento disponíveis, aplica descontos automaticamente e, quando aplicável, exibe a tabela de parcelamento com juros calculados.</w:t>
+      </w:r>
+    </w:p>
+    <w:p>
+      <w:pPr>
+        <w:pStyle w:val="PargrafodaLista"/>
+        <w:numPr>
+          <w:ilvl w:val="0"/>
+          <w:numId w:val="2"/>
+        </w:numPr>
+        <w:spacing w:before="40" w:after="40"/>
+      </w:pPr>
+      <w:r>
+        <w:rPr>
+          <w:b/>
+          <w:bCs/>
+        </w:rPr>
+        <w:t xml:space="preserve">T05 — Cadastro e Autenticação de Usuário: </w:t>
+      </w:r>
+      <w:r>
+        <w:t>fluxo de registro de novo usuário (nome, sobrenome, e-mail, CPF e senha) e login com e-mail e senha para acesso personalizado.</w:t>
+      </w:r>
+    </w:p>
+    <w:p>
+      <w:pPr>
+        <w:pStyle w:val="PargrafodaLista"/>
+        <w:numPr>
+          <w:ilvl w:val="0"/>
+          <w:numId w:val="2"/>
+        </w:numPr>
+        <w:spacing w:before="40" w:after="40"/>
+      </w:pPr>
+      <w:r>
+        <w:rPr>
+          <w:b/>
+          <w:bCs/>
+        </w:rPr>
+        <w:t xml:space="preserve">T06 — Painel Administrativo: </w:t>
+      </w:r>
+      <w:r>
+        <w:t>interface restrita ao administrador autenticado, com opções de gestão de produtos, preços, admins, descontos e configuração de parcelamento.</w:t>
+      </w:r>
+    </w:p>
+    <w:p>
+      <w:pPr>
+        <w:pStyle w:val="PargrafodaLista"/>
+        <w:numPr>
+          <w:ilvl w:val="0"/>
+          <w:numId w:val="2"/>
+        </w:numPr>
+        <w:spacing w:before="40" w:after="40"/>
+      </w:pPr>
+      <w:r>
+        <w:rPr>
+          <w:b/>
+          <w:bCs/>
+        </w:rPr>
+        <w:t xml:space="preserve">T07 — Resumo do Pedido: </w:t>
+      </w:r>
+      <w:r>
+        <w:t>tela de confirmação exibida após o processamento do pagamento, apresentando itens comprados, método utilizado, desconto aplicado, parcelas (se houver) e valor total final.</w:t>
+      </w:r>
+    </w:p>
+    <w:p>
+      <w:pPr>
+        <w:spacing w:before="40" w:after="40"/>
+      </w:pPr>
+    </w:p>
+    <w:p>
+      <w:pPr>
+        <w:pStyle w:val="Ttulo2"/>
+      </w:pPr>
+      <w:r>
+        <w:t>24.3 Descrição das Funcionalidades por Interface</w:t>
+      </w:r>
+    </w:p>
+    <w:p>
+      <w:pPr>
+        <w:spacing w:before="60" w:after="40"/>
+      </w:pPr>
+      <w:r>
+        <w:rPr>
+          <w:b/>
+          <w:bCs/>
+        </w:rPr>
+        <w:t>T01 — Menu Principal</w:t>
+      </w:r>
+    </w:p>
+    <w:p>
+      <w:pPr>
+        <w:pStyle w:val="PargrafodaLista"/>
+        <w:numPr>
+          <w:ilvl w:val="0"/>
+          <w:numId w:val="2"/>
+        </w:numPr>
+        <w:spacing w:before="40" w:after="40"/>
+      </w:pPr>
+      <w:r>
+        <w:t>Listar produtos do catálogo (RF001);</w:t>
+      </w:r>
+    </w:p>
+    <w:p>
+      <w:pPr>
+        <w:pStyle w:val="PargrafodaLista"/>
+        <w:numPr>
+          <w:ilvl w:val="0"/>
+          <w:numId w:val="2"/>
+        </w:numPr>
+        <w:spacing w:before="40" w:after="40"/>
+      </w:pPr>
+      <w:r>
+        <w:t>Acessar o carrinho de compras (RF003);</w:t>
+      </w:r>
+    </w:p>
+    <w:p>
+      <w:pPr>
+        <w:pStyle w:val="PargrafodaLista"/>
+        <w:numPr>
+          <w:ilvl w:val="0"/>
+          <w:numId w:val="2"/>
+        </w:numPr>
+        <w:spacing w:before="40" w:after="40"/>
+      </w:pPr>
+      <w:r>
+        <w:t>Realizar login ou cadastro de usuário (RF006, RF007);</w:t>
+      </w:r>
+    </w:p>
+    <w:p>
+      <w:pPr>
+        <w:pStyle w:val="PargrafodaLista"/>
+        <w:numPr>
+          <w:ilvl w:val="0"/>
+          <w:numId w:val="2"/>
+        </w:numPr>
+        <w:spacing w:before="40" w:after="40"/>
+      </w:pPr>
+      <w:r>
+        <w:t>Acessar o painel administrativo mediante autenticação (RF009);</w:t>
+      </w:r>
+    </w:p>
+    <w:p>
+      <w:pPr>
+        <w:pStyle w:val="PargrafodaLista"/>
+        <w:numPr>
+          <w:ilvl w:val="0"/>
+          <w:numId w:val="2"/>
+        </w:numPr>
+        <w:spacing w:before="40" w:after="40"/>
+      </w:pPr>
+      <w:r>
+        <w:t>Encerrar a aplicação.</w:t>
+      </w:r>
+    </w:p>
+    <w:p>
+      <w:pPr>
+        <w:spacing w:before="60" w:after="40"/>
+      </w:pPr>
+      <w:r>
+        <w:rPr>
+          <w:b/>
+          <w:bCs/>
+        </w:rPr>
+        <w:t>T02 — Catálogo de Produtos</w:t>
+      </w:r>
+    </w:p>
+    <w:p>
+      <w:pPr>
+        <w:pStyle w:val="PargrafodaLista"/>
+        <w:numPr>
+          <w:ilvl w:val="0"/>
+          <w:numId w:val="2"/>
+        </w:numPr>
+        <w:spacing w:before="40" w:after="40"/>
+      </w:pPr>
+      <w:r>
+        <w:t>Exibir listagem completa de produtos com ID, nome, preço (R$) e quantidade em estoque (RF001);</w:t>
+      </w:r>
+    </w:p>
+    <w:p>
+      <w:pPr>
+        <w:pStyle w:val="PargrafodaLista"/>
+        <w:numPr>
+          <w:ilvl w:val="0"/>
+          <w:numId w:val="2"/>
+        </w:numPr>
+        <w:spacing w:before="40" w:after="40"/>
+      </w:pPr>
+      <w:r>
+        <w:t>Adicionar produto ao carrinho informando ID e quantidade desejada (RF002);</w:t>
+      </w:r>
+    </w:p>
+    <w:p>
+      <w:pPr>
+        <w:pStyle w:val="PargrafodaLista"/>
+        <w:numPr>
+          <w:ilvl w:val="0"/>
+          <w:numId w:val="2"/>
+        </w:numPr>
+        <w:spacing w:before="40" w:after="40"/>
+      </w:pPr>
+      <w:r>
+        <w:t>Retornar ao menu principal.</w:t>
+      </w:r>
+    </w:p>
+    <w:p>
+      <w:pPr>
+        <w:spacing w:before="60" w:after="40"/>
+      </w:pPr>
+      <w:r>
+        <w:rPr>
+          <w:b/>
+          <w:bCs/>
+        </w:rPr>
+        <w:t>T03 — Carrinho de Compras</w:t>
+      </w:r>
+    </w:p>
+    <w:p>
+      <w:pPr>
+        <w:pStyle w:val="PargrafodaLista"/>
+        <w:numPr>
+          <w:ilvl w:val="0"/>
+          <w:numId w:val="2"/>
+        </w:numPr>
+        <w:spacing w:before="40" w:after="40"/>
+      </w:pPr>
+      <w:r>
+        <w:t>Visualizar itens do carrinho com subtotais e total geral (RF003);</w:t>
+      </w:r>
+    </w:p>
+    <w:p>
+      <w:pPr>
+        <w:pStyle w:val="PargrafodaLista"/>
+        <w:numPr>
+          <w:ilvl w:val="0"/>
+          <w:numId w:val="2"/>
+        </w:numPr>
+        <w:spacing w:before="40" w:after="40"/>
+      </w:pPr>
+      <w:r>
+        <w:t>Remover item parcial ou totalmente com restauração automática de estoque (RF004);</w:t>
+      </w:r>
+    </w:p>
+    <w:p>
+      <w:pPr>
+        <w:pStyle w:val="PargrafodaLista"/>
+        <w:numPr>
+          <w:ilvl w:val="0"/>
+          <w:numId w:val="2"/>
+        </w:numPr>
+        <w:spacing w:before="40" w:after="40"/>
+      </w:pPr>
+      <w:r>
+        <w:t>Avançar para a tela de pagamento (RF005);</w:t>
+      </w:r>
+    </w:p>
+    <w:p>
+      <w:pPr>
+        <w:pStyle w:val="PargrafodaLista"/>
+        <w:numPr>
+          <w:ilvl w:val="0"/>
+          <w:numId w:val="2"/>
+        </w:numPr>
+        <w:spacing w:before="40" w:after="40"/>
+      </w:pPr>
+      <w:r>
+        <w:t>Salvar carrinho no banco de dados para usuários autenticados (RF008).</w:t>
+      </w:r>
+    </w:p>
+    <w:p>
+      <w:pPr>
+        <w:spacing w:before="60" w:after="40"/>
+      </w:pPr>
+      <w:r>
+        <w:rPr>
+          <w:b/>
+          <w:bCs/>
+        </w:rPr>
+        <w:t>T04 — Pagamento</w:t>
+      </w:r>
+    </w:p>
+    <w:p>
+      <w:pPr>
+        <w:pStyle w:val="PargrafodaLista"/>
+        <w:numPr>
+          <w:ilvl w:val="0"/>
+          <w:numId w:val="2"/>
+        </w:numPr>
+        <w:spacing w:before="40" w:after="40"/>
+      </w:pPr>
+      <w:r>
+        <w:t>Selecionar método de pagamento entre Cartão de Crédito, Débito, Parcelado, Boleto e Pix (RF005);</w:t>
+      </w:r>
+    </w:p>
+    <w:p>
+      <w:pPr>
+        <w:pStyle w:val="PargrafodaLista"/>
+        <w:numPr>
+          <w:ilvl w:val="0"/>
+          <w:numId w:val="2"/>
+        </w:numPr>
+        <w:spacing w:before="40" w:after="40"/>
+      </w:pPr>
+      <w:r>
+        <w:t>Visualizar desconto automático aplicado conforme o método escolhido (RF005, RF014);</w:t>
+      </w:r>
+    </w:p>
+    <w:p>
+      <w:pPr>
+        <w:pStyle w:val="PargrafodaLista"/>
+        <w:numPr>
+          <w:ilvl w:val="0"/>
+          <w:numId w:val="2"/>
+        </w:numPr>
+        <w:spacing w:before="40" w:after="40"/>
+      </w:pPr>
+      <w:r>
+        <w:t>Consultar tabela de parcelamento com valores por parcela e total com juros (RF005, RF015);</w:t>
+      </w:r>
+    </w:p>
+    <w:p>
+      <w:pPr>
+        <w:pStyle w:val="PargrafodaLista"/>
+        <w:numPr>
+          <w:ilvl w:val="0"/>
+          <w:numId w:val="2"/>
+        </w:numPr>
+        <w:spacing w:before="40" w:after="40"/>
+      </w:pPr>
+      <w:r>
+        <w:t>Confirmar pagamento e gerar resumo do pedido (T07).</w:t>
+      </w:r>
+    </w:p>
+    <w:p>
+      <w:pPr>
+        <w:spacing w:before="60" w:after="40"/>
+      </w:pPr>
+      <w:r>
+        <w:rPr>
+          <w:b/>
+          <w:bCs/>
+        </w:rPr>
+        <w:t>T05 — Cadastro e Autenticação de Usuário</w:t>
+      </w:r>
+    </w:p>
+    <w:p>
+      <w:pPr>
+        <w:pStyle w:val="PargrafodaLista"/>
+        <w:numPr>
+          <w:ilvl w:val="0"/>
+          <w:numId w:val="2"/>
+        </w:numPr>
+        <w:spacing w:before="40" w:after="40"/>
+      </w:pPr>
+      <w:r>
+        <w:t>Registrar novo usuário com validação de CPF, e-mail único e hash de senha (RF006);</w:t>
+      </w:r>
+    </w:p>
+    <w:p>
+      <w:pPr>
+        <w:pStyle w:val="PargrafodaLista"/>
+        <w:numPr>
+          <w:ilvl w:val="0"/>
+          <w:numId w:val="2"/>
+        </w:numPr>
+        <w:spacing w:before="40" w:after="40"/>
+      </w:pPr>
+      <w:r>
+        <w:t>Autenticar usuário existente com e-mail e senha (RF007);</w:t>
+      </w:r>
+    </w:p>
+    <w:p>
+      <w:pPr>
+        <w:pStyle w:val="PargrafodaLista"/>
+        <w:numPr>
+          <w:ilvl w:val="0"/>
+          <w:numId w:val="2"/>
+        </w:numPr>
+        <w:spacing w:before="40" w:after="40"/>
+      </w:pPr>
+      <w:r>
+        <w:t>Recuperar automaticamente o carrinho persistido ao fazer login (RF008).</w:t>
+      </w:r>
+    </w:p>
+    <w:p>
+      <w:pPr>
+        <w:spacing w:before="60" w:after="40"/>
+      </w:pPr>
+      <w:r>
+        <w:rPr>
+          <w:b/>
+          <w:bCs/>
+        </w:rPr>
+        <w:t>T06 — Painel Administrativo</w:t>
+      </w:r>
+    </w:p>
+    <w:p>
+      <w:pPr>
+        <w:pStyle w:val="PargrafodaLista"/>
+        <w:numPr>
+          <w:ilvl w:val="0"/>
+          <w:numId w:val="2"/>
+        </w:numPr>
+        <w:spacing w:before="40" w:after="40"/>
+      </w:pPr>
+      <w:r>
+        <w:t>Cadastrar novo produto informando categoria, nome, preço e estoque (RF010);</w:t>
+      </w:r>
+    </w:p>
+    <w:p>
+      <w:pPr>
+        <w:pStyle w:val="PargrafodaLista"/>
+        <w:numPr>
+          <w:ilvl w:val="0"/>
+          <w:numId w:val="2"/>
+        </w:numPr>
+        <w:spacing w:before="40" w:after="40"/>
+      </w:pPr>
+      <w:r>
+        <w:t>Remover produto do catálogo pelo ID (RF011);</w:t>
+      </w:r>
+    </w:p>
+    <w:p>
+      <w:pPr>
+        <w:pStyle w:val="PargrafodaLista"/>
+        <w:numPr>
+          <w:ilvl w:val="0"/>
+          <w:numId w:val="2"/>
+        </w:numPr>
+        <w:spacing w:before="40" w:after="40"/>
+      </w:pPr>
+      <w:r>
+        <w:t>Alterar preço de produto existente (RF012);</w:t>
+      </w:r>
+    </w:p>
+    <w:p>
+      <w:pPr>
+        <w:pStyle w:val="PargrafodaLista"/>
+        <w:numPr>
+          <w:ilvl w:val="0"/>
+          <w:numId w:val="2"/>
+        </w:numPr>
+        <w:spacing w:before="40" w:after="40"/>
+      </w:pPr>
+      <w:r>
+        <w:t>Criar novo administrador e listar admins existentes (RF013);</w:t>
+      </w:r>
+    </w:p>
+    <w:p>
+      <w:pPr>
+        <w:pStyle w:val="PargrafodaLista"/>
+        <w:numPr>
+          <w:ilvl w:val="0"/>
+          <w:numId w:val="2"/>
+        </w:numPr>
+        <w:spacing w:before="40" w:after="40"/>
+      </w:pPr>
+      <w:r>
+        <w:t>Configurar percentuais de desconto por método de pagamento (RF014);</w:t>
+      </w:r>
+    </w:p>
+    <w:p>
+      <w:pPr>
+        <w:pStyle w:val="PargrafodaLista"/>
+        <w:numPr>
+          <w:ilvl w:val="0"/>
+          <w:numId w:val="2"/>
+        </w:numPr>
+        <w:spacing w:before="40" w:after="40"/>
+      </w:pPr>
+      <w:r>
+        <w:t>Configurar parâmetros de parcelamento: máximo de parcelas, parcelas sem juros, tipo de taxa e taxa mensal (RF015).</w:t>
+      </w:r>
+    </w:p>
+    <w:p>
+      <w:pPr>
+        <w:spacing w:before="60" w:after="40"/>
+      </w:pPr>
+      <w:r>
+        <w:rPr>
+          <w:b/>
+          <w:bCs/>
+        </w:rPr>
+        <w:t>T07 — Resumo do Pedido</w:t>
+      </w:r>
+    </w:p>
+    <w:p>
+      <w:pPr>
+        <w:pStyle w:val="PargrafodaLista"/>
+        <w:numPr>
+          <w:ilvl w:val="0"/>
+          <w:numId w:val="2"/>
+        </w:numPr>
+        <w:spacing w:before="40" w:after="40"/>
+      </w:pPr>
+      <w:r>
+        <w:t>Exibir lista de itens comprados com quantidades e preços;</w:t>
+      </w:r>
+    </w:p>
+    <w:p>
+      <w:pPr>
+        <w:pStyle w:val="PargrafodaLista"/>
+        <w:numPr>
+          <w:ilvl w:val="0"/>
+          <w:numId w:val="2"/>
+        </w:numPr>
+        <w:spacing w:before="40" w:after="40"/>
+      </w:pPr>
+      <w:r>
+        <w:t>Confirmar método de pagamento utilizado e desconto aplicado;</w:t>
+      </w:r>
+    </w:p>
+    <w:p>
+      <w:pPr>
+        <w:pStyle w:val="PargrafodaLista"/>
+        <w:numPr>
+          <w:ilvl w:val="0"/>
+          <w:numId w:val="2"/>
+        </w:numPr>
+        <w:spacing w:before="40" w:after="40"/>
+      </w:pPr>
+      <w:r>
+        <w:t>Apresentar detalhamento de parcelas quando aplicável;</w:t>
+      </w:r>
+    </w:p>
+    <w:p>
+      <w:pPr>
+        <w:pStyle w:val="PargrafodaLista"/>
+        <w:numPr>
+          <w:ilvl w:val="0"/>
+          <w:numId w:val="2"/>
+        </w:numPr>
+        <w:spacing w:before="40" w:after="40"/>
+      </w:pPr>
+      <w:r>
+        <w:t>Exibir valor total final da compra e confirmar esvaziamento automático do carrinho.</w:t>
+      </w:r>
+    </w:p>
+    <w:p>
+      <w:pPr>
+        <w:spacing w:before="40" w:after="40"/>
+      </w:pPr>
+    </w:p>
+    <w:p>
+      <w:pPr>
+        <w:pStyle w:val="Ttulo2"/>
+      </w:pPr>
+      <w:r>
+        <w:t>24.4 Fluxo de Navegação entre as Telas</w:t>
+      </w:r>
+    </w:p>
+    <w:p>
+      <w:pPr>
+        <w:spacing w:before="60" w:after="60"/>
+      </w:pPr>
+      <w:r>
+        <w:t>O fluxo de navegação segue uma estrutura hierárquica centrada no Menu Principal (T01), a partir do qual todas as demais interfaces são acessadas. O usuário navega por menus numéricos e retorna ao nível anterior após concluir cada ação.</w:t>
+      </w:r>
+    </w:p>
+    <w:p>
+      <w:pPr>
+        <w:pStyle w:val="PargrafodaLista"/>
+        <w:numPr>
+          <w:ilvl w:val="0"/>
+          <w:numId w:val="2"/>
+        </w:numPr>
+        <w:spacing w:before="40" w:after="40"/>
+      </w:pPr>
+      <w:r>
+        <w:rPr>
+          <w:b/>
+          <w:bCs/>
+        </w:rPr>
+        <w:t xml:space="preserve">Inicialização → T01 (Menu Principal): </w:t>
+      </w:r>
+      <w:r>
+        <w:t>o sistema inicializa o banco de dados, carrega configurações JSON e apresenta o menu principal.</w:t>
+      </w:r>
+    </w:p>
+    <w:p>
+      <w:pPr>
+        <w:pStyle w:val="PargrafodaLista"/>
+        <w:numPr>
+          <w:ilvl w:val="0"/>
+          <w:numId w:val="2"/>
+        </w:numPr>
+        <w:spacing w:before="40" w:after="40"/>
+      </w:pPr>
+      <w:r>
+        <w:rPr>
+          <w:b/>
+          <w:bCs/>
+        </w:rPr>
+        <w:t xml:space="preserve">T01 → T02 (Catálogo): </w:t>
+      </w:r>
+      <w:r>
+        <w:t>usuário seleciona a opção de listar produtos; após visualizar o catálogo, pode adicionar itens ao carrinho ou retornar ao T01.</w:t>
+      </w:r>
+    </w:p>
+    <w:p>
+      <w:pPr>
+        <w:pStyle w:val="PargrafodaLista"/>
+        <w:numPr>
+          <w:ilvl w:val="0"/>
+          <w:numId w:val="2"/>
+        </w:numPr>
+        <w:spacing w:before="40" w:after="40"/>
+      </w:pPr>
+      <w:r>
+        <w:rPr>
+          <w:b/>
+          <w:bCs/>
+        </w:rPr>
+        <w:t xml:space="preserve">T01 → T03 (Carrinho): </w:t>
+      </w:r>
+      <w:r>
+        <w:t>usuário acessa o carrinho; pode remover itens, avançar para T04 (Pagamento) ou retornar ao T01.</w:t>
+      </w:r>
+    </w:p>
+    <w:p>
+      <w:pPr>
+        <w:pStyle w:val="PargrafodaLista"/>
+        <w:numPr>
+          <w:ilvl w:val="0"/>
+          <w:numId w:val="2"/>
+        </w:numPr>
+        <w:spacing w:before="40" w:after="40"/>
+      </w:pPr>
+      <w:r>
+        <w:rPr>
+          <w:b/>
+          <w:bCs/>
+        </w:rPr>
+        <w:t xml:space="preserve">T03 → T04 (Pagamento): </w:t>
+      </w:r>
+      <w:r>
+        <w:t>ao optar por finalizar a compra, o usuário seleciona o método de pagamento; após confirmar, o sistema exibe T07 e esvazia o carrinho.</w:t>
+      </w:r>
+    </w:p>
+    <w:p>
+      <w:pPr>
+        <w:pStyle w:val="PargrafodaLista"/>
+        <w:numPr>
+          <w:ilvl w:val="0"/>
+          <w:numId w:val="2"/>
+        </w:numPr>
+        <w:spacing w:before="40" w:after="40"/>
+      </w:pPr>
+      <w:r>
+        <w:rPr>
+          <w:b/>
+          <w:bCs/>
+        </w:rPr>
+        <w:t xml:space="preserve">T04 → T07 (Resumo do Pedido): </w:t>
+      </w:r>
+      <w:r>
+        <w:t>após o processamento bem-sucedido do pagamento, o sistema exibe o resumo completo do pedido e retorna ao T01.</w:t>
+      </w:r>
+    </w:p>
+    <w:p>
+      <w:pPr>
+        <w:pStyle w:val="PargrafodaLista"/>
+        <w:numPr>
+          <w:ilvl w:val="0"/>
+          <w:numId w:val="2"/>
+        </w:numPr>
+        <w:spacing w:before="40" w:after="40"/>
+      </w:pPr>
+      <w:r>
+        <w:rPr>
+          <w:b/>
+          <w:bCs/>
+        </w:rPr>
+        <w:t xml:space="preserve">T01 → T05 (Usuário): </w:t>
+      </w:r>
+      <w:r>
+        <w:t>usuário acessa a área de login ou cadastro; após autenticação, o carrinho persistido é carregado automaticamente e retorna ao T01 com sessão ativa.</w:t>
+      </w:r>
+    </w:p>
+    <w:p>
+      <w:pPr>
+        <w:pStyle w:val="PargrafodaLista"/>
+        <w:numPr>
+          <w:ilvl w:val="0"/>
+          <w:numId w:val="2"/>
+        </w:numPr>
+        <w:spacing w:before="40" w:after="40"/>
+      </w:pPr>
+      <w:r>
+        <w:rPr>
+          <w:b/>
+          <w:bCs/>
+        </w:rPr>
+        <w:t xml:space="preserve">T01 → T06 (Painel Admin): </w:t>
+      </w:r>
+      <w:r>
+        <w:t>acesso restrito mediante autenticação de administrador; as operações administrativas são executadas e o sistema retorna ao T01 após cada ação ou logout.</w:t>
+      </w:r>
+    </w:p>
+    <w:p>
+      <w:pPr>
+        <w:spacing w:before="40" w:after="40"/>
+      </w:pPr>
+    </w:p>
+    <w:p>
+      <w:pPr>
+        <w:pStyle w:val="Ttulo2"/>
+      </w:pPr>
+      <w:r>
+        <w:t>24.5 Padrões de Layout e Usabilidade Adotados</w:t>
+      </w:r>
+    </w:p>
+    <w:p>
+      <w:pPr>
+        <w:spacing w:before="60" w:after="60"/>
+      </w:pPr>
+      <w:r>
+        <w:t>Por se tratar de uma aplicação CLI, os padrões de layout e usabilidade referem-se à organização visual das saídas no terminal e às convenções de interação adotadas em todas as interfaces do sistema:</w:t>
+      </w:r>
+    </w:p>
+    <w:p>
+      <w:pPr>
+        <w:pStyle w:val="PargrafodaLista"/>
+        <w:numPr>
+          <w:ilvl w:val="0"/>
+          <w:numId w:val="2"/>
+        </w:numPr>
+        <w:spacing w:before="40" w:after="40"/>
+      </w:pPr>
+      <w:r>
+        <w:rPr>
+          <w:b/>
+          <w:bCs/>
+        </w:rPr>
+        <w:t xml:space="preserve">Navegação por menus numéricos: </w:t>
+      </w:r>
+      <w:r>
+        <w:t>todas as telas apresentam opções numeradas sequencialmente, permitindo que o usuário selecione ações digitando apenas o número correspondente, reduzindo a chance de erros de entrada.</w:t>
+      </w:r>
+    </w:p>
+    <w:p>
+      <w:pPr>
+        <w:pStyle w:val="PargrafodaLista"/>
+        <w:numPr>
+          <w:ilvl w:val="0"/>
+          <w:numId w:val="2"/>
+        </w:numPr>
+        <w:spacing w:before="40" w:after="40"/>
+      </w:pPr>
+      <w:r>
+        <w:rPr>
+          <w:b/>
+          <w:bCs/>
+        </w:rPr>
+        <w:t xml:space="preserve">Validação de entradas antes do processamento: </w:t>
+      </w:r>
+      <w:r>
+        <w:t>todas as entradas do usuário são verificadas pelas funções safe_int_input e safe_float_input antes de qualquer operação, exibindo mensagens de erro descritivas em caso de valor inválido e solicitando nova entrada sem encerrar o fluxo.</w:t>
+      </w:r>
+    </w:p>
+    <w:p>
+      <w:pPr>
+        <w:pStyle w:val="PargrafodaLista"/>
+        <w:numPr>
+          <w:ilvl w:val="0"/>
+          <w:numId w:val="2"/>
+        </w:numPr>
+        <w:spacing w:before="40" w:after="40"/>
+      </w:pPr>
+      <w:r>
+        <w:rPr>
+          <w:b/>
+          <w:bCs/>
+        </w:rPr>
+        <w:t xml:space="preserve">Feedback imediato ao usuário: </w:t>
+      </w:r>
+      <w:r>
+        <w:t>cada ação concluída (adição ao carrinho, remoção, pagamento, cadastro) retorna uma mensagem de confirmação ou erro diretamente no terminal, sem ambiguidade sobre o resultado da operação.</w:t>
+      </w:r>
+    </w:p>
+    <w:p>
+      <w:pPr>
+        <w:pStyle w:val="PargrafodaLista"/>
+        <w:numPr>
+          <w:ilvl w:val="0"/>
+          <w:numId w:val="2"/>
+        </w:numPr>
+        <w:spacing w:before="40" w:after="40"/>
+      </w:pPr>
+      <w:r>
+        <w:rPr>
+          <w:b/>
+          <w:bCs/>
+        </w:rPr>
+        <w:t xml:space="preserve">Formatação tabular das listagens: </w:t>
+      </w:r>
+      <w:r>
+        <w:t>produtos, itens do carrinho, tabelas de parcelamento e listas de admins são exibidos em formato tabular com colunas alinhadas, facilitando a leitura e comparação de dados no terminal.</w:t>
+      </w:r>
+    </w:p>
+    <w:p>
+      <w:pPr>
+        <w:pStyle w:val="PargrafodaLista"/>
+        <w:numPr>
+          <w:ilvl w:val="0"/>
+          <w:numId w:val="2"/>
+        </w:numPr>
+        <w:spacing w:before="40" w:after="40"/>
+      </w:pPr>
+      <w:r>
+        <w:rPr>
+          <w:b/>
+          <w:bCs/>
+        </w:rPr>
+        <w:t xml:space="preserve">Hierarquia de acesso clara: </w:t>
+      </w:r>
+      <w:r>
+        <w:t>o sistema diferencia visivelmente as interfaces de usuário comum (cliente anônimo e cadastrado) das interfaces administrativas, exigindo autenticação explícita antes de exibir opções restritas, evitando exposição acidental de funções sensíveis.</w:t>
+      </w:r>
+    </w:p>
+    <w:p>
+      <w:pPr>
+        <w:pStyle w:val="PargrafodaLista"/>
+        <w:numPr>
+          <w:ilvl w:val="0"/>
+          <w:numId w:val="2"/>
+        </w:numPr>
+        <w:spacing w:before="40" w:after="40"/>
+      </w:pPr>
+      <w:r>
+        <w:rPr>
+          <w:b/>
+          <w:bCs/>
+        </w:rPr>
+        <w:t xml:space="preserve">Consistência de formatação monetária: </w:t>
+      </w:r>
+      <w:r>
+        <w:t>todos os valores financeiros são exibidos no formato R$ X.XXX,XX em todas as telas do sistema, garantindo padronização e legibilidade.</w:t>
+      </w:r>
+    </w:p>
+    <w:p>
+      <w:pPr>
+        <w:pStyle w:val="PargrafodaLista"/>
+        <w:numPr>
+          <w:ilvl w:val="0"/>
+          <w:numId w:val="2"/>
+        </w:numPr>
+        <w:spacing w:before="40" w:after="40"/>
+      </w:pPr>
+      <w:r>
+        <w:rPr>
+          <w:b/>
+          <w:bCs/>
+        </w:rPr>
+        <w:t xml:space="preserve">Compatibilidade multiplataforma: </w:t>
+      </w:r>
+      <w:r>
+        <w:t>a interface CLI opera de forma idêntica em Windows, Linux e macOS, sem dependência de caracteres gráficos ou códigos de cor ANSI que pudessem comprometer a renderização em diferentes terminais.</w:t>
+      </w:r>
+    </w:p>
     <w:p>
       <w:pPr>
         <w:spacing w:before="40" w:after="40"/>
